--- a/lab_docs/Lab04_IIRFilters.docx
+++ b/lab_docs/Lab04_IIRFilters.docx
@@ -1,6 +1,6 @@
 
 <file path=word/document.xml><?xml version="1.0" encoding="utf-8"?>
-<w:document xmlns:wpc="http://schemas.microsoft.com/office/word/2010/wordprocessingCanvas" xmlns:cx="http://schemas.microsoft.com/office/drawing/2014/chartex" xmlns:cx1="http://schemas.microsoft.com/office/drawing/2015/9/8/chartex" xmlns:cx2="http://schemas.microsoft.com/office/drawing/2015/10/21/chartex" xmlns:cx3="http://schemas.microsoft.com/office/drawing/2016/5/9/chartex" xmlns:cx4="http://schemas.microsoft.com/office/drawing/2016/5/10/chartex" xmlns:cx5="http://schemas.microsoft.com/office/drawing/2016/5/11/chartex" xmlns:cx6="http://schemas.microsoft.com/office/drawing/2016/5/12/chartex" xmlns:cx7="http://schemas.microsoft.com/office/drawing/2016/5/13/chartex" xmlns:cx8="http://schemas.microsoft.com/office/drawing/2016/5/14/chartex" xmlns:mc="http://schemas.openxmlformats.org/markup-compatibility/2006" xmlns:aink="http://schemas.microsoft.com/office/drawing/2016/ink" xmlns:am3d="http://schemas.microsoft.com/office/drawing/2017/model3d" xmlns:o="urn:schemas-microsoft-com:office:office" xmlns:oel="http://schemas.microsoft.com/office/2019/extlst" xmlns:r="http://schemas.openxmlformats.org/officeDocument/2006/relationships" xmlns:m="http://schemas.openxmlformats.org/officeDocument/2006/math" xmlns:v="urn:schemas-microsoft-com:vml" xmlns:wp14="http://schemas.microsoft.com/office/word/2010/wordprocessingDrawing" xmlns:wp="http://schemas.openxmlformats.org/drawingml/2006/wordprocessingDrawing" xmlns:w10="urn:schemas-microsoft-com:office:word" xmlns:w="http://schemas.openxmlformats.org/wordprocessingml/2006/main" xmlns:w14="http://schemas.microsoft.com/office/word/2010/wordml" xmlns:w15="http://schemas.microsoft.com/office/word/2012/wordml" xmlns:w16cex="http://schemas.microsoft.com/office/word/2018/wordml/cex" xmlns:w16cid="http://schemas.microsoft.com/office/word/2016/wordml/cid" xmlns:w16="http://schemas.microsoft.com/office/word/2018/wordml" xmlns:w16du="http://schemas.microsoft.com/office/word/2023/wordml/word16du" xmlns:w16sdtdh="http://schemas.microsoft.com/office/word/2020/wordml/sdtdatahash" xmlns:w16se="http://schemas.microsoft.com/office/word/2015/wordml/symex" xmlns:wpg="http://schemas.microsoft.com/office/word/2010/wordprocessingGroup" xmlns:wpi="http://schemas.microsoft.com/office/word/2010/wordprocessingInk" xmlns:wne="http://schemas.microsoft.com/office/word/2006/wordml" xmlns:wps="http://schemas.microsoft.com/office/word/2010/wordprocessingShape" mc:Ignorable="w14 w15 w16se w16cid w16 w16cex w16sdtdh wp14">
+<w:document xmlns:wpc="http://schemas.microsoft.com/office/word/2010/wordprocessingCanvas" xmlns:cx="http://schemas.microsoft.com/office/drawing/2014/chartex" xmlns:cx1="http://schemas.microsoft.com/office/drawing/2015/9/8/chartex" xmlns:cx2="http://schemas.microsoft.com/office/drawing/2015/10/21/chartex" xmlns:cx3="http://schemas.microsoft.com/office/drawing/2016/5/9/chartex" xmlns:cx4="http://schemas.microsoft.com/office/drawing/2016/5/10/chartex" xmlns:cx5="http://schemas.microsoft.com/office/drawing/2016/5/11/chartex" xmlns:cx6="http://schemas.microsoft.com/office/drawing/2016/5/12/chartex" xmlns:cx7="http://schemas.microsoft.com/office/drawing/2016/5/13/chartex" xmlns:cx8="http://schemas.microsoft.com/office/drawing/2016/5/14/chartex" xmlns:mc="http://schemas.openxmlformats.org/markup-compatibility/2006" xmlns:aink="http://schemas.microsoft.com/office/drawing/2016/ink" xmlns:am3d="http://schemas.microsoft.com/office/drawing/2017/model3d" xmlns:o="urn:schemas-microsoft-com:office:office" xmlns:oel="http://schemas.microsoft.com/office/2019/extlst" xmlns:r="http://schemas.openxmlformats.org/officeDocument/2006/relationships" xmlns:m="http://schemas.openxmlformats.org/officeDocument/2006/math" xmlns:v="urn:schemas-microsoft-com:vml" xmlns:wp14="http://schemas.microsoft.com/office/word/2010/wordprocessingDrawing" xmlns:wp="http://schemas.openxmlformats.org/drawingml/2006/wordprocessingDrawing" xmlns:w10="urn:schemas-microsoft-com:office:word" xmlns:w="http://schemas.openxmlformats.org/wordprocessingml/2006/main" xmlns:w14="http://schemas.microsoft.com/office/word/2010/wordml" xmlns:w15="http://schemas.microsoft.com/office/word/2012/wordml" xmlns:w16cex="http://schemas.microsoft.com/office/word/2018/wordml/cex" xmlns:w16cid="http://schemas.microsoft.com/office/word/2016/wordml/cid" xmlns:w16="http://schemas.microsoft.com/office/word/2018/wordml" xmlns:w16du="http://schemas.microsoft.com/office/word/2023/wordml/word16du" xmlns:w16sdtdh="http://schemas.microsoft.com/office/word/2020/wordml/sdtdatahash" xmlns:w16sdtfl="http://schemas.microsoft.com/office/word/2024/wordml/sdtformatlock" xmlns:w16se="http://schemas.microsoft.com/office/word/2015/wordml/symex" xmlns:wpg="http://schemas.microsoft.com/office/word/2010/wordprocessingGroup" xmlns:wpi="http://schemas.microsoft.com/office/word/2010/wordprocessingInk" xmlns:wne="http://schemas.microsoft.com/office/word/2006/wordml" xmlns:wps="http://schemas.microsoft.com/office/word/2010/wordprocessingShape" mc:Ignorable="w14 w15 w16se w16cid w16 w16cex w16sdtdh w16sdtfl w16du wp14">
   <w:body>
     <w:p>
       <w:pPr>
@@ -1627,10 +1627,10 @@
             <v:path o:extrusionok="f" gradientshapeok="t" o:connecttype="rect"/>
             <o:lock v:ext="edit" aspectratio="t"/>
           </v:shapetype>
-          <v:shape id="_x0000_i1025" type="#_x0000_t75" style="width:176pt;height:34pt" o:ole="">
+          <v:shape id="_x0000_i1025" type="#_x0000_t75" style="width:176.25pt;height:33.75pt" o:ole="">
             <v:imagedata r:id="rId16" o:title=""/>
           </v:shape>
-          <o:OLEObject Type="Embed" ProgID="Equation.3" ShapeID="_x0000_i1025" DrawAspect="Content" ObjectID="_1745232456" r:id="rId17"/>
+          <o:OLEObject Type="Embed" ProgID="Equation.3" ShapeID="_x0000_i1025" DrawAspect="Content" ObjectID="_1819627743" r:id="rId17"/>
         </w:object>
       </w:r>
       <w:r>
@@ -1730,10 +1730,10 @@
           <w:position w:val="-28"/>
         </w:rPr>
         <w:object w:dxaOrig="2020" w:dyaOrig="680" w14:anchorId="66838869">
-          <v:shape id="_x0000_i1026" type="#_x0000_t75" style="width:101.5pt;height:34pt" o:ole="">
+          <v:shape id="_x0000_i1026" type="#_x0000_t75" style="width:101.25pt;height:33.75pt" o:ole="">
             <v:imagedata r:id="rId18" o:title=""/>
           </v:shape>
-          <o:OLEObject Type="Embed" ProgID="Equation.3" ShapeID="_x0000_i1026" DrawAspect="Content" ObjectID="_1745232457" r:id="rId19"/>
+          <o:OLEObject Type="Embed" ProgID="Equation.3" ShapeID="_x0000_i1026" DrawAspect="Content" ObjectID="_1819627744" r:id="rId19"/>
         </w:object>
       </w:r>
       <w:r>
@@ -1758,7 +1758,15 @@
     </w:p>
     <w:p>
       <w:r>
-        <w:t xml:space="preserve">It is apparent that FIR filters are a subset of IIR filters (in which all of </w:t>
+        <w:t xml:space="preserve">It is apparent that FIR filters are a subset of IIR filters (in which </w:t>
+      </w:r>
+      <w:proofErr w:type="gramStart"/>
+      <w:r>
+        <w:t>all of</w:t>
+      </w:r>
+      <w:proofErr w:type="gramEnd"/>
+      <w:r>
+        <w:t xml:space="preserve"> </w:t>
       </w:r>
       <w:proofErr w:type="gramStart"/>
       <w:r>
@@ -1841,7 +1849,13 @@
         <w:t>,</w:t>
       </w:r>
       <w:r>
-        <w:t xml:space="preserve"> we will use a second-order, type 1 Chebyshev, low pass filter with 2 dB of passband ripple and a cutoff frequency of 1500 Hz (9425 rad/s). We will use a sampling frequency of 8 kHz.</w:t>
+        <w:t xml:space="preserve"> we will use a second-order, type 1 Chebyshev, low pass filter with 2 dB of passband ripple and a cutoff frequency of 1500 Hz (9425 rad/s). We will use a sampling frequency of </w:t>
+      </w:r>
+      <w:r>
+        <w:t>16</w:t>
+      </w:r>
+      <w:r>
+        <w:t xml:space="preserve"> kHz.</w:t>
       </w:r>
     </w:p>
     <w:p>
@@ -2209,10 +2223,10 @@
           <w:position w:val="-30"/>
         </w:rPr>
         <w:object w:dxaOrig="3900" w:dyaOrig="680" w14:anchorId="472652C4">
-          <v:shape id="_x0000_i1027" type="#_x0000_t75" style="width:196pt;height:34pt" o:ole="">
+          <v:shape id="_x0000_i1027" type="#_x0000_t75" style="width:196.15pt;height:33.75pt" o:ole="">
             <v:imagedata r:id="rId22" o:title=""/>
           </v:shape>
-          <o:OLEObject Type="Embed" ProgID="Equation.3" ShapeID="_x0000_i1027" DrawAspect="Content" ObjectID="_1745232458" r:id="rId23"/>
+          <o:OLEObject Type="Embed" ProgID="Equation.3" ShapeID="_x0000_i1027" DrawAspect="Content" ObjectID="_1819627745" r:id="rId23"/>
         </w:object>
       </w:r>
       <w:r>
@@ -2245,7 +2259,7 @@
             <v:imagedata r:id="rId24" o:title=""/>
             <w10:wrap type="square"/>
           </v:shape>
-          <o:OLEObject Type="Embed" ProgID="Equation.3" ShapeID="_x0000_s2050" DrawAspect="Content" ObjectID="_1745232485" r:id="rId25"/>
+          <o:OLEObject Type="Embed" ProgID="Equation.3" ShapeID="_x0000_s2050" DrawAspect="Content" ObjectID="_1819627764" r:id="rId25"/>
         </w:object>
       </w:r>
       <w:r>
@@ -2301,7 +2315,7 @@
           <v:shape id="_x0000_i1029" type="#_x0000_t75" style="width:156pt;height:18pt" o:ole="">
             <v:imagedata r:id="rId26" o:title=""/>
           </v:shape>
-          <o:OLEObject Type="Embed" ProgID="Equation.3" ShapeID="_x0000_i1029" DrawAspect="Content" ObjectID="_1745232459" r:id="rId27"/>
+          <o:OLEObject Type="Embed" ProgID="Equation.3" ShapeID="_x0000_i1029" DrawAspect="Content" ObjectID="_1819627746" r:id="rId27"/>
         </w:object>
       </w:r>
       <w:r>
@@ -2935,10 +2949,10 @@
           <w:position w:val="-6"/>
         </w:rPr>
         <w:object w:dxaOrig="240" w:dyaOrig="220" w14:anchorId="4342B96A">
-          <v:shape id="_x0000_i1030" type="#_x0000_t75" style="width:11.5pt;height:10.5pt" o:ole="">
+          <v:shape id="_x0000_i1030" type="#_x0000_t75" style="width:11.25pt;height:10.5pt" o:ole="">
             <v:imagedata r:id="rId28" o:title=""/>
           </v:shape>
-          <o:OLEObject Type="Embed" ProgID="Equation.3" ShapeID="_x0000_i1030" DrawAspect="Content" ObjectID="_1745232460" r:id="rId29"/>
+          <o:OLEObject Type="Embed" ProgID="Equation.3" ShapeID="_x0000_i1030" DrawAspect="Content" ObjectID="_1819627747" r:id="rId29"/>
         </w:object>
       </w:r>
       <w:r>
@@ -2949,10 +2963,10 @@
           <w:position w:val="-4"/>
         </w:rPr>
         <w:object w:dxaOrig="240" w:dyaOrig="260" w14:anchorId="71CFF7DD">
-          <v:shape id="_x0000_i1031" type="#_x0000_t75" style="width:11.5pt;height:13pt" o:ole="">
+          <v:shape id="_x0000_i1031" type="#_x0000_t75" style="width:11.25pt;height:12.75pt" o:ole="">
             <v:imagedata r:id="rId30" o:title=""/>
           </v:shape>
-          <o:OLEObject Type="Embed" ProgID="Equation.3" ShapeID="_x0000_i1031" DrawAspect="Content" ObjectID="_1745232461" r:id="rId31"/>
+          <o:OLEObject Type="Embed" ProgID="Equation.3" ShapeID="_x0000_i1031" DrawAspect="Content" ObjectID="_1819627748" r:id="rId31"/>
         </w:object>
       </w:r>
       <w:r>
@@ -2963,26 +2977,49 @@
           <w:position w:val="-6"/>
         </w:rPr>
         <w:object w:dxaOrig="240" w:dyaOrig="220" w14:anchorId="5264C9C0">
-          <v:shape id="_x0000_i1032" type="#_x0000_t75" style="width:11.5pt;height:10.5pt" o:ole="">
+          <v:shape id="_x0000_i1032" type="#_x0000_t75" style="width:11.25pt;height:10.5pt" o:ole="">
             <v:imagedata r:id="rId32" o:title=""/>
           </v:shape>
-          <o:OLEObject Type="Embed" ProgID="Equation.3" ShapeID="_x0000_i1032" DrawAspect="Content" ObjectID="_1745232462" r:id="rId33"/>
+          <o:OLEObject Type="Embed" ProgID="Equation.3" ShapeID="_x0000_i1032" DrawAspect="Content" ObjectID="_1819627749" r:id="rId33"/>
         </w:object>
       </w:r>
       <w:r>
         <w:t xml:space="preserve"> and setting </w:t>
       </w:r>
-      <w:r>
-        <w:rPr>
-          <w:position w:val="-12"/>
-        </w:rPr>
-        <w:object w:dxaOrig="1400" w:dyaOrig="360" w14:anchorId="7F9CBD50">
-          <v:shape id="_x0000_i1033" type="#_x0000_t75" style="width:70pt;height:18pt" o:ole="">
-            <v:imagedata r:id="rId34" o:title=""/>
-          </v:shape>
-          <o:OLEObject Type="Embed" ProgID="Equation.3" ShapeID="_x0000_i1033" DrawAspect="Content" ObjectID="_1745232463" r:id="rId35"/>
-        </w:object>
-      </w:r>
+      <m:oMath>
+        <m:sSub>
+          <m:sSubPr>
+            <m:ctrlPr>
+              <w:rPr>
+                <w:rFonts w:ascii="Cambria Math" w:hAnsi="Cambria Math"/>
+                <w:i/>
+              </w:rPr>
+            </m:ctrlPr>
+          </m:sSubPr>
+          <m:e>
+            <m:r>
+              <w:rPr>
+                <w:rFonts w:ascii="Cambria Math"/>
+              </w:rPr>
+              <m:t>t</m:t>
+            </m:r>
+          </m:e>
+          <m:sub>
+            <m:r>
+              <w:rPr>
+                <w:rFonts w:ascii="Cambria Math"/>
+              </w:rPr>
+              <m:t>s</m:t>
+            </m:r>
+          </m:sub>
+        </m:sSub>
+        <m:r>
+          <w:rPr>
+            <w:rFonts w:ascii="Cambria Math"/>
+          </w:rPr>
+          <m:t xml:space="preserve">=0.0000625 </m:t>
+        </m:r>
+      </m:oMath>
       <w:r>
         <w:t>in equation (6) yields</w:t>
       </w:r>
@@ -2996,17 +3033,186 @@
         <w:ind w:left="1440" w:firstLine="720"/>
         <w:jc w:val="right"/>
       </w:pPr>
-      <w:r>
-        <w:rPr>
-          <w:position w:val="-28"/>
-        </w:rPr>
-        <w:object w:dxaOrig="4980" w:dyaOrig="700" w14:anchorId="3B179BDA">
-          <v:shape id="_x0000_i1034" type="#_x0000_t75" style="width:242pt;height:34.5pt" o:ole="">
-            <v:imagedata r:id="rId36" o:title=""/>
-          </v:shape>
-          <o:OLEObject Type="Embed" ProgID="Equation.3" ShapeID="_x0000_i1034" DrawAspect="Content" ObjectID="_1745232464" r:id="rId37"/>
-        </w:object>
-      </w:r>
+      <m:oMath>
+        <m:r>
+          <w:rPr>
+            <w:rFonts w:ascii="Cambria Math"/>
+          </w:rPr>
+          <m:t>H(z)=</m:t>
+        </m:r>
+        <m:f>
+          <m:fPr>
+            <m:ctrlPr>
+              <w:rPr>
+                <w:rFonts w:ascii="Cambria Math" w:hAnsi="Cambria Math"/>
+                <w:i/>
+              </w:rPr>
+            </m:ctrlPr>
+          </m:fPr>
+          <m:num>
+            <m:r>
+              <w:rPr>
+                <w:rFonts w:ascii="Cambria Math"/>
+              </w:rPr>
+              <m:t>Y(z)</m:t>
+            </m:r>
+          </m:num>
+          <m:den>
+            <m:r>
+              <w:rPr>
+                <w:rFonts w:ascii="Cambria Math"/>
+              </w:rPr>
+              <m:t>X(z)</m:t>
+            </m:r>
+          </m:den>
+        </m:f>
+        <m:r>
+          <w:rPr>
+            <w:rFonts w:ascii="Cambria Math"/>
+          </w:rPr>
+          <m:t>=</m:t>
+        </m:r>
+        <m:f>
+          <m:fPr>
+            <m:ctrlPr>
+              <w:rPr>
+                <w:rFonts w:ascii="Cambria Math" w:hAnsi="Cambria Math"/>
+                <w:i/>
+              </w:rPr>
+            </m:ctrlPr>
+          </m:fPr>
+          <m:num>
+            <m:r>
+              <w:rPr>
+                <w:rFonts w:ascii="Cambria Math"/>
+              </w:rPr>
+              <m:t>0.24127500</m:t>
+            </m:r>
+            <m:sSup>
+              <m:sSupPr>
+                <m:ctrlPr>
+                  <w:rPr>
+                    <w:rFonts w:ascii="Cambria Math" w:hAnsi="Cambria Math"/>
+                    <w:i/>
+                  </w:rPr>
+                </m:ctrlPr>
+              </m:sSupPr>
+              <m:e>
+                <m:r>
+                  <w:rPr>
+                    <w:rFonts w:ascii="Cambria Math"/>
+                  </w:rPr>
+                  <m:t>z</m:t>
+                </m:r>
+              </m:e>
+              <m:sup>
+                <m:r>
+                  <w:rPr>
+                    <w:rFonts w:ascii="Cambria Math"/>
+                  </w:rPr>
+                  <m:t>-</m:t>
+                </m:r>
+                <m:r>
+                  <w:rPr>
+                    <w:rFonts w:ascii="Cambria Math"/>
+                  </w:rPr>
+                  <m:t>1</m:t>
+                </m:r>
+              </m:sup>
+            </m:sSup>
+          </m:num>
+          <m:den>
+            <m:r>
+              <w:rPr>
+                <w:rFonts w:ascii="Cambria Math"/>
+              </w:rPr>
+              <m:t>1</m:t>
+            </m:r>
+            <m:r>
+              <w:rPr>
+                <w:rFonts w:ascii="Cambria Math"/>
+              </w:rPr>
+              <m:t>-</m:t>
+            </m:r>
+            <m:r>
+              <w:rPr>
+                <w:rFonts w:ascii="Cambria Math"/>
+              </w:rPr>
+              <m:t>1.400677180</m:t>
+            </m:r>
+            <m:sSup>
+              <m:sSupPr>
+                <m:ctrlPr>
+                  <w:rPr>
+                    <w:rFonts w:ascii="Cambria Math" w:hAnsi="Cambria Math"/>
+                    <w:i/>
+                  </w:rPr>
+                </m:ctrlPr>
+              </m:sSupPr>
+              <m:e>
+                <m:r>
+                  <w:rPr>
+                    <w:rFonts w:ascii="Cambria Math"/>
+                  </w:rPr>
+                  <m:t>z</m:t>
+                </m:r>
+              </m:e>
+              <m:sup>
+                <m:r>
+                  <w:rPr>
+                    <w:rFonts w:ascii="Cambria Math"/>
+                  </w:rPr>
+                  <m:t>-</m:t>
+                </m:r>
+                <m:r>
+                  <w:rPr>
+                    <w:rFonts w:ascii="Cambria Math"/>
+                  </w:rPr>
+                  <m:t>1</m:t>
+                </m:r>
+              </m:sup>
+            </m:sSup>
+            <m:r>
+              <w:rPr>
+                <w:rFonts w:ascii="Cambria Math"/>
+              </w:rPr>
+              <m:t>+0.622826705</m:t>
+            </m:r>
+            <m:sSup>
+              <m:sSupPr>
+                <m:ctrlPr>
+                  <w:rPr>
+                    <w:rFonts w:ascii="Cambria Math" w:hAnsi="Cambria Math"/>
+                    <w:i/>
+                  </w:rPr>
+                </m:ctrlPr>
+              </m:sSupPr>
+              <m:e>
+                <m:r>
+                  <w:rPr>
+                    <w:rFonts w:ascii="Cambria Math"/>
+                  </w:rPr>
+                  <m:t>z</m:t>
+                </m:r>
+              </m:e>
+              <m:sup>
+                <m:r>
+                  <w:rPr>
+                    <w:rFonts w:ascii="Cambria Math"/>
+                  </w:rPr>
+                  <m:t>-</m:t>
+                </m:r>
+                <m:r>
+                  <w:rPr>
+                    <w:rFonts w:ascii="Cambria Math"/>
+                  </w:rPr>
+                  <m:t>2</m:t>
+                </m:r>
+              </m:sup>
+            </m:sSup>
+          </m:den>
+        </m:f>
+      </m:oMath>
       <w:r>
         <w:tab/>
         <w:t xml:space="preserve">        </w:t>
@@ -3147,10 +3353,10 @@
                 <w:position w:val="-6"/>
               </w:rPr>
               <w:object w:dxaOrig="240" w:dyaOrig="220" w14:anchorId="11265546">
-                <v:shape id="_x0000_i1035" type="#_x0000_t75" style="width:11.5pt;height:10.5pt" o:ole="">
+                <v:shape id="_x0000_i1033" type="#_x0000_t75" style="width:11.25pt;height:10.5pt" o:ole="">
                   <v:imagedata r:id="rId28" o:title=""/>
                 </v:shape>
-                <o:OLEObject Type="Embed" ProgID="Equation.3" ShapeID="_x0000_i1035" DrawAspect="Content" ObjectID="_1745232465" r:id="rId38"/>
+                <o:OLEObject Type="Embed" ProgID="Equation.3" ShapeID="_x0000_i1033" DrawAspect="Content" ObjectID="_1819627750" r:id="rId34"/>
               </w:object>
             </w:r>
             <w:r>
@@ -3161,10 +3367,10 @@
                 <w:position w:val="-4"/>
               </w:rPr>
               <w:object w:dxaOrig="240" w:dyaOrig="260" w14:anchorId="06A2089E">
-                <v:shape id="_x0000_i1036" type="#_x0000_t75" style="width:11.5pt;height:12.5pt" o:ole="">
+                <v:shape id="_x0000_i1034" type="#_x0000_t75" style="width:11.25pt;height:12.75pt" o:ole="">
                   <v:imagedata r:id="rId30" o:title=""/>
                 </v:shape>
-                <o:OLEObject Type="Embed" ProgID="Equation.3" ShapeID="_x0000_i1036" DrawAspect="Content" ObjectID="_1745232466" r:id="rId39"/>
+                <o:OLEObject Type="Embed" ProgID="Equation.3" ShapeID="_x0000_i1034" DrawAspect="Content" ObjectID="_1819627751" r:id="rId35"/>
               </w:object>
             </w:r>
             <w:r>
@@ -3175,10 +3381,10 @@
                 <w:position w:val="-6"/>
               </w:rPr>
               <w:object w:dxaOrig="240" w:dyaOrig="220" w14:anchorId="113152FE">
-                <v:shape id="_x0000_i1037" type="#_x0000_t75" style="width:11.5pt;height:10.5pt" o:ole="">
+                <v:shape id="_x0000_i1035" type="#_x0000_t75" style="width:11.25pt;height:10.5pt" o:ole="">
                   <v:imagedata r:id="rId32" o:title=""/>
                 </v:shape>
-                <o:OLEObject Type="Embed" ProgID="Equation.3" ShapeID="_x0000_i1037" DrawAspect="Content" ObjectID="_1745232467" r:id="rId40"/>
+                <o:OLEObject Type="Embed" ProgID="Equation.3" ShapeID="_x0000_i1035" DrawAspect="Content" ObjectID="_1819627752" r:id="rId36"/>
               </w:object>
             </w:r>
             <w:r>
@@ -3345,16 +3551,37 @@
               <w:t>s</w:t>
             </w:r>
             <w:r>
-              <w:t>=8000, therefore</w:t>
-            </w:r>
-            <w:r>
-              <w:t xml:space="preserve"> the numerator coefficient 3860.4 is 8000 times too big</w:t>
+              <w:t>=</w:t>
+            </w:r>
+            <w:r>
+              <w:t>16</w:t>
+            </w:r>
+            <w:r>
+              <w:t>000, therefore</w:t>
+            </w:r>
+            <w:r>
+              <w:t xml:space="preserve"> the numerator coefficient 3860.4 is </w:t>
+            </w:r>
+            <w:r>
+              <w:t>16</w:t>
+            </w:r>
+            <w:r>
+              <w:t>000 times too big</w:t>
             </w:r>
             <w:r>
               <w:t xml:space="preserve">. Therefore, </w:t>
             </w:r>
             <w:r>
-              <w:t>3860.4/8000=0.48255</w:t>
+              <w:t>3860.4/</w:t>
+            </w:r>
+            <w:r>
+              <w:t>16</w:t>
+            </w:r>
+            <w:r>
+              <w:t>000=0.</w:t>
+            </w:r>
+            <w:r>
+              <w:t>241275</w:t>
             </w:r>
             <w:r>
               <w:t>, which is the numerator coefficient in equation (7). This f</w:t>
@@ -3385,7 +3612,16 @@
           <w:p/>
           <w:p>
             <w:r>
-              <w:t>An alternative approach to using the f</w:t>
+              <w:t>An alternat</w:t>
+            </w:r>
+            <w:r>
+              <w:t>ive is to scale H(z) so that DC gain is -2dB (to match Figure 1) by evaluating H(z) at z=1</w:t>
+            </w:r>
+            <w:r>
+              <w:t xml:space="preserve">. For </w:t>
+            </w:r>
+            <w:r>
+              <w:t>f</w:t>
             </w:r>
             <w:r>
               <w:rPr>
@@ -3394,55 +3630,25 @@
               <w:t>s</w:t>
             </w:r>
             <w:r>
-              <w:t xml:space="preserve">-scaled impulse response approach is to scale H(z) so that the DC gain is -2dB, as shown in </w:t>
-            </w:r>
-            <w:r>
-              <w:fldChar w:fldCharType="begin"/>
-            </w:r>
-            <w:r>
-              <w:instrText xml:space="preserve"> REF _Ref19095307 \h </w:instrText>
-            </w:r>
-            <w:r>
-              <w:instrText xml:space="preserve"> \* MERGEFORMAT </w:instrText>
-            </w:r>
-            <w:r>
-              <w:fldChar w:fldCharType="separate"/>
-            </w:r>
-            <w:r>
-              <w:t>Figure 1</w:t>
-            </w:r>
-            <w:r>
-              <w:fldChar w:fldCharType="end"/>
-            </w:r>
-            <w:r>
-              <w:t>. This means that we evaluate H(z) at z=1, in which case the numerator coefficient would be approximately 0.5335.</w:t>
-            </w:r>
-            <w:r>
-              <w:t xml:space="preserve"> However, you would notice that if you were to plot the frequency response for the 0.5335 numerator coefficient, the magnitude would exceed 0dB slightly, compared to the 0.48255 numerator coefficient, which stays slightly below 0dB and </w:t>
-            </w:r>
-            <w:r>
-              <w:t xml:space="preserve">closely </w:t>
-            </w:r>
-            <w:r>
-              <w:t xml:space="preserve">matches the analogue filter response in </w:t>
-            </w:r>
-            <w:r>
-              <w:fldChar w:fldCharType="begin"/>
-            </w:r>
-            <w:r>
-              <w:instrText xml:space="preserve"> REF _Ref19095307 \h  \* MERGEFORMAT </w:instrText>
-            </w:r>
-            <w:r>
-              <w:fldChar w:fldCharType="separate"/>
-            </w:r>
-            <w:r>
-              <w:t>Figure 1</w:t>
-            </w:r>
-            <w:r>
-              <w:fldChar w:fldCharType="end"/>
-            </w:r>
-            <w:r>
-              <w:t>.</w:t>
+              <w:t>=16000</w:t>
+            </w:r>
+            <w:r>
+              <w:t>, this yields a numerator of approximately 0.17646. In practice, you may notice that the DC-gain-matched version can allow the discrete-time magnitude to slightly exceed 0dB near the pass</w:t>
+            </w:r>
+            <w:r>
+              <w:t xml:space="preserve">band peak, whereas the </w:t>
+            </w:r>
+            <w:r>
+              <w:t>f</w:t>
+            </w:r>
+            <w:r>
+              <w:rPr>
+                <w:vertAlign w:val="subscript"/>
+              </w:rPr>
+              <w:t>s</w:t>
+            </w:r>
+            <w:r>
+              <w:t xml:space="preserve">-scaled version (0.241275) tends to stay slightly below 0dB and more closely track the analogue response shape in Figure 1. </w:t>
             </w:r>
           </w:p>
         </w:tc>
@@ -3484,17 +3690,62 @@
         <w:spacing w:line="480" w:lineRule="auto"/>
         <w:jc w:val="right"/>
       </w:pPr>
-      <w:r>
-        <w:rPr>
-          <w:position w:val="-10"/>
-        </w:rPr>
-        <w:object w:dxaOrig="6500" w:dyaOrig="320" w14:anchorId="13C2C25B">
-          <v:shape id="_x0000_i1038" type="#_x0000_t75" style="width:324.5pt;height:17pt" o:ole="">
-            <v:imagedata r:id="rId41" o:title=""/>
-          </v:shape>
-          <o:OLEObject Type="Embed" ProgID="Equation.3" ShapeID="_x0000_i1038" DrawAspect="Content" ObjectID="_1745232468" r:id="rId42"/>
-        </w:object>
-      </w:r>
+      <m:oMath>
+        <m:r>
+          <w:rPr>
+            <w:rFonts w:ascii="Cambria Math"/>
+          </w:rPr>
+          <m:t>y(n)=0.241275x(n</m:t>
+        </m:r>
+        <m:r>
+          <w:rPr>
+            <w:rFonts w:ascii="Cambria Math"/>
+          </w:rPr>
+          <m:t>-</m:t>
+        </m:r>
+        <m:r>
+          <w:rPr>
+            <w:rFonts w:ascii="Cambria Math"/>
+          </w:rPr>
+          <m:t>1)+1.40067718y(n</m:t>
+        </m:r>
+        <m:r>
+          <w:rPr>
+            <w:rFonts w:ascii="Cambria Math"/>
+          </w:rPr>
+          <m:t>-</m:t>
+        </m:r>
+        <m:r>
+          <w:rPr>
+            <w:rFonts w:ascii="Cambria Math"/>
+          </w:rPr>
+          <m:t>1)</m:t>
+        </m:r>
+        <m:r>
+          <w:rPr>
+            <w:rFonts w:ascii="Cambria Math"/>
+          </w:rPr>
+          <m:t>-</m:t>
+        </m:r>
+        <m:r>
+          <w:rPr>
+            <w:rFonts w:ascii="Cambria Math"/>
+          </w:rPr>
+          <m:t>0.62282670y(n</m:t>
+        </m:r>
+        <m:r>
+          <w:rPr>
+            <w:rFonts w:ascii="Cambria Math"/>
+          </w:rPr>
+          <m:t>-</m:t>
+        </m:r>
+        <m:r>
+          <w:rPr>
+            <w:rFonts w:ascii="Cambria Math"/>
+          </w:rPr>
+          <m:t>2)</m:t>
+        </m:r>
+      </m:oMath>
       <w:r>
         <w:tab/>
       </w:r>
@@ -3505,280 +3756,11 @@
     </w:p>
     <w:p>
       <w:pPr>
-        <w:autoSpaceDE w:val="0"/>
-        <w:autoSpaceDN w:val="0"/>
-        <w:adjustRightInd w:val="0"/>
-        <w:spacing w:line="360" w:lineRule="auto"/>
-      </w:pPr>
+        <w:pStyle w:val="Heading2"/>
+      </w:pPr>
+      <w:bookmarkStart w:id="12" w:name="_Toc29195189"/>
       <w:r>
         <w:lastRenderedPageBreak/>
-        <w:t xml:space="preserve">In terms of equation (1), we can see that </w:t>
-      </w:r>
-      <w:r>
-        <w:rPr>
-          <w:rFonts w:ascii="Cambria Math" w:hAnsi="Cambria Math"/>
-          <w:position w:val="-10"/>
-        </w:rPr>
-        <w:object w:dxaOrig="240" w:dyaOrig="340" w14:anchorId="31A6CD77">
-          <v:shape id="_x0000_i1039" type="#_x0000_t75" style="width:11.5pt;height:16.5pt" o:ole="">
-            <v:imagedata r:id="rId43" o:title=""/>
-          </v:shape>
-          <o:OLEObject Type="Embed" ProgID="Equation.3" ShapeID="_x0000_i1039" DrawAspect="Content" ObjectID="_1745232469" r:id="rId44"/>
-        </w:object>
-      </w:r>
-      <w:r>
-        <w:rPr>
-          <w:rFonts w:ascii="Cambria Math" w:hAnsi="Cambria Math"/>
-        </w:rPr>
-        <w:t xml:space="preserve">= 0.71624315, </w:t>
-      </w:r>
-      <w:r>
-        <w:rPr>
-          <w:rFonts w:ascii="Cambria Math" w:hAnsi="Cambria Math"/>
-          <w:position w:val="-10"/>
-        </w:rPr>
-        <w:object w:dxaOrig="279" w:dyaOrig="340" w14:anchorId="67250EBE">
-          <v:shape id="_x0000_i1040" type="#_x0000_t75" style="width:13pt;height:16.5pt" o:ole="">
-            <v:imagedata r:id="rId45" o:title=""/>
-          </v:shape>
-          <o:OLEObject Type="Embed" ProgID="Equation.3" ShapeID="_x0000_i1040" DrawAspect="Content" ObjectID="_1745232470" r:id="rId46"/>
-        </w:object>
-      </w:r>
-      <w:r>
-        <w:rPr>
-          <w:rFonts w:ascii="Cambria Math" w:hAnsi="Cambria Math"/>
-        </w:rPr>
-        <w:t xml:space="preserve">= - 0.38791310, </w:t>
-      </w:r>
-      <w:r>
-        <w:rPr>
-          <w:rFonts w:ascii="Cambria Math" w:hAnsi="Cambria Math"/>
-          <w:position w:val="-12"/>
-        </w:rPr>
-        <w:object w:dxaOrig="260" w:dyaOrig="360" w14:anchorId="13B377ED">
-          <v:shape id="_x0000_i1041" type="#_x0000_t75" style="width:12.5pt;height:17.5pt" o:ole="">
-            <v:imagedata r:id="rId47" o:title=""/>
-          </v:shape>
-          <o:OLEObject Type="Embed" ProgID="Equation.3" ShapeID="_x0000_i1041" DrawAspect="Content" ObjectID="_1745232471" r:id="rId48"/>
-        </w:object>
-      </w:r>
-      <w:r>
-        <w:rPr>
-          <w:rFonts w:ascii="Cambria Math" w:hAnsi="Cambria Math"/>
-        </w:rPr>
-        <w:t>= 0.0000</w:t>
-      </w:r>
-      <w:r>
-        <w:rPr>
-          <w:rFonts w:ascii="Cambria Math" w:hAnsi="Cambria Math"/>
-        </w:rPr>
-        <w:t>,</w:t>
-      </w:r>
-      <w:r>
-        <w:rPr>
-          <w:rFonts w:ascii="Cambria Math" w:hAnsi="Cambria Math"/>
-        </w:rPr>
-        <w:t xml:space="preserve"> and </w:t>
-      </w:r>
-      <w:r>
-        <w:rPr>
-          <w:rFonts w:ascii="Cambria Math" w:hAnsi="Cambria Math"/>
-          <w:position w:val="-10"/>
-        </w:rPr>
-        <w:object w:dxaOrig="220" w:dyaOrig="340" w14:anchorId="670C7DF6">
-          <v:shape id="_x0000_i1042" type="#_x0000_t75" style="width:10.5pt;height:16.5pt" o:ole="">
-            <v:imagedata r:id="rId49" o:title=""/>
-          </v:shape>
-          <o:OLEObject Type="Embed" ProgID="Equation.3" ShapeID="_x0000_i1042" DrawAspect="Content" ObjectID="_1745232472" r:id="rId50"/>
-        </w:object>
-      </w:r>
-      <w:r>
-        <w:rPr>
-          <w:rFonts w:ascii="Cambria Math" w:hAnsi="Cambria Math"/>
-        </w:rPr>
-        <w:t xml:space="preserve"> = 0.48255</w:t>
-      </w:r>
-    </w:p>
-    <w:p>
-      <w:pPr>
-        <w:autoSpaceDE w:val="0"/>
-        <w:autoSpaceDN w:val="0"/>
-        <w:adjustRightInd w:val="0"/>
-        <w:spacing w:after="0"/>
-      </w:pPr>
-      <w:r>
-        <w:t xml:space="preserve">This discrete-time filter has the property that its impulse response </w:t>
-      </w:r>
-      <w:r>
-        <w:rPr>
-          <w:i/>
-        </w:rPr>
-        <w:t>h</w:t>
-      </w:r>
-      <w:r>
-        <w:t>(</w:t>
-      </w:r>
-      <w:r>
-        <w:rPr>
-          <w:i/>
-        </w:rPr>
-        <w:t>n</w:t>
-      </w:r>
-      <w:r>
-        <w:t xml:space="preserve">) is equal to samples of the continuous time impulse response </w:t>
-      </w:r>
-      <w:r>
-        <w:rPr>
-          <w:i/>
-        </w:rPr>
-        <w:t>h</w:t>
-      </w:r>
-      <w:r>
-        <w:t>(</w:t>
-      </w:r>
-      <w:r>
-        <w:rPr>
-          <w:i/>
-        </w:rPr>
-        <w:t>t</w:t>
-      </w:r>
-      <w:r>
-        <w:t xml:space="preserve">) (scaled by the sampling period </w:t>
-      </w:r>
-      <w:r>
-        <w:rPr>
-          <w:i/>
-        </w:rPr>
-        <w:t>Ts</w:t>
-      </w:r>
-      <w:r>
-        <w:t xml:space="preserve"> = 0.000125</w:t>
-      </w:r>
-      <w:r>
-        <w:t xml:space="preserve"> </w:t>
-      </w:r>
-      <w:r>
-        <w:t xml:space="preserve">s). </w:t>
-      </w:r>
-    </w:p>
-    <w:p>
-      <w:pPr>
-        <w:keepNext/>
-        <w:autoSpaceDE w:val="0"/>
-        <w:autoSpaceDN w:val="0"/>
-        <w:adjustRightInd w:val="0"/>
-        <w:spacing w:after="0" w:line="240" w:lineRule="auto"/>
-        <w:jc w:val="center"/>
-      </w:pPr>
-      <w:r>
-        <w:rPr>
-          <w:noProof/>
-          <w:lang w:eastAsia="en-GB"/>
-        </w:rPr>
-        <w:drawing>
-          <wp:inline distT="0" distB="0" distL="0" distR="0" wp14:anchorId="3C5BADBA" wp14:editId="24248526">
-            <wp:extent cx="4532400" cy="3398400"/>
-            <wp:effectExtent l="0" t="0" r="0" b="0"/>
-            <wp:docPr id="73" name="Picture 1"/>
-            <wp:cNvGraphicFramePr>
-              <a:graphicFrameLocks xmlns:a="http://schemas.openxmlformats.org/drawingml/2006/main" noChangeAspect="1"/>
-            </wp:cNvGraphicFramePr>
-            <a:graphic xmlns:a="http://schemas.openxmlformats.org/drawingml/2006/main">
-              <a:graphicData uri="http://schemas.openxmlformats.org/drawingml/2006/picture">
-                <pic:pic xmlns:pic="http://schemas.openxmlformats.org/drawingml/2006/picture">
-                  <pic:nvPicPr>
-                    <pic:cNvPr id="0" name="Picture 1"/>
-                    <pic:cNvPicPr>
-                      <a:picLocks noChangeAspect="1" noChangeArrowheads="1"/>
-                    </pic:cNvPicPr>
-                  </pic:nvPicPr>
-                  <pic:blipFill>
-                    <a:blip r:embed="rId51" cstate="print"/>
-                    <a:srcRect/>
-                    <a:stretch>
-                      <a:fillRect/>
-                    </a:stretch>
-                  </pic:blipFill>
-                  <pic:spPr bwMode="auto">
-                    <a:xfrm>
-                      <a:off x="0" y="0"/>
-                      <a:ext cx="4532400" cy="3398400"/>
-                    </a:xfrm>
-                    <a:prstGeom prst="rect">
-                      <a:avLst/>
-                    </a:prstGeom>
-                    <a:noFill/>
-                    <a:ln w="9525">
-                      <a:noFill/>
-                      <a:miter lim="800000"/>
-                      <a:headEnd/>
-                      <a:tailEnd/>
-                    </a:ln>
-                  </pic:spPr>
-                </pic:pic>
-              </a:graphicData>
-            </a:graphic>
-          </wp:inline>
-        </w:drawing>
-      </w:r>
-    </w:p>
-    <w:p>
-      <w:pPr>
-        <w:pStyle w:val="Caption"/>
-      </w:pPr>
-      <w:r>
-        <w:rPr>
-          <w:i w:val="0"/>
-          <w:iCs w:val="0"/>
-        </w:rPr>
-        <w:t xml:space="preserve">Figure </w:t>
-      </w:r>
-      <w:r>
-        <w:fldChar w:fldCharType="begin"/>
-      </w:r>
-      <w:r>
-        <w:instrText xml:space="preserve"> SEQ Figure \* ARABIC </w:instrText>
-      </w:r>
-      <w:r>
-        <w:fldChar w:fldCharType="separate"/>
-      </w:r>
-      <w:r>
-        <w:rPr>
-          <w:i w:val="0"/>
-          <w:iCs w:val="0"/>
-        </w:rPr>
-        <w:t>3</w:t>
-      </w:r>
-      <w:r>
-        <w:fldChar w:fldCharType="end"/>
-      </w:r>
-      <w:r>
-        <w:t>: Impulse respo</w:t>
-      </w:r>
-      <w:r>
-        <w:rPr>
-          <w:i w:val="0"/>
-          <w:iCs w:val="0"/>
-        </w:rPr>
-        <w:t>nses h(t) (scaled by Ts = 0.000125) and h(n) of the continuous time filter and its impulse</w:t>
-      </w:r>
-      <w:r>
-        <w:rPr>
-          <w:i w:val="0"/>
-          <w:iCs w:val="0"/>
-        </w:rPr>
-        <w:t xml:space="preserve"> </w:t>
-      </w:r>
-      <w:r>
-        <w:t>invariant discrete-time implementation</w:t>
-      </w:r>
-    </w:p>
-    <w:p>
-      <w:pPr>
-        <w:pStyle w:val="Heading2"/>
-      </w:pPr>
-      <w:bookmarkStart w:id="12" w:name="_Toc29195189"/>
-      <w:r>
         <w:t>Exercise</w:t>
       </w:r>
       <w:r>
@@ -3823,6 +3805,9 @@
         <w:autoSpaceDE w:val="0"/>
         <w:autoSpaceDN w:val="0"/>
         <w:adjustRightInd w:val="0"/>
+        <w:rPr>
+          <w:rFonts w:ascii="Courier New" w:hAnsi="Courier New" w:cs="Courier New"/>
+        </w:rPr>
       </w:pPr>
       <w:r>
         <w:t xml:space="preserve">Modify program </w:t>
@@ -3831,7 +3816,7 @@
         <w:rPr>
           <w:rFonts w:ascii="Courier New" w:hAnsi="Courier New" w:cs="Courier New"/>
         </w:rPr>
-        <w:t>stm32f7_impinviir_intr.c</w:t>
+        <w:t>stm32f7_impinviir.c</w:t>
       </w:r>
       <w:r>
         <w:t xml:space="preserve">, </w:t>
@@ -3840,7 +3825,15 @@
         <w:t>listed in the code snippet below</w:t>
       </w:r>
       <w:r>
-        <w:t>, in order to implement the filter described by the difference equation</w:t>
+        <w:t xml:space="preserve">, </w:t>
+      </w:r>
+      <w:proofErr w:type="gramStart"/>
+      <w:r>
+        <w:t>in order to</w:t>
+      </w:r>
+      <w:proofErr w:type="gramEnd"/>
+      <w:r>
+        <w:t xml:space="preserve"> implement the filter described by the difference equation</w:t>
       </w:r>
     </w:p>
     <w:p>
@@ -3851,17 +3844,62 @@
         <w:spacing w:line="480" w:lineRule="auto"/>
         <w:jc w:val="right"/>
       </w:pPr>
-      <w:r>
-        <w:rPr>
-          <w:position w:val="-10"/>
-        </w:rPr>
-        <w:object w:dxaOrig="6500" w:dyaOrig="320" w14:anchorId="65492F6A">
-          <v:shape id="_x0000_i1043" type="#_x0000_t75" style="width:316.5pt;height:14pt" o:ole="">
-            <v:imagedata r:id="rId41" o:title=""/>
-          </v:shape>
-          <o:OLEObject Type="Embed" ProgID="Equation.3" ShapeID="_x0000_i1043" DrawAspect="Content" ObjectID="_1745232473" r:id="rId52"/>
-        </w:object>
-      </w:r>
+      <m:oMath>
+        <m:r>
+          <w:rPr>
+            <w:rFonts w:ascii="Cambria Math"/>
+          </w:rPr>
+          <m:t>y(n)=0.241275x(n</m:t>
+        </m:r>
+        <m:r>
+          <w:rPr>
+            <w:rFonts w:ascii="Cambria Math"/>
+          </w:rPr>
+          <m:t>-</m:t>
+        </m:r>
+        <m:r>
+          <w:rPr>
+            <w:rFonts w:ascii="Cambria Math"/>
+          </w:rPr>
+          <m:t>1)+1.40067718y(n</m:t>
+        </m:r>
+        <m:r>
+          <w:rPr>
+            <w:rFonts w:ascii="Cambria Math"/>
+          </w:rPr>
+          <m:t>-</m:t>
+        </m:r>
+        <m:r>
+          <w:rPr>
+            <w:rFonts w:ascii="Cambria Math"/>
+          </w:rPr>
+          <m:t>1)</m:t>
+        </m:r>
+        <m:r>
+          <w:rPr>
+            <w:rFonts w:ascii="Cambria Math"/>
+          </w:rPr>
+          <m:t>-</m:t>
+        </m:r>
+        <m:r>
+          <w:rPr>
+            <w:rFonts w:ascii="Cambria Math"/>
+          </w:rPr>
+          <m:t>0.62282670y(n</m:t>
+        </m:r>
+        <m:r>
+          <w:rPr>
+            <w:rFonts w:ascii="Cambria Math"/>
+          </w:rPr>
+          <m:t>-</m:t>
+        </m:r>
+        <m:r>
+          <w:rPr>
+            <w:rFonts w:ascii="Cambria Math"/>
+          </w:rPr>
+          <m:t>2)</m:t>
+        </m:r>
+      </m:oMath>
       <w:r>
         <w:tab/>
       </w:r>
@@ -3886,7 +3924,23 @@
           <w:sz w:val="16"/>
           <w:szCs w:val="16"/>
         </w:rPr>
-        <w:t>// stm32f7_impinviir_intr.c</w:t>
+        <w:t xml:space="preserve">/* </w:t>
+      </w:r>
+      <w:proofErr w:type="gramStart"/>
+      <w:r>
+        <w:rPr>
+          <w:sz w:val="16"/>
+          <w:szCs w:val="16"/>
+        </w:rPr>
+        <w:t>Includes -</w:t>
+      </w:r>
+      <w:proofErr w:type="gramEnd"/>
+      <w:r>
+        <w:rPr>
+          <w:sz w:val="16"/>
+          <w:szCs w:val="16"/>
+        </w:rPr>
+        <w:t>-----------------------------------------------------------------*/</w:t>
       </w:r>
     </w:p>
     <w:p>
@@ -3897,6 +3951,13 @@
           <w:szCs w:val="16"/>
         </w:rPr>
       </w:pPr>
+      <w:r>
+        <w:rPr>
+          <w:sz w:val="16"/>
+          <w:szCs w:val="16"/>
+        </w:rPr>
+        <w:t>#include "stm32f7_impinviir.h"</w:t>
+      </w:r>
     </w:p>
     <w:p>
       <w:pPr>
@@ -3906,13 +3967,6 @@
           <w:szCs w:val="16"/>
         </w:rPr>
       </w:pPr>
-      <w:r>
-        <w:rPr>
-          <w:sz w:val="16"/>
-          <w:szCs w:val="16"/>
-        </w:rPr>
-        <w:t>#include "stm32f7_wm8994_init.h"</w:t>
-      </w:r>
     </w:p>
     <w:p>
       <w:pPr>
@@ -3927,7 +3981,23 @@
           <w:sz w:val="16"/>
           <w:szCs w:val="16"/>
         </w:rPr>
-        <w:t>#include "stm32f7_display.h"</w:t>
+        <w:t xml:space="preserve">/* Private </w:t>
+      </w:r>
+      <w:proofErr w:type="gramStart"/>
+      <w:r>
+        <w:rPr>
+          <w:sz w:val="16"/>
+          <w:szCs w:val="16"/>
+        </w:rPr>
+        <w:t>typedef -</w:t>
+      </w:r>
+      <w:proofErr w:type="gramEnd"/>
+      <w:r>
+        <w:rPr>
+          <w:sz w:val="16"/>
+          <w:szCs w:val="16"/>
+        </w:rPr>
+        <w:t>----------------------------------------------------------*/</w:t>
       </w:r>
     </w:p>
     <w:p>
@@ -3938,6 +4008,29 @@
           <w:szCs w:val="16"/>
         </w:rPr>
       </w:pPr>
+      <w:r>
+        <w:rPr>
+          <w:sz w:val="16"/>
+          <w:szCs w:val="16"/>
+        </w:rPr>
+        <w:t xml:space="preserve">/* Private </w:t>
+      </w:r>
+      <w:proofErr w:type="gramStart"/>
+      <w:r>
+        <w:rPr>
+          <w:sz w:val="16"/>
+          <w:szCs w:val="16"/>
+        </w:rPr>
+        <w:t>define -</w:t>
+      </w:r>
+      <w:proofErr w:type="gramEnd"/>
+      <w:r>
+        <w:rPr>
+          <w:sz w:val="16"/>
+          <w:szCs w:val="16"/>
+        </w:rPr>
+        <w:t>-----------------------------------------------------------*/</w:t>
+      </w:r>
     </w:p>
     <w:p>
       <w:pPr>
@@ -3952,7 +4045,7 @@
           <w:sz w:val="16"/>
           <w:szCs w:val="16"/>
         </w:rPr>
-        <w:t>#define SOURCE_FILE_NAME "stm32f7_impinviir_intr.c"</w:t>
+        <w:t>#define SOURCE_FILE_NAME          "stm32f7_fir_impinviir.c"</w:t>
       </w:r>
     </w:p>
     <w:p>
@@ -3963,6 +4056,22 @@
           <w:szCs w:val="16"/>
         </w:rPr>
       </w:pPr>
+      <w:proofErr w:type="gramStart"/>
+      <w:r>
+        <w:rPr>
+          <w:sz w:val="16"/>
+          <w:szCs w:val="16"/>
+        </w:rPr>
+        <w:t>#define</w:t>
+      </w:r>
+      <w:proofErr w:type="gramEnd"/>
+      <w:r>
+        <w:rPr>
+          <w:sz w:val="16"/>
+          <w:szCs w:val="16"/>
+        </w:rPr>
+        <w:t xml:space="preserve"> AUDIO_FREQ                AUDIO_FREQUENCY_16K</w:t>
+      </w:r>
     </w:p>
     <w:p>
       <w:pPr>
@@ -3970,18 +4079,2494 @@
         <w:rPr>
           <w:sz w:val="16"/>
           <w:szCs w:val="16"/>
-          <w:lang w:val="fr-FR"/>
-        </w:rPr>
-      </w:pPr>
+        </w:rPr>
+      </w:pPr>
+      <w:r>
+        <w:rPr>
+          <w:sz w:val="16"/>
+          <w:szCs w:val="16"/>
+        </w:rPr>
+        <w:t>#define AUDIO_IN_BIT_RES          16u</w:t>
+      </w:r>
+    </w:p>
+    <w:p>
+      <w:pPr>
+        <w:pStyle w:val="Codeblock"/>
+        <w:rPr>
+          <w:sz w:val="16"/>
+          <w:szCs w:val="16"/>
+        </w:rPr>
+      </w:pPr>
+      <w:proofErr w:type="gramStart"/>
+      <w:r>
+        <w:rPr>
+          <w:sz w:val="16"/>
+          <w:szCs w:val="16"/>
+        </w:rPr>
+        <w:t>#define</w:t>
+      </w:r>
+      <w:proofErr w:type="gramEnd"/>
+      <w:r>
+        <w:rPr>
+          <w:sz w:val="16"/>
+          <w:szCs w:val="16"/>
+        </w:rPr>
+        <w:t xml:space="preserve"> AUDIO_IN_CHANNEL_NBR      2u      </w:t>
+      </w:r>
+    </w:p>
+    <w:p>
+      <w:pPr>
+        <w:pStyle w:val="Codeblock"/>
+        <w:rPr>
+          <w:sz w:val="16"/>
+          <w:szCs w:val="16"/>
+        </w:rPr>
+      </w:pPr>
+      <w:r>
+        <w:rPr>
+          <w:sz w:val="16"/>
+          <w:szCs w:val="16"/>
+        </w:rPr>
+        <w:t xml:space="preserve">#define BLOCK_SAMPLES_PER_CH      512u    </w:t>
+      </w:r>
+    </w:p>
+    <w:p>
+      <w:pPr>
+        <w:pStyle w:val="Codeblock"/>
+        <w:rPr>
+          <w:sz w:val="16"/>
+          <w:szCs w:val="16"/>
+        </w:rPr>
+      </w:pPr>
+      <w:r>
+        <w:rPr>
+          <w:sz w:val="16"/>
+          <w:szCs w:val="16"/>
+        </w:rPr>
+        <w:t xml:space="preserve">#define BLOCK_SAMPLES_TOTAL    </w:t>
+      </w:r>
+      <w:proofErr w:type="gramStart"/>
+      <w:r>
+        <w:rPr>
+          <w:sz w:val="16"/>
+          <w:szCs w:val="16"/>
+        </w:rPr>
+        <w:t xml:space="preserve">   (</w:t>
+      </w:r>
+      <w:proofErr w:type="gramEnd"/>
+      <w:r>
+        <w:rPr>
+          <w:sz w:val="16"/>
+          <w:szCs w:val="16"/>
+        </w:rPr>
+        <w:t>BLOCK_SAMPLES_PER_CH * AUDIO_IN_CHANNEL_NBR)</w:t>
+      </w:r>
+    </w:p>
+    <w:p>
+      <w:pPr>
+        <w:pStyle w:val="Codeblock"/>
+        <w:rPr>
+          <w:sz w:val="16"/>
+          <w:szCs w:val="16"/>
+        </w:rPr>
+      </w:pPr>
+      <w:r>
+        <w:rPr>
+          <w:sz w:val="16"/>
+          <w:szCs w:val="16"/>
+        </w:rPr>
+        <w:t xml:space="preserve">#define BUF_SAMPLES            </w:t>
+      </w:r>
+      <w:proofErr w:type="gramStart"/>
+      <w:r>
+        <w:rPr>
+          <w:sz w:val="16"/>
+          <w:szCs w:val="16"/>
+        </w:rPr>
+        <w:t xml:space="preserve">   (</w:t>
+      </w:r>
+      <w:proofErr w:type="gramEnd"/>
+      <w:r>
+        <w:rPr>
+          <w:sz w:val="16"/>
+          <w:szCs w:val="16"/>
+        </w:rPr>
+        <w:t xml:space="preserve">BLOCK_SAMPLES_TOTAL * 2u) </w:t>
+      </w:r>
+    </w:p>
+    <w:p>
+      <w:pPr>
+        <w:pStyle w:val="Codeblock"/>
+        <w:rPr>
+          <w:sz w:val="16"/>
+          <w:szCs w:val="16"/>
+        </w:rPr>
+      </w:pPr>
+    </w:p>
+    <w:p>
+      <w:pPr>
+        <w:pStyle w:val="Codeblock"/>
+        <w:rPr>
+          <w:sz w:val="16"/>
+          <w:szCs w:val="16"/>
+        </w:rPr>
+      </w:pPr>
+      <w:r>
+        <w:rPr>
+          <w:sz w:val="16"/>
+          <w:szCs w:val="16"/>
+        </w:rPr>
+        <w:t xml:space="preserve">/* Private </w:t>
+      </w:r>
+      <w:proofErr w:type="gramStart"/>
+      <w:r>
+        <w:rPr>
+          <w:sz w:val="16"/>
+          <w:szCs w:val="16"/>
+        </w:rPr>
+        <w:t>macro -</w:t>
+      </w:r>
+      <w:proofErr w:type="gramEnd"/>
+      <w:r>
+        <w:rPr>
+          <w:sz w:val="16"/>
+          <w:szCs w:val="16"/>
+        </w:rPr>
+        <w:t>------------------------------------------------------------*/</w:t>
+      </w:r>
+    </w:p>
+    <w:p>
+      <w:pPr>
+        <w:pStyle w:val="Codeblock"/>
+        <w:rPr>
+          <w:sz w:val="16"/>
+          <w:szCs w:val="16"/>
+        </w:rPr>
+      </w:pPr>
+      <w:r>
+        <w:rPr>
+          <w:sz w:val="16"/>
+          <w:szCs w:val="16"/>
+        </w:rPr>
+        <w:t xml:space="preserve">/* Private </w:t>
+      </w:r>
+      <w:proofErr w:type="gramStart"/>
+      <w:r>
+        <w:rPr>
+          <w:sz w:val="16"/>
+          <w:szCs w:val="16"/>
+        </w:rPr>
+        <w:t>variables -</w:t>
+      </w:r>
+      <w:proofErr w:type="gramEnd"/>
+      <w:r>
+        <w:rPr>
+          <w:sz w:val="16"/>
+          <w:szCs w:val="16"/>
+        </w:rPr>
+        <w:t>--------------------------------------------------------*/</w:t>
+      </w:r>
+    </w:p>
+    <w:p>
+      <w:pPr>
+        <w:pStyle w:val="Codeblock"/>
+        <w:rPr>
+          <w:sz w:val="16"/>
+          <w:szCs w:val="16"/>
+        </w:rPr>
+      </w:pPr>
+      <w:r>
+        <w:rPr>
+          <w:sz w:val="16"/>
+          <w:szCs w:val="16"/>
+        </w:rPr>
+        <w:t>static __attribute</w:t>
+      </w:r>
+      <w:proofErr w:type="gramStart"/>
+      <w:r>
+        <w:rPr>
+          <w:sz w:val="16"/>
+          <w:szCs w:val="16"/>
+        </w:rPr>
+        <w:t>__(</w:t>
+      </w:r>
+      <w:proofErr w:type="gramEnd"/>
+      <w:r>
+        <w:rPr>
+          <w:sz w:val="16"/>
+          <w:szCs w:val="16"/>
+        </w:rPr>
+        <w:t>(</w:t>
+      </w:r>
+      <w:proofErr w:type="gramStart"/>
+      <w:r>
+        <w:rPr>
+          <w:sz w:val="16"/>
+          <w:szCs w:val="16"/>
+        </w:rPr>
+        <w:t>aligned(</w:t>
+      </w:r>
+      <w:proofErr w:type="gramEnd"/>
+      <w:r>
+        <w:rPr>
+          <w:sz w:val="16"/>
+          <w:szCs w:val="16"/>
+        </w:rPr>
+        <w:t xml:space="preserve">32))) int16_t </w:t>
+      </w:r>
       <w:proofErr w:type="spellStart"/>
       <w:proofErr w:type="gramStart"/>
       <w:r>
         <w:rPr>
           <w:sz w:val="16"/>
           <w:szCs w:val="16"/>
-          <w:lang w:val="fr-FR"/>
-        </w:rPr>
-        <w:t>extern</w:t>
+        </w:rPr>
+        <w:t>InBuf</w:t>
+      </w:r>
+      <w:proofErr w:type="spellEnd"/>
+      <w:r>
+        <w:rPr>
+          <w:sz w:val="16"/>
+          <w:szCs w:val="16"/>
+        </w:rPr>
+        <w:t>[</w:t>
+      </w:r>
+      <w:proofErr w:type="gramEnd"/>
+      <w:r>
+        <w:rPr>
+          <w:sz w:val="16"/>
+          <w:szCs w:val="16"/>
+        </w:rPr>
+        <w:t>BUF_SAMPLES</w:t>
+      </w:r>
+      <w:proofErr w:type="gramStart"/>
+      <w:r>
+        <w:rPr>
+          <w:sz w:val="16"/>
+          <w:szCs w:val="16"/>
+        </w:rPr>
+        <w:t>];</w:t>
+      </w:r>
+      <w:proofErr w:type="gramEnd"/>
+    </w:p>
+    <w:p>
+      <w:pPr>
+        <w:pStyle w:val="Codeblock"/>
+        <w:rPr>
+          <w:sz w:val="16"/>
+          <w:szCs w:val="16"/>
+        </w:rPr>
+      </w:pPr>
+      <w:r>
+        <w:rPr>
+          <w:sz w:val="16"/>
+          <w:szCs w:val="16"/>
+        </w:rPr>
+        <w:t>static __attribute__((</w:t>
+      </w:r>
+      <w:proofErr w:type="gramStart"/>
+      <w:r>
+        <w:rPr>
+          <w:sz w:val="16"/>
+          <w:szCs w:val="16"/>
+        </w:rPr>
+        <w:t>aligned(32))</w:t>
+      </w:r>
+      <w:proofErr w:type="gramEnd"/>
+      <w:r>
+        <w:rPr>
+          <w:sz w:val="16"/>
+          <w:szCs w:val="16"/>
+        </w:rPr>
+        <w:t xml:space="preserve">) int16_t </w:t>
+      </w:r>
+      <w:proofErr w:type="spellStart"/>
+      <w:proofErr w:type="gramStart"/>
+      <w:r>
+        <w:rPr>
+          <w:sz w:val="16"/>
+          <w:szCs w:val="16"/>
+        </w:rPr>
+        <w:t>OutBuf</w:t>
+      </w:r>
+      <w:proofErr w:type="spellEnd"/>
+      <w:r>
+        <w:rPr>
+          <w:sz w:val="16"/>
+          <w:szCs w:val="16"/>
+        </w:rPr>
+        <w:t>[</w:t>
+      </w:r>
+      <w:proofErr w:type="gramEnd"/>
+      <w:r>
+        <w:rPr>
+          <w:sz w:val="16"/>
+          <w:szCs w:val="16"/>
+        </w:rPr>
+        <w:t>BUF_SAMPLES</w:t>
+      </w:r>
+      <w:proofErr w:type="gramStart"/>
+      <w:r>
+        <w:rPr>
+          <w:sz w:val="16"/>
+          <w:szCs w:val="16"/>
+        </w:rPr>
+        <w:t>];</w:t>
+      </w:r>
+      <w:proofErr w:type="gramEnd"/>
+    </w:p>
+    <w:p>
+      <w:pPr>
+        <w:pStyle w:val="Codeblock"/>
+        <w:rPr>
+          <w:sz w:val="16"/>
+          <w:szCs w:val="16"/>
+        </w:rPr>
+      </w:pPr>
+    </w:p>
+    <w:p>
+      <w:pPr>
+        <w:pStyle w:val="Codeblock"/>
+        <w:rPr>
+          <w:sz w:val="16"/>
+          <w:szCs w:val="16"/>
+        </w:rPr>
+      </w:pPr>
+      <w:r>
+        <w:rPr>
+          <w:sz w:val="16"/>
+          <w:szCs w:val="16"/>
+        </w:rPr>
+        <w:t xml:space="preserve">static float32_t </w:t>
+      </w:r>
+      <w:proofErr w:type="spellStart"/>
+      <w:proofErr w:type="gramStart"/>
+      <w:r>
+        <w:rPr>
+          <w:sz w:val="16"/>
+          <w:szCs w:val="16"/>
+        </w:rPr>
+        <w:t>xn</w:t>
+      </w:r>
+      <w:proofErr w:type="spellEnd"/>
+      <w:r>
+        <w:rPr>
+          <w:sz w:val="16"/>
+          <w:szCs w:val="16"/>
+        </w:rPr>
+        <w:t>;</w:t>
+      </w:r>
+      <w:proofErr w:type="gramEnd"/>
+    </w:p>
+    <w:p>
+      <w:pPr>
+        <w:pStyle w:val="Codeblock"/>
+        <w:rPr>
+          <w:sz w:val="16"/>
+          <w:szCs w:val="16"/>
+        </w:rPr>
+      </w:pPr>
+      <w:r>
+        <w:rPr>
+          <w:sz w:val="16"/>
+          <w:szCs w:val="16"/>
+        </w:rPr>
+        <w:t xml:space="preserve">static float32_t </w:t>
+      </w:r>
+      <w:proofErr w:type="spellStart"/>
+      <w:proofErr w:type="gramStart"/>
+      <w:r>
+        <w:rPr>
+          <w:sz w:val="16"/>
+          <w:szCs w:val="16"/>
+        </w:rPr>
+        <w:t>yn</w:t>
+      </w:r>
+      <w:proofErr w:type="spellEnd"/>
+      <w:r>
+        <w:rPr>
+          <w:sz w:val="16"/>
+          <w:szCs w:val="16"/>
+        </w:rPr>
+        <w:t>;</w:t>
+      </w:r>
+      <w:proofErr w:type="gramEnd"/>
+    </w:p>
+    <w:p>
+      <w:pPr>
+        <w:pStyle w:val="Codeblock"/>
+        <w:rPr>
+          <w:sz w:val="16"/>
+          <w:szCs w:val="16"/>
+        </w:rPr>
+      </w:pPr>
+    </w:p>
+    <w:p>
+      <w:pPr>
+        <w:pStyle w:val="Codeblock"/>
+        <w:rPr>
+          <w:sz w:val="16"/>
+          <w:szCs w:val="16"/>
+        </w:rPr>
+      </w:pPr>
+      <w:r>
+        <w:rPr>
+          <w:sz w:val="16"/>
+          <w:szCs w:val="16"/>
+        </w:rPr>
+        <w:t xml:space="preserve">static float32_t xn1 = </w:t>
+      </w:r>
+      <w:proofErr w:type="gramStart"/>
+      <w:r>
+        <w:rPr>
+          <w:sz w:val="16"/>
+          <w:szCs w:val="16"/>
+        </w:rPr>
+        <w:t>0.0;</w:t>
+      </w:r>
+      <w:proofErr w:type="gramEnd"/>
+    </w:p>
+    <w:p>
+      <w:pPr>
+        <w:pStyle w:val="Codeblock"/>
+        <w:rPr>
+          <w:sz w:val="16"/>
+          <w:szCs w:val="16"/>
+        </w:rPr>
+      </w:pPr>
+      <w:r>
+        <w:rPr>
+          <w:sz w:val="16"/>
+          <w:szCs w:val="16"/>
+        </w:rPr>
+        <w:t xml:space="preserve">static float32_t yn1 = </w:t>
+      </w:r>
+      <w:proofErr w:type="gramStart"/>
+      <w:r>
+        <w:rPr>
+          <w:sz w:val="16"/>
+          <w:szCs w:val="16"/>
+        </w:rPr>
+        <w:t>0.0;</w:t>
+      </w:r>
+      <w:proofErr w:type="gramEnd"/>
+    </w:p>
+    <w:p>
+      <w:pPr>
+        <w:pStyle w:val="Codeblock"/>
+        <w:rPr>
+          <w:sz w:val="16"/>
+          <w:szCs w:val="16"/>
+        </w:rPr>
+      </w:pPr>
+      <w:r>
+        <w:rPr>
+          <w:sz w:val="16"/>
+          <w:szCs w:val="16"/>
+        </w:rPr>
+        <w:t xml:space="preserve">static float32_t yn2 = </w:t>
+      </w:r>
+      <w:proofErr w:type="gramStart"/>
+      <w:r>
+        <w:rPr>
+          <w:sz w:val="16"/>
+          <w:szCs w:val="16"/>
+        </w:rPr>
+        <w:t>0.0;</w:t>
+      </w:r>
+      <w:proofErr w:type="gramEnd"/>
+    </w:p>
+    <w:p>
+      <w:pPr>
+        <w:pStyle w:val="Codeblock"/>
+        <w:rPr>
+          <w:sz w:val="16"/>
+          <w:szCs w:val="16"/>
+        </w:rPr>
+      </w:pPr>
+    </w:p>
+    <w:p>
+      <w:pPr>
+        <w:pStyle w:val="Codeblock"/>
+        <w:rPr>
+          <w:sz w:val="16"/>
+          <w:szCs w:val="16"/>
+        </w:rPr>
+      </w:pPr>
+      <w:r>
+        <w:rPr>
+          <w:sz w:val="16"/>
+          <w:szCs w:val="16"/>
+        </w:rPr>
+        <w:t xml:space="preserve">/* Private function </w:t>
+      </w:r>
+      <w:proofErr w:type="gramStart"/>
+      <w:r>
+        <w:rPr>
+          <w:sz w:val="16"/>
+          <w:szCs w:val="16"/>
+        </w:rPr>
+        <w:t>prototypes -</w:t>
+      </w:r>
+      <w:proofErr w:type="gramEnd"/>
+      <w:r>
+        <w:rPr>
+          <w:sz w:val="16"/>
+          <w:szCs w:val="16"/>
+        </w:rPr>
+        <w:t>----------------------------------------------*/</w:t>
+      </w:r>
+    </w:p>
+    <w:p>
+      <w:pPr>
+        <w:pStyle w:val="Codeblock"/>
+        <w:rPr>
+          <w:sz w:val="16"/>
+          <w:szCs w:val="16"/>
+        </w:rPr>
+      </w:pPr>
+      <w:r>
+        <w:rPr>
+          <w:sz w:val="16"/>
+          <w:szCs w:val="16"/>
+        </w:rPr>
+        <w:t xml:space="preserve">static void </w:t>
+      </w:r>
+      <w:proofErr w:type="spellStart"/>
+      <w:r>
+        <w:rPr>
+          <w:sz w:val="16"/>
+          <w:szCs w:val="16"/>
+        </w:rPr>
+        <w:t>MPU_Config</w:t>
+      </w:r>
+      <w:proofErr w:type="spellEnd"/>
+      <w:r>
+        <w:rPr>
+          <w:sz w:val="16"/>
+          <w:szCs w:val="16"/>
+        </w:rPr>
+        <w:t>(void</w:t>
+      </w:r>
+      <w:proofErr w:type="gramStart"/>
+      <w:r>
+        <w:rPr>
+          <w:sz w:val="16"/>
+          <w:szCs w:val="16"/>
+        </w:rPr>
+        <w:t>);</w:t>
+      </w:r>
+      <w:proofErr w:type="gramEnd"/>
+    </w:p>
+    <w:p>
+      <w:pPr>
+        <w:pStyle w:val="Codeblock"/>
+        <w:rPr>
+          <w:sz w:val="16"/>
+          <w:szCs w:val="16"/>
+        </w:rPr>
+      </w:pPr>
+      <w:r>
+        <w:rPr>
+          <w:sz w:val="16"/>
+          <w:szCs w:val="16"/>
+        </w:rPr>
+        <w:t xml:space="preserve">static void </w:t>
+      </w:r>
+      <w:proofErr w:type="spellStart"/>
+      <w:r>
+        <w:rPr>
+          <w:sz w:val="16"/>
+          <w:szCs w:val="16"/>
+        </w:rPr>
+        <w:t>SystemClock_Config</w:t>
+      </w:r>
+      <w:proofErr w:type="spellEnd"/>
+      <w:r>
+        <w:rPr>
+          <w:sz w:val="16"/>
+          <w:szCs w:val="16"/>
+        </w:rPr>
+        <w:t>(void</w:t>
+      </w:r>
+      <w:proofErr w:type="gramStart"/>
+      <w:r>
+        <w:rPr>
+          <w:sz w:val="16"/>
+          <w:szCs w:val="16"/>
+        </w:rPr>
+        <w:t>);</w:t>
+      </w:r>
+      <w:proofErr w:type="gramEnd"/>
+    </w:p>
+    <w:p>
+      <w:pPr>
+        <w:pStyle w:val="Codeblock"/>
+        <w:rPr>
+          <w:sz w:val="16"/>
+          <w:szCs w:val="16"/>
+        </w:rPr>
+      </w:pPr>
+      <w:r>
+        <w:rPr>
+          <w:sz w:val="16"/>
+          <w:szCs w:val="16"/>
+        </w:rPr>
+        <w:t xml:space="preserve">static void </w:t>
+      </w:r>
+      <w:proofErr w:type="spellStart"/>
+      <w:r>
+        <w:rPr>
+          <w:sz w:val="16"/>
+          <w:szCs w:val="16"/>
+        </w:rPr>
+        <w:t>CPU_CACHE_Enable</w:t>
+      </w:r>
+      <w:proofErr w:type="spellEnd"/>
+      <w:r>
+        <w:rPr>
+          <w:sz w:val="16"/>
+          <w:szCs w:val="16"/>
+        </w:rPr>
+        <w:t>(void</w:t>
+      </w:r>
+      <w:proofErr w:type="gramStart"/>
+      <w:r>
+        <w:rPr>
+          <w:sz w:val="16"/>
+          <w:szCs w:val="16"/>
+        </w:rPr>
+        <w:t>);</w:t>
+      </w:r>
+      <w:proofErr w:type="gramEnd"/>
+    </w:p>
+    <w:p>
+      <w:pPr>
+        <w:pStyle w:val="Codeblock"/>
+        <w:rPr>
+          <w:sz w:val="16"/>
+          <w:szCs w:val="16"/>
+        </w:rPr>
+      </w:pPr>
+      <w:r>
+        <w:rPr>
+          <w:sz w:val="16"/>
+          <w:szCs w:val="16"/>
+        </w:rPr>
+        <w:t xml:space="preserve">static void </w:t>
+      </w:r>
+      <w:proofErr w:type="spellStart"/>
+      <w:r>
+        <w:rPr>
+          <w:sz w:val="16"/>
+          <w:szCs w:val="16"/>
+        </w:rPr>
+        <w:t>Error_Handler</w:t>
+      </w:r>
+      <w:proofErr w:type="spellEnd"/>
+      <w:r>
+        <w:rPr>
+          <w:sz w:val="16"/>
+          <w:szCs w:val="16"/>
+        </w:rPr>
+        <w:t>(void</w:t>
+      </w:r>
+      <w:proofErr w:type="gramStart"/>
+      <w:r>
+        <w:rPr>
+          <w:sz w:val="16"/>
+          <w:szCs w:val="16"/>
+        </w:rPr>
+        <w:t>);</w:t>
+      </w:r>
+      <w:proofErr w:type="gramEnd"/>
+    </w:p>
+    <w:p>
+      <w:pPr>
+        <w:pStyle w:val="Codeblock"/>
+        <w:rPr>
+          <w:sz w:val="16"/>
+          <w:szCs w:val="16"/>
+        </w:rPr>
+      </w:pPr>
+      <w:r>
+        <w:rPr>
+          <w:sz w:val="16"/>
+          <w:szCs w:val="16"/>
+        </w:rPr>
+        <w:t xml:space="preserve">static void </w:t>
+      </w:r>
+      <w:proofErr w:type="spellStart"/>
+      <w:r>
+        <w:rPr>
+          <w:sz w:val="16"/>
+          <w:szCs w:val="16"/>
+        </w:rPr>
+        <w:t>Process_</w:t>
+      </w:r>
+      <w:proofErr w:type="gramStart"/>
+      <w:r>
+        <w:rPr>
+          <w:sz w:val="16"/>
+          <w:szCs w:val="16"/>
+        </w:rPr>
+        <w:t>IIR</w:t>
+      </w:r>
+      <w:proofErr w:type="spellEnd"/>
+      <w:r>
+        <w:rPr>
+          <w:sz w:val="16"/>
+          <w:szCs w:val="16"/>
+        </w:rPr>
+        <w:t>(</w:t>
+      </w:r>
+      <w:proofErr w:type="gramEnd"/>
+      <w:r>
+        <w:rPr>
+          <w:sz w:val="16"/>
+          <w:szCs w:val="16"/>
+        </w:rPr>
+        <w:t>const int16_t *in, int16_t *out, uint32_t length</w:t>
+      </w:r>
+      <w:proofErr w:type="gramStart"/>
+      <w:r>
+        <w:rPr>
+          <w:sz w:val="16"/>
+          <w:szCs w:val="16"/>
+        </w:rPr>
+        <w:t>);</w:t>
+      </w:r>
+      <w:proofErr w:type="gramEnd"/>
+    </w:p>
+    <w:p>
+      <w:pPr>
+        <w:pStyle w:val="Codeblock"/>
+        <w:rPr>
+          <w:sz w:val="16"/>
+          <w:szCs w:val="16"/>
+        </w:rPr>
+      </w:pPr>
+      <w:r>
+        <w:rPr>
+          <w:sz w:val="16"/>
+          <w:szCs w:val="16"/>
+        </w:rPr>
+        <w:lastRenderedPageBreak/>
+        <w:t xml:space="preserve">void </w:t>
+      </w:r>
+      <w:proofErr w:type="spellStart"/>
+      <w:r>
+        <w:rPr>
+          <w:sz w:val="16"/>
+          <w:szCs w:val="16"/>
+        </w:rPr>
+        <w:t>BSP_AUDIO_OUT_</w:t>
+      </w:r>
+      <w:proofErr w:type="gramStart"/>
+      <w:r>
+        <w:rPr>
+          <w:sz w:val="16"/>
+          <w:szCs w:val="16"/>
+        </w:rPr>
+        <w:t>ClockConfig</w:t>
+      </w:r>
+      <w:proofErr w:type="spellEnd"/>
+      <w:r>
+        <w:rPr>
+          <w:sz w:val="16"/>
+          <w:szCs w:val="16"/>
+        </w:rPr>
+        <w:t>(</w:t>
+      </w:r>
+      <w:proofErr w:type="spellStart"/>
+      <w:proofErr w:type="gramEnd"/>
+      <w:r>
+        <w:rPr>
+          <w:sz w:val="16"/>
+          <w:szCs w:val="16"/>
+        </w:rPr>
+        <w:t>SAI_HandleTypeDef</w:t>
+      </w:r>
+      <w:proofErr w:type="spellEnd"/>
+      <w:r>
+        <w:rPr>
+          <w:sz w:val="16"/>
+          <w:szCs w:val="16"/>
+        </w:rPr>
+        <w:t xml:space="preserve"> *</w:t>
+      </w:r>
+      <w:proofErr w:type="spellStart"/>
+      <w:r>
+        <w:rPr>
+          <w:sz w:val="16"/>
+          <w:szCs w:val="16"/>
+        </w:rPr>
+        <w:t>hsai</w:t>
+      </w:r>
+      <w:proofErr w:type="spellEnd"/>
+      <w:r>
+        <w:rPr>
+          <w:sz w:val="16"/>
+          <w:szCs w:val="16"/>
+        </w:rPr>
+        <w:t xml:space="preserve">, uint32_t </w:t>
+      </w:r>
+      <w:proofErr w:type="spellStart"/>
+      <w:r>
+        <w:rPr>
+          <w:sz w:val="16"/>
+          <w:szCs w:val="16"/>
+        </w:rPr>
+        <w:t>AudioFreq</w:t>
+      </w:r>
+      <w:proofErr w:type="spellEnd"/>
+      <w:r>
+        <w:rPr>
+          <w:sz w:val="16"/>
+          <w:szCs w:val="16"/>
+        </w:rPr>
+        <w:t>, void *Params</w:t>
+      </w:r>
+      <w:proofErr w:type="gramStart"/>
+      <w:r>
+        <w:rPr>
+          <w:sz w:val="16"/>
+          <w:szCs w:val="16"/>
+        </w:rPr>
+        <w:t>);</w:t>
+      </w:r>
+      <w:proofErr w:type="gramEnd"/>
+    </w:p>
+    <w:p>
+      <w:pPr>
+        <w:pStyle w:val="Codeblock"/>
+        <w:rPr>
+          <w:sz w:val="16"/>
+          <w:szCs w:val="16"/>
+        </w:rPr>
+      </w:pPr>
+    </w:p>
+    <w:p>
+      <w:pPr>
+        <w:pStyle w:val="Codeblock"/>
+        <w:rPr>
+          <w:sz w:val="16"/>
+          <w:szCs w:val="16"/>
+        </w:rPr>
+      </w:pPr>
+      <w:r>
+        <w:rPr>
+          <w:sz w:val="16"/>
+          <w:szCs w:val="16"/>
+        </w:rPr>
+        <w:t>/* Private functions ---------------------------------------------------------*/</w:t>
+      </w:r>
+    </w:p>
+    <w:p>
+      <w:pPr>
+        <w:pStyle w:val="Codeblock"/>
+        <w:rPr>
+          <w:sz w:val="16"/>
+          <w:szCs w:val="16"/>
+        </w:rPr>
+      </w:pPr>
+      <w:r>
+        <w:rPr>
+          <w:sz w:val="16"/>
+          <w:szCs w:val="16"/>
+        </w:rPr>
+        <w:t xml:space="preserve">void </w:t>
+      </w:r>
+      <w:proofErr w:type="spellStart"/>
+      <w:r>
+        <w:rPr>
+          <w:sz w:val="16"/>
+          <w:szCs w:val="16"/>
+        </w:rPr>
+        <w:t>BSP_AUDIO_IN_HalfTransfer_CallBack</w:t>
+      </w:r>
+      <w:proofErr w:type="spellEnd"/>
+      <w:r>
+        <w:rPr>
+          <w:sz w:val="16"/>
+          <w:szCs w:val="16"/>
+        </w:rPr>
+        <w:t>(void)</w:t>
+      </w:r>
+    </w:p>
+    <w:p>
+      <w:pPr>
+        <w:pStyle w:val="Codeblock"/>
+        <w:rPr>
+          <w:sz w:val="16"/>
+          <w:szCs w:val="16"/>
+        </w:rPr>
+      </w:pPr>
+      <w:r>
+        <w:rPr>
+          <w:sz w:val="16"/>
+          <w:szCs w:val="16"/>
+        </w:rPr>
+        <w:t>{</w:t>
+      </w:r>
+    </w:p>
+    <w:p>
+      <w:pPr>
+        <w:pStyle w:val="Codeblock"/>
+        <w:rPr>
+          <w:sz w:val="16"/>
+          <w:szCs w:val="16"/>
+        </w:rPr>
+      </w:pPr>
+      <w:r>
+        <w:rPr>
+          <w:sz w:val="16"/>
+          <w:szCs w:val="16"/>
+        </w:rPr>
+        <w:t xml:space="preserve">  </w:t>
+      </w:r>
+      <w:proofErr w:type="spellStart"/>
+      <w:r>
+        <w:rPr>
+          <w:sz w:val="16"/>
+          <w:szCs w:val="16"/>
+        </w:rPr>
+        <w:t>Process_</w:t>
+      </w:r>
+      <w:proofErr w:type="gramStart"/>
+      <w:r>
+        <w:rPr>
+          <w:sz w:val="16"/>
+          <w:szCs w:val="16"/>
+        </w:rPr>
+        <w:t>IIR</w:t>
+      </w:r>
+      <w:proofErr w:type="spellEnd"/>
+      <w:r>
+        <w:rPr>
+          <w:sz w:val="16"/>
+          <w:szCs w:val="16"/>
+        </w:rPr>
+        <w:t>(</w:t>
+      </w:r>
+      <w:proofErr w:type="spellStart"/>
+      <w:proofErr w:type="gramEnd"/>
+      <w:r>
+        <w:rPr>
+          <w:sz w:val="16"/>
+          <w:szCs w:val="16"/>
+        </w:rPr>
+        <w:t>InBuf</w:t>
+      </w:r>
+      <w:proofErr w:type="spellEnd"/>
+      <w:r>
+        <w:rPr>
+          <w:sz w:val="16"/>
+          <w:szCs w:val="16"/>
+        </w:rPr>
+        <w:t xml:space="preserve">, </w:t>
+      </w:r>
+      <w:proofErr w:type="spellStart"/>
+      <w:r>
+        <w:rPr>
+          <w:sz w:val="16"/>
+          <w:szCs w:val="16"/>
+        </w:rPr>
+        <w:t>OutBuf</w:t>
+      </w:r>
+      <w:proofErr w:type="spellEnd"/>
+      <w:r>
+        <w:rPr>
+          <w:sz w:val="16"/>
+          <w:szCs w:val="16"/>
+        </w:rPr>
+        <w:t>, BLOCK_SAMPLES_TOTAL</w:t>
+      </w:r>
+      <w:proofErr w:type="gramStart"/>
+      <w:r>
+        <w:rPr>
+          <w:sz w:val="16"/>
+          <w:szCs w:val="16"/>
+        </w:rPr>
+        <w:t>);</w:t>
+      </w:r>
+      <w:proofErr w:type="gramEnd"/>
+    </w:p>
+    <w:p>
+      <w:pPr>
+        <w:pStyle w:val="Codeblock"/>
+        <w:rPr>
+          <w:sz w:val="16"/>
+          <w:szCs w:val="16"/>
+        </w:rPr>
+      </w:pPr>
+      <w:r>
+        <w:rPr>
+          <w:sz w:val="16"/>
+          <w:szCs w:val="16"/>
+        </w:rPr>
+        <w:t>}</w:t>
+      </w:r>
+    </w:p>
+    <w:p>
+      <w:pPr>
+        <w:pStyle w:val="Codeblock"/>
+        <w:rPr>
+          <w:sz w:val="16"/>
+          <w:szCs w:val="16"/>
+        </w:rPr>
+      </w:pPr>
+    </w:p>
+    <w:p>
+      <w:pPr>
+        <w:pStyle w:val="Codeblock"/>
+        <w:rPr>
+          <w:sz w:val="16"/>
+          <w:szCs w:val="16"/>
+        </w:rPr>
+      </w:pPr>
+      <w:r>
+        <w:rPr>
+          <w:sz w:val="16"/>
+          <w:szCs w:val="16"/>
+        </w:rPr>
+        <w:t xml:space="preserve">void </w:t>
+      </w:r>
+      <w:proofErr w:type="spellStart"/>
+      <w:r>
+        <w:rPr>
+          <w:sz w:val="16"/>
+          <w:szCs w:val="16"/>
+        </w:rPr>
+        <w:t>BSP_AUDIO_IN_TransferComplete_CallBack</w:t>
+      </w:r>
+      <w:proofErr w:type="spellEnd"/>
+      <w:r>
+        <w:rPr>
+          <w:sz w:val="16"/>
+          <w:szCs w:val="16"/>
+        </w:rPr>
+        <w:t>(void)</w:t>
+      </w:r>
+    </w:p>
+    <w:p>
+      <w:pPr>
+        <w:pStyle w:val="Codeblock"/>
+        <w:rPr>
+          <w:sz w:val="16"/>
+          <w:szCs w:val="16"/>
+        </w:rPr>
+      </w:pPr>
+      <w:r>
+        <w:rPr>
+          <w:sz w:val="16"/>
+          <w:szCs w:val="16"/>
+        </w:rPr>
+        <w:t>{</w:t>
+      </w:r>
+    </w:p>
+    <w:p>
+      <w:pPr>
+        <w:pStyle w:val="Codeblock"/>
+        <w:rPr>
+          <w:sz w:val="16"/>
+          <w:szCs w:val="16"/>
+        </w:rPr>
+      </w:pPr>
+      <w:r>
+        <w:rPr>
+          <w:sz w:val="16"/>
+          <w:szCs w:val="16"/>
+        </w:rPr>
+        <w:t xml:space="preserve">  </w:t>
+      </w:r>
+      <w:proofErr w:type="spellStart"/>
+      <w:r>
+        <w:rPr>
+          <w:sz w:val="16"/>
+          <w:szCs w:val="16"/>
+        </w:rPr>
+        <w:t>Process_</w:t>
+      </w:r>
+      <w:proofErr w:type="gramStart"/>
+      <w:r>
+        <w:rPr>
+          <w:sz w:val="16"/>
+          <w:szCs w:val="16"/>
+        </w:rPr>
+        <w:t>IIR</w:t>
+      </w:r>
+      <w:proofErr w:type="spellEnd"/>
+      <w:r>
+        <w:rPr>
+          <w:sz w:val="16"/>
+          <w:szCs w:val="16"/>
+        </w:rPr>
+        <w:t>(</w:t>
+      </w:r>
+      <w:proofErr w:type="spellStart"/>
+      <w:proofErr w:type="gramEnd"/>
+      <w:r>
+        <w:rPr>
+          <w:sz w:val="16"/>
+          <w:szCs w:val="16"/>
+        </w:rPr>
+        <w:t>InBuf</w:t>
+      </w:r>
+      <w:proofErr w:type="spellEnd"/>
+      <w:r>
+        <w:rPr>
+          <w:sz w:val="16"/>
+          <w:szCs w:val="16"/>
+        </w:rPr>
+        <w:t xml:space="preserve"> + BLOCK_SAMPLES_TOTAL, </w:t>
+      </w:r>
+      <w:proofErr w:type="spellStart"/>
+      <w:r>
+        <w:rPr>
+          <w:sz w:val="16"/>
+          <w:szCs w:val="16"/>
+        </w:rPr>
+        <w:t>OutBuf</w:t>
+      </w:r>
+      <w:proofErr w:type="spellEnd"/>
+      <w:r>
+        <w:rPr>
+          <w:sz w:val="16"/>
+          <w:szCs w:val="16"/>
+        </w:rPr>
+        <w:t xml:space="preserve"> + BLOCK_SAMPLES_TOTAL, BLOCK_SAMPLES_TOTAL</w:t>
+      </w:r>
+      <w:proofErr w:type="gramStart"/>
+      <w:r>
+        <w:rPr>
+          <w:sz w:val="16"/>
+          <w:szCs w:val="16"/>
+        </w:rPr>
+        <w:t>);</w:t>
+      </w:r>
+      <w:proofErr w:type="gramEnd"/>
+    </w:p>
+    <w:p>
+      <w:pPr>
+        <w:pStyle w:val="Codeblock"/>
+        <w:rPr>
+          <w:sz w:val="16"/>
+          <w:szCs w:val="16"/>
+        </w:rPr>
+      </w:pPr>
+      <w:r>
+        <w:rPr>
+          <w:sz w:val="16"/>
+          <w:szCs w:val="16"/>
+        </w:rPr>
+        <w:t>}</w:t>
+      </w:r>
+    </w:p>
+    <w:p>
+      <w:pPr>
+        <w:pStyle w:val="Codeblock"/>
+        <w:rPr>
+          <w:sz w:val="16"/>
+          <w:szCs w:val="16"/>
+        </w:rPr>
+      </w:pPr>
+    </w:p>
+    <w:p>
+      <w:pPr>
+        <w:pStyle w:val="Codeblock"/>
+        <w:rPr>
+          <w:sz w:val="16"/>
+          <w:szCs w:val="16"/>
+        </w:rPr>
+      </w:pPr>
+      <w:r>
+        <w:rPr>
+          <w:sz w:val="16"/>
+          <w:szCs w:val="16"/>
+        </w:rPr>
+        <w:t xml:space="preserve">static void </w:t>
+      </w:r>
+      <w:proofErr w:type="spellStart"/>
+      <w:r>
+        <w:rPr>
+          <w:sz w:val="16"/>
+          <w:szCs w:val="16"/>
+        </w:rPr>
+        <w:t>Process_</w:t>
+      </w:r>
+      <w:proofErr w:type="gramStart"/>
+      <w:r>
+        <w:rPr>
+          <w:sz w:val="16"/>
+          <w:szCs w:val="16"/>
+        </w:rPr>
+        <w:t>IIR</w:t>
+      </w:r>
+      <w:proofErr w:type="spellEnd"/>
+      <w:r>
+        <w:rPr>
+          <w:sz w:val="16"/>
+          <w:szCs w:val="16"/>
+        </w:rPr>
+        <w:t>(</w:t>
+      </w:r>
+      <w:proofErr w:type="gramEnd"/>
+      <w:r>
+        <w:rPr>
+          <w:sz w:val="16"/>
+          <w:szCs w:val="16"/>
+        </w:rPr>
+        <w:t>const int16_t *in, int16_t *out, uint32_t length)</w:t>
+      </w:r>
+    </w:p>
+    <w:p>
+      <w:pPr>
+        <w:pStyle w:val="Codeblock"/>
+        <w:rPr>
+          <w:sz w:val="16"/>
+          <w:szCs w:val="16"/>
+        </w:rPr>
+      </w:pPr>
+      <w:r>
+        <w:rPr>
+          <w:sz w:val="16"/>
+          <w:szCs w:val="16"/>
+        </w:rPr>
+        <w:t>{</w:t>
+      </w:r>
+    </w:p>
+    <w:p>
+      <w:pPr>
+        <w:pStyle w:val="Codeblock"/>
+        <w:rPr>
+          <w:sz w:val="16"/>
+          <w:szCs w:val="16"/>
+        </w:rPr>
+      </w:pPr>
+      <w:r>
+        <w:rPr>
+          <w:sz w:val="16"/>
+          <w:szCs w:val="16"/>
+        </w:rPr>
+        <w:t xml:space="preserve">  for (uint32_t </w:t>
+      </w:r>
+      <w:proofErr w:type="spellStart"/>
+      <w:r>
+        <w:rPr>
+          <w:sz w:val="16"/>
+          <w:szCs w:val="16"/>
+        </w:rPr>
+        <w:t>i</w:t>
+      </w:r>
+      <w:proofErr w:type="spellEnd"/>
+      <w:r>
+        <w:rPr>
+          <w:sz w:val="16"/>
+          <w:szCs w:val="16"/>
+        </w:rPr>
+        <w:t xml:space="preserve"> = 0; </w:t>
+      </w:r>
+      <w:proofErr w:type="spellStart"/>
+      <w:r>
+        <w:rPr>
+          <w:sz w:val="16"/>
+          <w:szCs w:val="16"/>
+        </w:rPr>
+        <w:t>i</w:t>
+      </w:r>
+      <w:proofErr w:type="spellEnd"/>
+      <w:r>
+        <w:rPr>
+          <w:sz w:val="16"/>
+          <w:szCs w:val="16"/>
+        </w:rPr>
+        <w:t xml:space="preserve"> &lt; length; </w:t>
+      </w:r>
+      <w:proofErr w:type="spellStart"/>
+      <w:r>
+        <w:rPr>
+          <w:sz w:val="16"/>
+          <w:szCs w:val="16"/>
+        </w:rPr>
+        <w:t>i</w:t>
+      </w:r>
+      <w:proofErr w:type="spellEnd"/>
+      <w:r>
+        <w:rPr>
+          <w:sz w:val="16"/>
+          <w:szCs w:val="16"/>
+        </w:rPr>
+        <w:t xml:space="preserve"> += AUDIO_IN_CHANNEL_NBR)</w:t>
+      </w:r>
+    </w:p>
+    <w:p>
+      <w:pPr>
+        <w:pStyle w:val="Codeblock"/>
+        <w:rPr>
+          <w:sz w:val="16"/>
+          <w:szCs w:val="16"/>
+        </w:rPr>
+      </w:pPr>
+      <w:r>
+        <w:rPr>
+          <w:sz w:val="16"/>
+          <w:szCs w:val="16"/>
+        </w:rPr>
+        <w:t xml:space="preserve">  {</w:t>
+      </w:r>
+    </w:p>
+    <w:p>
+      <w:pPr>
+        <w:pStyle w:val="Codeblock"/>
+        <w:rPr>
+          <w:sz w:val="16"/>
+          <w:szCs w:val="16"/>
+        </w:rPr>
+      </w:pPr>
+      <w:r>
+        <w:rPr>
+          <w:sz w:val="16"/>
+          <w:szCs w:val="16"/>
+        </w:rPr>
+        <w:t xml:space="preserve">    </w:t>
+      </w:r>
+      <w:proofErr w:type="spellStart"/>
+      <w:r>
+        <w:rPr>
+          <w:sz w:val="16"/>
+          <w:szCs w:val="16"/>
+        </w:rPr>
+        <w:t>xn</w:t>
+      </w:r>
+      <w:proofErr w:type="spellEnd"/>
+      <w:r>
+        <w:rPr>
+          <w:sz w:val="16"/>
+          <w:szCs w:val="16"/>
+        </w:rPr>
+        <w:t xml:space="preserve"> = in[</w:t>
+      </w:r>
+      <w:proofErr w:type="spellStart"/>
+      <w:r>
+        <w:rPr>
+          <w:sz w:val="16"/>
+          <w:szCs w:val="16"/>
+        </w:rPr>
+        <w:t>i</w:t>
+      </w:r>
+      <w:proofErr w:type="spellEnd"/>
+      <w:proofErr w:type="gramStart"/>
+      <w:r>
+        <w:rPr>
+          <w:sz w:val="16"/>
+          <w:szCs w:val="16"/>
+        </w:rPr>
+        <w:t>];</w:t>
+      </w:r>
+      <w:proofErr w:type="gramEnd"/>
+    </w:p>
+    <w:p>
+      <w:pPr>
+        <w:pStyle w:val="Codeblock"/>
+        <w:rPr>
+          <w:sz w:val="16"/>
+          <w:szCs w:val="16"/>
+        </w:rPr>
+      </w:pPr>
+      <w:r>
+        <w:rPr>
+          <w:sz w:val="16"/>
+          <w:szCs w:val="16"/>
+        </w:rPr>
+        <w:t xml:space="preserve">    /**********************************************************************</w:t>
+      </w:r>
+    </w:p>
+    <w:p>
+      <w:pPr>
+        <w:pStyle w:val="Codeblock"/>
+        <w:rPr>
+          <w:sz w:val="16"/>
+          <w:szCs w:val="16"/>
+        </w:rPr>
+      </w:pPr>
+      <w:r>
+        <w:rPr>
+          <w:sz w:val="16"/>
+          <w:szCs w:val="16"/>
+        </w:rPr>
+        <w:t xml:space="preserve">      insert code to compute new output sample here, i.e.</w:t>
+      </w:r>
+    </w:p>
+    <w:p>
+      <w:pPr>
+        <w:pStyle w:val="Codeblock"/>
+        <w:rPr>
+          <w:sz w:val="16"/>
+          <w:szCs w:val="16"/>
+        </w:rPr>
+      </w:pPr>
+      <w:r>
+        <w:rPr>
+          <w:sz w:val="16"/>
+          <w:szCs w:val="16"/>
+        </w:rPr>
+        <w:t xml:space="preserve">      y(n) = 0.241275x(n-1) + 1.40067718y(n-1) - 0.62282680y(n-2)</w:t>
+      </w:r>
+    </w:p>
+    <w:p>
+      <w:pPr>
+        <w:pStyle w:val="Codeblock"/>
+        <w:rPr>
+          <w:sz w:val="16"/>
+          <w:szCs w:val="16"/>
+        </w:rPr>
+      </w:pPr>
+      <w:r>
+        <w:rPr>
+          <w:sz w:val="16"/>
+          <w:szCs w:val="16"/>
+        </w:rPr>
+        <w:t xml:space="preserve">      also update stored previous sample values, i.e.</w:t>
+      </w:r>
+    </w:p>
+    <w:p>
+      <w:pPr>
+        <w:pStyle w:val="Codeblock"/>
+        <w:rPr>
+          <w:sz w:val="16"/>
+          <w:szCs w:val="16"/>
+        </w:rPr>
+      </w:pPr>
+      <w:r>
+        <w:rPr>
+          <w:sz w:val="16"/>
+          <w:szCs w:val="16"/>
+        </w:rPr>
+        <w:t xml:space="preserve">      y(n-2), y(n-1), and x(n-1)</w:t>
+      </w:r>
+    </w:p>
+    <w:p>
+      <w:pPr>
+        <w:pStyle w:val="Codeblock"/>
+        <w:rPr>
+          <w:sz w:val="16"/>
+          <w:szCs w:val="16"/>
+        </w:rPr>
+      </w:pPr>
+      <w:r>
+        <w:rPr>
+          <w:sz w:val="16"/>
+          <w:szCs w:val="16"/>
+        </w:rPr>
+        <w:t xml:space="preserve">    **********************************************************************/</w:t>
+      </w:r>
+    </w:p>
+    <w:p>
+      <w:pPr>
+        <w:pStyle w:val="Codeblock"/>
+        <w:rPr>
+          <w:sz w:val="16"/>
+          <w:szCs w:val="16"/>
+        </w:rPr>
+      </w:pPr>
+      <w:r>
+        <w:rPr>
+          <w:sz w:val="16"/>
+          <w:szCs w:val="16"/>
+        </w:rPr>
+        <w:t xml:space="preserve">    </w:t>
+      </w:r>
+      <w:proofErr w:type="gramStart"/>
+      <w:r>
+        <w:rPr>
+          <w:sz w:val="16"/>
+          <w:szCs w:val="16"/>
+        </w:rPr>
+        <w:t>out[</w:t>
+      </w:r>
+      <w:proofErr w:type="spellStart"/>
+      <w:proofErr w:type="gramEnd"/>
+      <w:r>
+        <w:rPr>
+          <w:sz w:val="16"/>
+          <w:szCs w:val="16"/>
+        </w:rPr>
+        <w:t>i</w:t>
+      </w:r>
+      <w:proofErr w:type="spellEnd"/>
+      <w:r>
+        <w:rPr>
+          <w:sz w:val="16"/>
+          <w:szCs w:val="16"/>
+        </w:rPr>
+        <w:t xml:space="preserve"> + 0] = (int16_</w:t>
+      </w:r>
+      <w:proofErr w:type="gramStart"/>
+      <w:r>
+        <w:rPr>
+          <w:sz w:val="16"/>
+          <w:szCs w:val="16"/>
+        </w:rPr>
+        <w:t>t)(</w:t>
+      </w:r>
+      <w:proofErr w:type="spellStart"/>
+      <w:proofErr w:type="gramEnd"/>
+      <w:r>
+        <w:rPr>
+          <w:sz w:val="16"/>
+          <w:szCs w:val="16"/>
+        </w:rPr>
+        <w:t>yn</w:t>
+      </w:r>
+      <w:proofErr w:type="spellEnd"/>
+      <w:proofErr w:type="gramStart"/>
+      <w:r>
+        <w:rPr>
+          <w:sz w:val="16"/>
+          <w:szCs w:val="16"/>
+        </w:rPr>
+        <w:t>);</w:t>
+      </w:r>
+      <w:proofErr w:type="gramEnd"/>
+    </w:p>
+    <w:p>
+      <w:pPr>
+        <w:pStyle w:val="Codeblock"/>
+        <w:rPr>
+          <w:sz w:val="16"/>
+          <w:szCs w:val="16"/>
+        </w:rPr>
+      </w:pPr>
+      <w:r>
+        <w:rPr>
+          <w:sz w:val="16"/>
+          <w:szCs w:val="16"/>
+        </w:rPr>
+        <w:t xml:space="preserve">    </w:t>
+      </w:r>
+      <w:proofErr w:type="gramStart"/>
+      <w:r>
+        <w:rPr>
+          <w:sz w:val="16"/>
+          <w:szCs w:val="16"/>
+        </w:rPr>
+        <w:t>out[</w:t>
+      </w:r>
+      <w:proofErr w:type="spellStart"/>
+      <w:proofErr w:type="gramEnd"/>
+      <w:r>
+        <w:rPr>
+          <w:sz w:val="16"/>
+          <w:szCs w:val="16"/>
+        </w:rPr>
+        <w:t>i</w:t>
+      </w:r>
+      <w:proofErr w:type="spellEnd"/>
+      <w:r>
+        <w:rPr>
+          <w:sz w:val="16"/>
+          <w:szCs w:val="16"/>
+        </w:rPr>
+        <w:t xml:space="preserve"> + 1] = </w:t>
+      </w:r>
+      <w:proofErr w:type="gramStart"/>
+      <w:r>
+        <w:rPr>
+          <w:sz w:val="16"/>
+          <w:szCs w:val="16"/>
+        </w:rPr>
+        <w:t>out[</w:t>
+      </w:r>
+      <w:proofErr w:type="spellStart"/>
+      <w:proofErr w:type="gramEnd"/>
+      <w:r>
+        <w:rPr>
+          <w:sz w:val="16"/>
+          <w:szCs w:val="16"/>
+        </w:rPr>
+        <w:t>i</w:t>
+      </w:r>
+      <w:proofErr w:type="spellEnd"/>
+      <w:r>
+        <w:rPr>
+          <w:sz w:val="16"/>
+          <w:szCs w:val="16"/>
+        </w:rPr>
+        <w:t xml:space="preserve"> + 0</w:t>
+      </w:r>
+      <w:proofErr w:type="gramStart"/>
+      <w:r>
+        <w:rPr>
+          <w:sz w:val="16"/>
+          <w:szCs w:val="16"/>
+        </w:rPr>
+        <w:t>];</w:t>
+      </w:r>
+      <w:proofErr w:type="gramEnd"/>
+    </w:p>
+    <w:p>
+      <w:pPr>
+        <w:pStyle w:val="Codeblock"/>
+        <w:rPr>
+          <w:sz w:val="16"/>
+          <w:szCs w:val="16"/>
+        </w:rPr>
+      </w:pPr>
+      <w:r>
+        <w:rPr>
+          <w:sz w:val="16"/>
+          <w:szCs w:val="16"/>
+        </w:rPr>
+        <w:t xml:space="preserve">  }</w:t>
+      </w:r>
+    </w:p>
+    <w:p>
+      <w:pPr>
+        <w:pStyle w:val="Codeblock"/>
+        <w:rPr>
+          <w:sz w:val="16"/>
+          <w:szCs w:val="16"/>
+        </w:rPr>
+      </w:pPr>
+      <w:r>
+        <w:rPr>
+          <w:sz w:val="16"/>
+          <w:szCs w:val="16"/>
+        </w:rPr>
+        <w:t>}</w:t>
+      </w:r>
+    </w:p>
+    <w:p>
+      <w:pPr>
+        <w:pStyle w:val="Codeblock"/>
+        <w:rPr>
+          <w:sz w:val="16"/>
+          <w:szCs w:val="16"/>
+        </w:rPr>
+      </w:pPr>
+    </w:p>
+    <w:p>
+      <w:pPr>
+        <w:pStyle w:val="Codeblock"/>
+        <w:rPr>
+          <w:sz w:val="16"/>
+          <w:szCs w:val="16"/>
+        </w:rPr>
+      </w:pPr>
+      <w:r>
+        <w:rPr>
+          <w:sz w:val="16"/>
+          <w:szCs w:val="16"/>
+        </w:rPr>
+        <w:t>int main(void)</w:t>
+      </w:r>
+    </w:p>
+    <w:p>
+      <w:pPr>
+        <w:pStyle w:val="Codeblock"/>
+        <w:rPr>
+          <w:sz w:val="16"/>
+          <w:szCs w:val="16"/>
+        </w:rPr>
+      </w:pPr>
+      <w:r>
+        <w:rPr>
+          <w:sz w:val="16"/>
+          <w:szCs w:val="16"/>
+        </w:rPr>
+        <w:t>{</w:t>
+      </w:r>
+    </w:p>
+    <w:p>
+      <w:pPr>
+        <w:pStyle w:val="Codeblock"/>
+        <w:rPr>
+          <w:sz w:val="16"/>
+          <w:szCs w:val="16"/>
+        </w:rPr>
+      </w:pPr>
+      <w:r>
+        <w:rPr>
+          <w:sz w:val="16"/>
+          <w:szCs w:val="16"/>
+        </w:rPr>
+        <w:t xml:space="preserve">  /* Configure the MPU attributes */</w:t>
+      </w:r>
+    </w:p>
+    <w:p>
+      <w:pPr>
+        <w:pStyle w:val="Codeblock"/>
+        <w:rPr>
+          <w:sz w:val="16"/>
+          <w:szCs w:val="16"/>
+        </w:rPr>
+      </w:pPr>
+      <w:r>
+        <w:rPr>
+          <w:sz w:val="16"/>
+          <w:szCs w:val="16"/>
+        </w:rPr>
+        <w:t xml:space="preserve">  </w:t>
+      </w:r>
+      <w:proofErr w:type="spellStart"/>
+      <w:r>
+        <w:rPr>
+          <w:sz w:val="16"/>
+          <w:szCs w:val="16"/>
+        </w:rPr>
+        <w:t>MPU_</w:t>
+      </w:r>
+      <w:proofErr w:type="gramStart"/>
+      <w:r>
+        <w:rPr>
+          <w:sz w:val="16"/>
+          <w:szCs w:val="16"/>
+        </w:rPr>
+        <w:t>Config</w:t>
+      </w:r>
+      <w:proofErr w:type="spellEnd"/>
+      <w:r>
+        <w:rPr>
+          <w:sz w:val="16"/>
+          <w:szCs w:val="16"/>
+        </w:rPr>
+        <w:t>();</w:t>
+      </w:r>
+      <w:proofErr w:type="gramEnd"/>
+    </w:p>
+    <w:p>
+      <w:pPr>
+        <w:pStyle w:val="Codeblock"/>
+        <w:rPr>
+          <w:sz w:val="16"/>
+          <w:szCs w:val="16"/>
+        </w:rPr>
+      </w:pPr>
+    </w:p>
+    <w:p>
+      <w:pPr>
+        <w:pStyle w:val="Codeblock"/>
+        <w:rPr>
+          <w:sz w:val="16"/>
+          <w:szCs w:val="16"/>
+        </w:rPr>
+      </w:pPr>
+      <w:r>
+        <w:rPr>
+          <w:sz w:val="16"/>
+          <w:szCs w:val="16"/>
+        </w:rPr>
+        <w:t xml:space="preserve">  /* Enable the CPU Cache */</w:t>
+      </w:r>
+    </w:p>
+    <w:p>
+      <w:pPr>
+        <w:pStyle w:val="Codeblock"/>
+        <w:rPr>
+          <w:sz w:val="16"/>
+          <w:szCs w:val="16"/>
+        </w:rPr>
+      </w:pPr>
+      <w:r>
+        <w:rPr>
+          <w:sz w:val="16"/>
+          <w:szCs w:val="16"/>
+        </w:rPr>
+        <w:t xml:space="preserve">  </w:t>
+      </w:r>
+      <w:proofErr w:type="spellStart"/>
+      <w:r>
+        <w:rPr>
+          <w:sz w:val="16"/>
+          <w:szCs w:val="16"/>
+        </w:rPr>
+        <w:t>CPU_CACHE_</w:t>
+      </w:r>
+      <w:proofErr w:type="gramStart"/>
+      <w:r>
+        <w:rPr>
+          <w:sz w:val="16"/>
+          <w:szCs w:val="16"/>
+        </w:rPr>
+        <w:t>Enable</w:t>
+      </w:r>
+      <w:proofErr w:type="spellEnd"/>
+      <w:r>
+        <w:rPr>
+          <w:sz w:val="16"/>
+          <w:szCs w:val="16"/>
+        </w:rPr>
+        <w:t>();</w:t>
+      </w:r>
+      <w:proofErr w:type="gramEnd"/>
+    </w:p>
+    <w:p>
+      <w:pPr>
+        <w:pStyle w:val="Codeblock"/>
+        <w:rPr>
+          <w:sz w:val="16"/>
+          <w:szCs w:val="16"/>
+        </w:rPr>
+      </w:pPr>
+    </w:p>
+    <w:p>
+      <w:pPr>
+        <w:pStyle w:val="Codeblock"/>
+        <w:rPr>
+          <w:sz w:val="16"/>
+          <w:szCs w:val="16"/>
+        </w:rPr>
+      </w:pPr>
+      <w:r>
+        <w:rPr>
+          <w:sz w:val="16"/>
+          <w:szCs w:val="16"/>
+        </w:rPr>
+        <w:t xml:space="preserve">  </w:t>
+      </w:r>
+      <w:proofErr w:type="spellStart"/>
+      <w:r>
+        <w:rPr>
+          <w:sz w:val="16"/>
+          <w:szCs w:val="16"/>
+        </w:rPr>
+        <w:t>HAL_</w:t>
+      </w:r>
+      <w:proofErr w:type="gramStart"/>
+      <w:r>
+        <w:rPr>
+          <w:sz w:val="16"/>
+          <w:szCs w:val="16"/>
+        </w:rPr>
+        <w:t>Init</w:t>
+      </w:r>
+      <w:proofErr w:type="spellEnd"/>
+      <w:r>
+        <w:rPr>
+          <w:sz w:val="16"/>
+          <w:szCs w:val="16"/>
+        </w:rPr>
+        <w:t>();</w:t>
+      </w:r>
+      <w:proofErr w:type="gramEnd"/>
+    </w:p>
+    <w:p>
+      <w:pPr>
+        <w:pStyle w:val="Codeblock"/>
+        <w:rPr>
+          <w:sz w:val="16"/>
+          <w:szCs w:val="16"/>
+        </w:rPr>
+      </w:pPr>
+      <w:r>
+        <w:rPr>
+          <w:sz w:val="16"/>
+          <w:szCs w:val="16"/>
+        </w:rPr>
+        <w:lastRenderedPageBreak/>
+        <w:tab/>
+      </w:r>
+    </w:p>
+    <w:p>
+      <w:pPr>
+        <w:pStyle w:val="Codeblock"/>
+        <w:rPr>
+          <w:sz w:val="16"/>
+          <w:szCs w:val="16"/>
+        </w:rPr>
+      </w:pPr>
+      <w:r>
+        <w:rPr>
+          <w:sz w:val="16"/>
+          <w:szCs w:val="16"/>
+        </w:rPr>
+        <w:t xml:space="preserve">  /* Configure the System clock to have a frequency of 216 MHz */</w:t>
+      </w:r>
+    </w:p>
+    <w:p>
+      <w:pPr>
+        <w:pStyle w:val="Codeblock"/>
+        <w:rPr>
+          <w:sz w:val="16"/>
+          <w:szCs w:val="16"/>
+        </w:rPr>
+      </w:pPr>
+      <w:r>
+        <w:rPr>
+          <w:sz w:val="16"/>
+          <w:szCs w:val="16"/>
+        </w:rPr>
+        <w:t xml:space="preserve">  </w:t>
+      </w:r>
+      <w:proofErr w:type="spellStart"/>
+      <w:r>
+        <w:rPr>
+          <w:sz w:val="16"/>
+          <w:szCs w:val="16"/>
+        </w:rPr>
+        <w:t>SystemClock_</w:t>
+      </w:r>
+      <w:proofErr w:type="gramStart"/>
+      <w:r>
+        <w:rPr>
+          <w:sz w:val="16"/>
+          <w:szCs w:val="16"/>
+        </w:rPr>
+        <w:t>Config</w:t>
+      </w:r>
+      <w:proofErr w:type="spellEnd"/>
+      <w:r>
+        <w:rPr>
+          <w:sz w:val="16"/>
+          <w:szCs w:val="16"/>
+        </w:rPr>
+        <w:t>();</w:t>
+      </w:r>
+      <w:proofErr w:type="gramEnd"/>
+    </w:p>
+    <w:p>
+      <w:pPr>
+        <w:pStyle w:val="Codeblock"/>
+        <w:rPr>
+          <w:sz w:val="16"/>
+          <w:szCs w:val="16"/>
+        </w:rPr>
+      </w:pPr>
+      <w:r>
+        <w:rPr>
+          <w:sz w:val="16"/>
+          <w:szCs w:val="16"/>
+        </w:rPr>
+        <w:tab/>
+      </w:r>
+    </w:p>
+    <w:p>
+      <w:pPr>
+        <w:pStyle w:val="Codeblock"/>
+        <w:rPr>
+          <w:sz w:val="16"/>
+          <w:szCs w:val="16"/>
+        </w:rPr>
+      </w:pPr>
+      <w:r>
+        <w:rPr>
+          <w:sz w:val="16"/>
+          <w:szCs w:val="16"/>
+        </w:rPr>
+        <w:tab/>
+        <w:t>stm32f7_LCD_</w:t>
+      </w:r>
+      <w:proofErr w:type="gramStart"/>
+      <w:r>
+        <w:rPr>
+          <w:sz w:val="16"/>
+          <w:szCs w:val="16"/>
+        </w:rPr>
+        <w:t>init(</w:t>
+      </w:r>
+      <w:proofErr w:type="gramEnd"/>
+      <w:r>
+        <w:rPr>
+          <w:sz w:val="16"/>
+          <w:szCs w:val="16"/>
+        </w:rPr>
+        <w:t>AUDIO_FREQ, SOURCE_FILE_NAME, NOGRAPH</w:t>
+      </w:r>
+      <w:proofErr w:type="gramStart"/>
+      <w:r>
+        <w:rPr>
+          <w:sz w:val="16"/>
+          <w:szCs w:val="16"/>
+        </w:rPr>
+        <w:t>);</w:t>
+      </w:r>
+      <w:proofErr w:type="gramEnd"/>
+    </w:p>
+    <w:p>
+      <w:pPr>
+        <w:pStyle w:val="Codeblock"/>
+        <w:rPr>
+          <w:sz w:val="16"/>
+          <w:szCs w:val="16"/>
+        </w:rPr>
+      </w:pPr>
+    </w:p>
+    <w:p>
+      <w:pPr>
+        <w:pStyle w:val="Codeblock"/>
+        <w:rPr>
+          <w:sz w:val="16"/>
+          <w:szCs w:val="16"/>
+        </w:rPr>
+      </w:pPr>
+      <w:r>
+        <w:rPr>
+          <w:sz w:val="16"/>
+          <w:szCs w:val="16"/>
+        </w:rPr>
+        <w:t xml:space="preserve">  if (</w:t>
+      </w:r>
+      <w:proofErr w:type="spellStart"/>
+      <w:r>
+        <w:rPr>
+          <w:sz w:val="16"/>
+          <w:szCs w:val="16"/>
+        </w:rPr>
+        <w:t>BSP_AUDIO_IN_OUT_</w:t>
+      </w:r>
+      <w:proofErr w:type="gramStart"/>
+      <w:r>
+        <w:rPr>
+          <w:sz w:val="16"/>
+          <w:szCs w:val="16"/>
+        </w:rPr>
+        <w:t>Init</w:t>
+      </w:r>
+      <w:proofErr w:type="spellEnd"/>
+      <w:r>
+        <w:rPr>
+          <w:sz w:val="16"/>
+          <w:szCs w:val="16"/>
+        </w:rPr>
+        <w:t>(</w:t>
+      </w:r>
+      <w:proofErr w:type="gramEnd"/>
+      <w:r>
+        <w:rPr>
+          <w:sz w:val="16"/>
+          <w:szCs w:val="16"/>
+        </w:rPr>
+        <w:t>INPUT_DEVICE_INPUT_LINE_1,</w:t>
+      </w:r>
+    </w:p>
+    <w:p>
+      <w:pPr>
+        <w:pStyle w:val="Codeblock"/>
+        <w:rPr>
+          <w:sz w:val="16"/>
+          <w:szCs w:val="16"/>
+        </w:rPr>
+      </w:pPr>
+      <w:r>
+        <w:rPr>
+          <w:sz w:val="16"/>
+          <w:szCs w:val="16"/>
+        </w:rPr>
+        <w:t xml:space="preserve">                            OUTPUT_DEVICE_HEADPHONE,</w:t>
+      </w:r>
+    </w:p>
+    <w:p>
+      <w:pPr>
+        <w:pStyle w:val="Codeblock"/>
+        <w:rPr>
+          <w:sz w:val="16"/>
+          <w:szCs w:val="16"/>
+        </w:rPr>
+      </w:pPr>
+      <w:r>
+        <w:rPr>
+          <w:sz w:val="16"/>
+          <w:szCs w:val="16"/>
+        </w:rPr>
+        <w:t xml:space="preserve">                            AUDIO_FREQ,</w:t>
+      </w:r>
+    </w:p>
+    <w:p>
+      <w:pPr>
+        <w:pStyle w:val="Codeblock"/>
+        <w:rPr>
+          <w:sz w:val="16"/>
+          <w:szCs w:val="16"/>
+        </w:rPr>
+      </w:pPr>
+      <w:r>
+        <w:rPr>
+          <w:sz w:val="16"/>
+          <w:szCs w:val="16"/>
+        </w:rPr>
+        <w:t xml:space="preserve">                            AUDIO_IN_BIT_RES,</w:t>
+      </w:r>
+    </w:p>
+    <w:p>
+      <w:pPr>
+        <w:pStyle w:val="Codeblock"/>
+        <w:rPr>
+          <w:sz w:val="16"/>
+          <w:szCs w:val="16"/>
+        </w:rPr>
+      </w:pPr>
+      <w:r>
+        <w:rPr>
+          <w:sz w:val="16"/>
+          <w:szCs w:val="16"/>
+        </w:rPr>
+        <w:t xml:space="preserve">                            AUDIO_IN_CHANNEL_NBR</w:t>
+      </w:r>
+      <w:proofErr w:type="gramStart"/>
+      <w:r>
+        <w:rPr>
+          <w:sz w:val="16"/>
+          <w:szCs w:val="16"/>
+        </w:rPr>
+        <w:t>) !</w:t>
+      </w:r>
+      <w:proofErr w:type="gramEnd"/>
+      <w:r>
+        <w:rPr>
+          <w:sz w:val="16"/>
+          <w:szCs w:val="16"/>
+        </w:rPr>
+        <w:t>= AUDIO_OK)</w:t>
+      </w:r>
+    </w:p>
+    <w:p>
+      <w:pPr>
+        <w:pStyle w:val="Codeblock"/>
+        <w:rPr>
+          <w:sz w:val="16"/>
+          <w:szCs w:val="16"/>
+        </w:rPr>
+      </w:pPr>
+      <w:r>
+        <w:rPr>
+          <w:sz w:val="16"/>
+          <w:szCs w:val="16"/>
+        </w:rPr>
+        <w:t xml:space="preserve">  {</w:t>
+      </w:r>
+    </w:p>
+    <w:p>
+      <w:pPr>
+        <w:pStyle w:val="Codeblock"/>
+        <w:rPr>
+          <w:sz w:val="16"/>
+          <w:szCs w:val="16"/>
+        </w:rPr>
+      </w:pPr>
+      <w:r>
+        <w:rPr>
+          <w:sz w:val="16"/>
+          <w:szCs w:val="16"/>
+        </w:rPr>
+        <w:t xml:space="preserve">    </w:t>
+      </w:r>
+      <w:proofErr w:type="spellStart"/>
+      <w:r>
+        <w:rPr>
+          <w:sz w:val="16"/>
+          <w:szCs w:val="16"/>
+        </w:rPr>
+        <w:t>Error_</w:t>
+      </w:r>
+      <w:proofErr w:type="gramStart"/>
+      <w:r>
+        <w:rPr>
+          <w:sz w:val="16"/>
+          <w:szCs w:val="16"/>
+        </w:rPr>
+        <w:t>Handler</w:t>
+      </w:r>
+      <w:proofErr w:type="spellEnd"/>
+      <w:r>
+        <w:rPr>
+          <w:sz w:val="16"/>
+          <w:szCs w:val="16"/>
+        </w:rPr>
+        <w:t>();</w:t>
+      </w:r>
+      <w:proofErr w:type="gramEnd"/>
+    </w:p>
+    <w:p>
+      <w:pPr>
+        <w:pStyle w:val="Codeblock"/>
+        <w:rPr>
+          <w:sz w:val="16"/>
+          <w:szCs w:val="16"/>
+        </w:rPr>
+      </w:pPr>
+      <w:r>
+        <w:rPr>
+          <w:sz w:val="16"/>
+          <w:szCs w:val="16"/>
+        </w:rPr>
+        <w:t xml:space="preserve">  }</w:t>
+      </w:r>
+    </w:p>
+    <w:p>
+      <w:pPr>
+        <w:pStyle w:val="Codeblock"/>
+        <w:rPr>
+          <w:sz w:val="16"/>
+          <w:szCs w:val="16"/>
+        </w:rPr>
+      </w:pPr>
+      <w:r>
+        <w:rPr>
+          <w:sz w:val="16"/>
+          <w:szCs w:val="16"/>
+        </w:rPr>
+        <w:tab/>
+      </w:r>
+    </w:p>
+    <w:p>
+      <w:pPr>
+        <w:pStyle w:val="Codeblock"/>
+        <w:rPr>
+          <w:sz w:val="16"/>
+          <w:szCs w:val="16"/>
+        </w:rPr>
+      </w:pPr>
+      <w:r>
+        <w:rPr>
+          <w:sz w:val="16"/>
+          <w:szCs w:val="16"/>
+        </w:rPr>
+        <w:tab/>
+      </w:r>
+      <w:proofErr w:type="spellStart"/>
+      <w:r>
+        <w:rPr>
+          <w:sz w:val="16"/>
+          <w:szCs w:val="16"/>
+        </w:rPr>
+        <w:t>BSP_AUDIO_IN_</w:t>
+      </w:r>
+      <w:proofErr w:type="gramStart"/>
+      <w:r>
+        <w:rPr>
+          <w:sz w:val="16"/>
+          <w:szCs w:val="16"/>
+        </w:rPr>
+        <w:t>SetVolume</w:t>
+      </w:r>
+      <w:proofErr w:type="spellEnd"/>
+      <w:r>
+        <w:rPr>
+          <w:sz w:val="16"/>
+          <w:szCs w:val="16"/>
+        </w:rPr>
+        <w:t>(</w:t>
+      </w:r>
+      <w:proofErr w:type="gramEnd"/>
+      <w:r>
+        <w:rPr>
+          <w:sz w:val="16"/>
+          <w:szCs w:val="16"/>
+        </w:rPr>
+        <w:t>83</w:t>
+      </w:r>
+      <w:proofErr w:type="gramStart"/>
+      <w:r>
+        <w:rPr>
+          <w:sz w:val="16"/>
+          <w:szCs w:val="16"/>
+        </w:rPr>
+        <w:t>);</w:t>
+      </w:r>
+      <w:proofErr w:type="gramEnd"/>
+    </w:p>
+    <w:p>
+      <w:pPr>
+        <w:pStyle w:val="Codeblock"/>
+        <w:rPr>
+          <w:sz w:val="16"/>
+          <w:szCs w:val="16"/>
+        </w:rPr>
+      </w:pPr>
+      <w:r>
+        <w:rPr>
+          <w:sz w:val="16"/>
+          <w:szCs w:val="16"/>
+        </w:rPr>
+        <w:tab/>
+      </w:r>
+      <w:proofErr w:type="spellStart"/>
+      <w:r>
+        <w:rPr>
+          <w:sz w:val="16"/>
+          <w:szCs w:val="16"/>
+        </w:rPr>
+        <w:t>BSP_AUDIO_OUT_</w:t>
+      </w:r>
+      <w:proofErr w:type="gramStart"/>
+      <w:r>
+        <w:rPr>
+          <w:sz w:val="16"/>
+          <w:szCs w:val="16"/>
+        </w:rPr>
+        <w:t>SetVolume</w:t>
+      </w:r>
+      <w:proofErr w:type="spellEnd"/>
+      <w:r>
+        <w:rPr>
+          <w:sz w:val="16"/>
+          <w:szCs w:val="16"/>
+        </w:rPr>
+        <w:t>(</w:t>
+      </w:r>
+      <w:proofErr w:type="gramEnd"/>
+      <w:r>
+        <w:rPr>
+          <w:sz w:val="16"/>
+          <w:szCs w:val="16"/>
+        </w:rPr>
+        <w:t>83</w:t>
+      </w:r>
+      <w:proofErr w:type="gramStart"/>
+      <w:r>
+        <w:rPr>
+          <w:sz w:val="16"/>
+          <w:szCs w:val="16"/>
+        </w:rPr>
+        <w:t>);</w:t>
+      </w:r>
+      <w:proofErr w:type="gramEnd"/>
+    </w:p>
+    <w:p>
+      <w:pPr>
+        <w:pStyle w:val="Codeblock"/>
+        <w:rPr>
+          <w:sz w:val="16"/>
+          <w:szCs w:val="16"/>
+        </w:rPr>
+      </w:pPr>
+      <w:r>
+        <w:rPr>
+          <w:sz w:val="16"/>
+          <w:szCs w:val="16"/>
+        </w:rPr>
+        <w:tab/>
+      </w:r>
+    </w:p>
+    <w:p>
+      <w:pPr>
+        <w:pStyle w:val="Codeblock"/>
+        <w:rPr>
+          <w:sz w:val="16"/>
+          <w:szCs w:val="16"/>
+        </w:rPr>
+      </w:pPr>
+      <w:r>
+        <w:rPr>
+          <w:sz w:val="16"/>
+          <w:szCs w:val="16"/>
+        </w:rPr>
+        <w:t xml:space="preserve">  </w:t>
+      </w:r>
+      <w:proofErr w:type="spellStart"/>
+      <w:r>
+        <w:rPr>
+          <w:sz w:val="16"/>
+          <w:szCs w:val="16"/>
+        </w:rPr>
+        <w:t>BSP_AUDIO_OUT_</w:t>
+      </w:r>
+      <w:proofErr w:type="gramStart"/>
+      <w:r>
+        <w:rPr>
+          <w:sz w:val="16"/>
+          <w:szCs w:val="16"/>
+        </w:rPr>
+        <w:t>SetAudioFrameSlot</w:t>
+      </w:r>
+      <w:proofErr w:type="spellEnd"/>
+      <w:r>
+        <w:rPr>
+          <w:sz w:val="16"/>
+          <w:szCs w:val="16"/>
+        </w:rPr>
+        <w:t>(</w:t>
+      </w:r>
+      <w:proofErr w:type="gramEnd"/>
+      <w:r>
+        <w:rPr>
+          <w:sz w:val="16"/>
+          <w:szCs w:val="16"/>
+        </w:rPr>
+        <w:t>CODEC_AUDIOFRAME_SLOT_02</w:t>
+      </w:r>
+      <w:proofErr w:type="gramStart"/>
+      <w:r>
+        <w:rPr>
+          <w:sz w:val="16"/>
+          <w:szCs w:val="16"/>
+        </w:rPr>
+        <w:t>);</w:t>
+      </w:r>
+      <w:proofErr w:type="gramEnd"/>
+    </w:p>
+    <w:p>
+      <w:pPr>
+        <w:pStyle w:val="Codeblock"/>
+        <w:rPr>
+          <w:sz w:val="16"/>
+          <w:szCs w:val="16"/>
+        </w:rPr>
+      </w:pPr>
+    </w:p>
+    <w:p>
+      <w:pPr>
+        <w:pStyle w:val="Codeblock"/>
+        <w:rPr>
+          <w:sz w:val="16"/>
+          <w:szCs w:val="16"/>
+        </w:rPr>
+      </w:pPr>
+      <w:r>
+        <w:rPr>
+          <w:sz w:val="16"/>
+          <w:szCs w:val="16"/>
+        </w:rPr>
+        <w:t xml:space="preserve">  if (</w:t>
+      </w:r>
+      <w:proofErr w:type="spellStart"/>
+      <w:r>
+        <w:rPr>
+          <w:sz w:val="16"/>
+          <w:szCs w:val="16"/>
+        </w:rPr>
+        <w:t>BSP_AUDIO_OUT_</w:t>
+      </w:r>
+      <w:proofErr w:type="gramStart"/>
+      <w:r>
+        <w:rPr>
+          <w:sz w:val="16"/>
+          <w:szCs w:val="16"/>
+        </w:rPr>
+        <w:t>Play</w:t>
+      </w:r>
+      <w:proofErr w:type="spellEnd"/>
+      <w:r>
+        <w:rPr>
+          <w:sz w:val="16"/>
+          <w:szCs w:val="16"/>
+        </w:rPr>
+        <w:t>((</w:t>
+      </w:r>
+      <w:proofErr w:type="gramEnd"/>
+      <w:r>
+        <w:rPr>
+          <w:sz w:val="16"/>
+          <w:szCs w:val="16"/>
+        </w:rPr>
+        <w:t>uint16_t</w:t>
+      </w:r>
+      <w:proofErr w:type="gramStart"/>
+      <w:r>
+        <w:rPr>
+          <w:sz w:val="16"/>
+          <w:szCs w:val="16"/>
+        </w:rPr>
+        <w:t>*)</w:t>
+      </w:r>
+      <w:proofErr w:type="spellStart"/>
+      <w:r>
+        <w:rPr>
+          <w:sz w:val="16"/>
+          <w:szCs w:val="16"/>
+        </w:rPr>
+        <w:t>OutBuf</w:t>
       </w:r>
       <w:proofErr w:type="spellEnd"/>
       <w:proofErr w:type="gramEnd"/>
@@ -3989,47 +6574,220 @@
         <w:rPr>
           <w:sz w:val="16"/>
           <w:szCs w:val="16"/>
-          <w:lang w:val="fr-FR"/>
-        </w:rPr>
-        <w:t xml:space="preserve"> int16_t </w:t>
-      </w:r>
-      <w:proofErr w:type="spellStart"/>
-      <w:r>
-        <w:rPr>
-          <w:sz w:val="16"/>
-          <w:szCs w:val="16"/>
-          <w:lang w:val="fr-FR"/>
-        </w:rPr>
-        <w:t>rx_sample_L</w:t>
-      </w:r>
-      <w:proofErr w:type="spellEnd"/>
-      <w:r>
-        <w:rPr>
-          <w:sz w:val="16"/>
-          <w:szCs w:val="16"/>
-          <w:lang w:val="fr-FR"/>
-        </w:rPr>
-        <w:t>;</w:t>
-      </w:r>
-    </w:p>
-    <w:p>
-      <w:pPr>
-        <w:pStyle w:val="Codeblock"/>
-        <w:rPr>
-          <w:sz w:val="16"/>
-          <w:szCs w:val="16"/>
-          <w:lang w:val="fr-FR"/>
-        </w:rPr>
-      </w:pPr>
+        </w:rPr>
+        <w:t xml:space="preserve">, </w:t>
+      </w:r>
       <w:proofErr w:type="spellStart"/>
       <w:proofErr w:type="gramStart"/>
       <w:r>
         <w:rPr>
           <w:sz w:val="16"/>
           <w:szCs w:val="16"/>
-          <w:lang w:val="fr-FR"/>
-        </w:rPr>
-        <w:t>extern</w:t>
+        </w:rPr>
+        <w:t>sizeof</w:t>
+      </w:r>
+      <w:proofErr w:type="spellEnd"/>
+      <w:r>
+        <w:rPr>
+          <w:sz w:val="16"/>
+          <w:szCs w:val="16"/>
+        </w:rPr>
+        <w:t>(</w:t>
+      </w:r>
+      <w:proofErr w:type="spellStart"/>
+      <w:proofErr w:type="gramEnd"/>
+      <w:r>
+        <w:rPr>
+          <w:sz w:val="16"/>
+          <w:szCs w:val="16"/>
+        </w:rPr>
+        <w:t>OutBuf</w:t>
+      </w:r>
+      <w:proofErr w:type="spellEnd"/>
+      <w:r>
+        <w:rPr>
+          <w:sz w:val="16"/>
+          <w:szCs w:val="16"/>
+        </w:rPr>
+        <w:t>)</w:t>
+      </w:r>
+      <w:proofErr w:type="gramStart"/>
+      <w:r>
+        <w:rPr>
+          <w:sz w:val="16"/>
+          <w:szCs w:val="16"/>
+        </w:rPr>
+        <w:t>) !</w:t>
+      </w:r>
+      <w:proofErr w:type="gramEnd"/>
+      <w:r>
+        <w:rPr>
+          <w:sz w:val="16"/>
+          <w:szCs w:val="16"/>
+        </w:rPr>
+        <w:t>= AUDIO_OK)</w:t>
+      </w:r>
+    </w:p>
+    <w:p>
+      <w:pPr>
+        <w:pStyle w:val="Codeblock"/>
+        <w:rPr>
+          <w:sz w:val="16"/>
+          <w:szCs w:val="16"/>
+        </w:rPr>
+      </w:pPr>
+      <w:r>
+        <w:rPr>
+          <w:sz w:val="16"/>
+          <w:szCs w:val="16"/>
+        </w:rPr>
+        <w:t xml:space="preserve">  {</w:t>
+      </w:r>
+    </w:p>
+    <w:p>
+      <w:pPr>
+        <w:pStyle w:val="Codeblock"/>
+        <w:rPr>
+          <w:sz w:val="16"/>
+          <w:szCs w:val="16"/>
+        </w:rPr>
+      </w:pPr>
+      <w:r>
+        <w:rPr>
+          <w:sz w:val="16"/>
+          <w:szCs w:val="16"/>
+        </w:rPr>
+        <w:t xml:space="preserve">    </w:t>
+      </w:r>
+      <w:proofErr w:type="spellStart"/>
+      <w:r>
+        <w:rPr>
+          <w:sz w:val="16"/>
+          <w:szCs w:val="16"/>
+        </w:rPr>
+        <w:t>Error_</w:t>
+      </w:r>
+      <w:proofErr w:type="gramStart"/>
+      <w:r>
+        <w:rPr>
+          <w:sz w:val="16"/>
+          <w:szCs w:val="16"/>
+        </w:rPr>
+        <w:t>Handler</w:t>
+      </w:r>
+      <w:proofErr w:type="spellEnd"/>
+      <w:r>
+        <w:rPr>
+          <w:sz w:val="16"/>
+          <w:szCs w:val="16"/>
+        </w:rPr>
+        <w:t>();</w:t>
+      </w:r>
+      <w:proofErr w:type="gramEnd"/>
+    </w:p>
+    <w:p>
+      <w:pPr>
+        <w:pStyle w:val="Codeblock"/>
+        <w:rPr>
+          <w:sz w:val="16"/>
+          <w:szCs w:val="16"/>
+        </w:rPr>
+      </w:pPr>
+      <w:r>
+        <w:rPr>
+          <w:sz w:val="16"/>
+          <w:szCs w:val="16"/>
+        </w:rPr>
+        <w:t xml:space="preserve">  }</w:t>
+      </w:r>
+    </w:p>
+    <w:p>
+      <w:pPr>
+        <w:pStyle w:val="Codeblock"/>
+        <w:rPr>
+          <w:sz w:val="16"/>
+          <w:szCs w:val="16"/>
+        </w:rPr>
+      </w:pPr>
+    </w:p>
+    <w:p>
+      <w:pPr>
+        <w:pStyle w:val="Codeblock"/>
+        <w:rPr>
+          <w:sz w:val="16"/>
+          <w:szCs w:val="16"/>
+        </w:rPr>
+      </w:pPr>
+      <w:r>
+        <w:rPr>
+          <w:sz w:val="16"/>
+          <w:szCs w:val="16"/>
+        </w:rPr>
+        <w:t xml:space="preserve">  /* Start IN with ping-pong buffer. Size is in HALF-WORDS (uint16_t). */</w:t>
+      </w:r>
+    </w:p>
+    <w:p>
+      <w:pPr>
+        <w:pStyle w:val="Codeblock"/>
+        <w:rPr>
+          <w:sz w:val="16"/>
+          <w:szCs w:val="16"/>
+        </w:rPr>
+      </w:pPr>
+      <w:r>
+        <w:rPr>
+          <w:sz w:val="16"/>
+          <w:szCs w:val="16"/>
+        </w:rPr>
+        <w:t xml:space="preserve">  if (</w:t>
+      </w:r>
+      <w:proofErr w:type="spellStart"/>
+      <w:r>
+        <w:rPr>
+          <w:sz w:val="16"/>
+          <w:szCs w:val="16"/>
+        </w:rPr>
+        <w:t>BSP_AUDIO_IN_</w:t>
+      </w:r>
+      <w:proofErr w:type="gramStart"/>
+      <w:r>
+        <w:rPr>
+          <w:sz w:val="16"/>
+          <w:szCs w:val="16"/>
+        </w:rPr>
+        <w:t>Record</w:t>
+      </w:r>
+      <w:proofErr w:type="spellEnd"/>
+      <w:r>
+        <w:rPr>
+          <w:sz w:val="16"/>
+          <w:szCs w:val="16"/>
+        </w:rPr>
+        <w:t>((</w:t>
+      </w:r>
+      <w:proofErr w:type="gramEnd"/>
+      <w:r>
+        <w:rPr>
+          <w:sz w:val="16"/>
+          <w:szCs w:val="16"/>
+        </w:rPr>
+        <w:t>uint16_t</w:t>
+      </w:r>
+      <w:proofErr w:type="gramStart"/>
+      <w:r>
+        <w:rPr>
+          <w:sz w:val="16"/>
+          <w:szCs w:val="16"/>
+        </w:rPr>
+        <w:t>*)</w:t>
+      </w:r>
+      <w:proofErr w:type="spellStart"/>
+      <w:r>
+        <w:rPr>
+          <w:sz w:val="16"/>
+          <w:szCs w:val="16"/>
+        </w:rPr>
+        <w:t>InBuf</w:t>
       </w:r>
       <w:proofErr w:type="spellEnd"/>
       <w:proofErr w:type="gramEnd"/>
@@ -4037,28 +6795,82 @@
         <w:rPr>
           <w:sz w:val="16"/>
           <w:szCs w:val="16"/>
-          <w:lang w:val="fr-FR"/>
-        </w:rPr>
-        <w:t xml:space="preserve"> int16_t </w:t>
+        </w:rPr>
+        <w:t>, BUF_SAMPLES</w:t>
+      </w:r>
+      <w:proofErr w:type="gramStart"/>
+      <w:r>
+        <w:rPr>
+          <w:sz w:val="16"/>
+          <w:szCs w:val="16"/>
+        </w:rPr>
+        <w:t>) !</w:t>
+      </w:r>
+      <w:proofErr w:type="gramEnd"/>
+      <w:r>
+        <w:rPr>
+          <w:sz w:val="16"/>
+          <w:szCs w:val="16"/>
+        </w:rPr>
+        <w:t>= AUDIO_OK)</w:t>
+      </w:r>
+    </w:p>
+    <w:p>
+      <w:pPr>
+        <w:pStyle w:val="Codeblock"/>
+        <w:rPr>
+          <w:sz w:val="16"/>
+          <w:szCs w:val="16"/>
+        </w:rPr>
+      </w:pPr>
+      <w:r>
+        <w:rPr>
+          <w:sz w:val="16"/>
+          <w:szCs w:val="16"/>
+        </w:rPr>
+        <w:t xml:space="preserve">  {</w:t>
+      </w:r>
+    </w:p>
+    <w:p>
+      <w:pPr>
+        <w:pStyle w:val="Codeblock"/>
+        <w:rPr>
+          <w:sz w:val="16"/>
+          <w:szCs w:val="16"/>
+        </w:rPr>
+      </w:pPr>
+      <w:r>
+        <w:rPr>
+          <w:sz w:val="16"/>
+          <w:szCs w:val="16"/>
+        </w:rPr>
+        <w:t xml:space="preserve">    </w:t>
       </w:r>
       <w:proofErr w:type="spellStart"/>
       <w:r>
         <w:rPr>
           <w:sz w:val="16"/>
           <w:szCs w:val="16"/>
-          <w:lang w:val="fr-FR"/>
-        </w:rPr>
-        <w:t>rx_sample_R</w:t>
+        </w:rPr>
+        <w:t>Error_</w:t>
+      </w:r>
+      <w:proofErr w:type="gramStart"/>
+      <w:r>
+        <w:rPr>
+          <w:sz w:val="16"/>
+          <w:szCs w:val="16"/>
+        </w:rPr>
+        <w:t>Handler</w:t>
       </w:r>
       <w:proofErr w:type="spellEnd"/>
       <w:r>
         <w:rPr>
           <w:sz w:val="16"/>
           <w:szCs w:val="16"/>
-          <w:lang w:val="fr-FR"/>
-        </w:rPr>
-        <w:t>;</w:t>
-      </w:r>
+        </w:rPr>
+        <w:t>();</w:t>
+      </w:r>
+      <w:proofErr w:type="gramEnd"/>
     </w:p>
     <w:p>
       <w:pPr>
@@ -4066,847 +6878,72 @@
         <w:rPr>
           <w:sz w:val="16"/>
           <w:szCs w:val="16"/>
-          <w:lang w:val="fr-FR"/>
-        </w:rPr>
-      </w:pPr>
-      <w:proofErr w:type="spellStart"/>
+        </w:rPr>
+      </w:pPr>
+      <w:r>
+        <w:rPr>
+          <w:sz w:val="16"/>
+          <w:szCs w:val="16"/>
+        </w:rPr>
+        <w:t xml:space="preserve">  }</w:t>
+      </w:r>
+    </w:p>
+    <w:p>
+      <w:pPr>
+        <w:pStyle w:val="Codeblock"/>
+        <w:rPr>
+          <w:sz w:val="16"/>
+          <w:szCs w:val="16"/>
+        </w:rPr>
+      </w:pPr>
+      <w:r>
+        <w:rPr>
+          <w:sz w:val="16"/>
+          <w:szCs w:val="16"/>
+        </w:rPr>
+        <w:tab/>
+      </w:r>
+    </w:p>
+    <w:p>
+      <w:pPr>
+        <w:pStyle w:val="Codeblock"/>
+        <w:rPr>
+          <w:sz w:val="16"/>
+          <w:szCs w:val="16"/>
+        </w:rPr>
+      </w:pPr>
+      <w:r>
+        <w:rPr>
+          <w:sz w:val="16"/>
+          <w:szCs w:val="16"/>
+        </w:rPr>
+        <w:t xml:space="preserve">  /* Infinite loop */</w:t>
+      </w:r>
+    </w:p>
+    <w:p>
+      <w:pPr>
+        <w:pStyle w:val="Codeblock"/>
+        <w:rPr>
+          <w:sz w:val="16"/>
+          <w:szCs w:val="16"/>
+        </w:rPr>
+      </w:pPr>
+      <w:r>
+        <w:rPr>
+          <w:sz w:val="16"/>
+          <w:szCs w:val="16"/>
+        </w:rPr>
+        <w:t xml:space="preserve">  while (1</w:t>
+      </w:r>
       <w:proofErr w:type="gramStart"/>
       <w:r>
         <w:rPr>
           <w:sz w:val="16"/>
           <w:szCs w:val="16"/>
-          <w:lang w:val="fr-FR"/>
-        </w:rPr>
-        <w:lastRenderedPageBreak/>
-        <w:t>extern</w:t>
-      </w:r>
-      <w:proofErr w:type="spellEnd"/>
+        </w:rPr>
+        <w:t>);</w:t>
+      </w:r>
       <w:proofErr w:type="gramEnd"/>
-      <w:r>
-        <w:rPr>
-          <w:sz w:val="16"/>
-          <w:szCs w:val="16"/>
-          <w:lang w:val="fr-FR"/>
-        </w:rPr>
-        <w:t xml:space="preserve"> int16_t </w:t>
-      </w:r>
-      <w:proofErr w:type="spellStart"/>
-      <w:r>
-        <w:rPr>
-          <w:sz w:val="16"/>
-          <w:szCs w:val="16"/>
-          <w:lang w:val="fr-FR"/>
-        </w:rPr>
-        <w:t>tx_sample_L</w:t>
-      </w:r>
-      <w:proofErr w:type="spellEnd"/>
-      <w:r>
-        <w:rPr>
-          <w:sz w:val="16"/>
-          <w:szCs w:val="16"/>
-          <w:lang w:val="fr-FR"/>
-        </w:rPr>
-        <w:t>;</w:t>
-      </w:r>
-    </w:p>
-    <w:p>
-      <w:pPr>
-        <w:pStyle w:val="Codeblock"/>
-        <w:rPr>
-          <w:sz w:val="16"/>
-          <w:szCs w:val="16"/>
-          <w:lang w:val="fr-FR"/>
-        </w:rPr>
-      </w:pPr>
-      <w:proofErr w:type="spellStart"/>
-      <w:proofErr w:type="gramStart"/>
-      <w:r>
-        <w:rPr>
-          <w:sz w:val="16"/>
-          <w:szCs w:val="16"/>
-          <w:lang w:val="fr-FR"/>
-        </w:rPr>
-        <w:t>extern</w:t>
-      </w:r>
-      <w:proofErr w:type="spellEnd"/>
-      <w:proofErr w:type="gramEnd"/>
-      <w:r>
-        <w:rPr>
-          <w:sz w:val="16"/>
-          <w:szCs w:val="16"/>
-          <w:lang w:val="fr-FR"/>
-        </w:rPr>
-        <w:t xml:space="preserve"> int16_t </w:t>
-      </w:r>
-      <w:proofErr w:type="spellStart"/>
-      <w:r>
-        <w:rPr>
-          <w:sz w:val="16"/>
-          <w:szCs w:val="16"/>
-          <w:lang w:val="fr-FR"/>
-        </w:rPr>
-        <w:t>tx_sample_R</w:t>
-      </w:r>
-      <w:proofErr w:type="spellEnd"/>
-      <w:r>
-        <w:rPr>
-          <w:sz w:val="16"/>
-          <w:szCs w:val="16"/>
-          <w:lang w:val="fr-FR"/>
-        </w:rPr>
-        <w:t>;</w:t>
-      </w:r>
-    </w:p>
-    <w:p>
-      <w:pPr>
-        <w:pStyle w:val="Codeblock"/>
-        <w:rPr>
-          <w:sz w:val="16"/>
-          <w:szCs w:val="16"/>
-          <w:lang w:val="fr-FR"/>
-        </w:rPr>
-      </w:pPr>
-    </w:p>
-    <w:p>
-      <w:pPr>
-        <w:pStyle w:val="Codeblock"/>
-        <w:rPr>
-          <w:sz w:val="16"/>
-          <w:szCs w:val="16"/>
-        </w:rPr>
-      </w:pPr>
-      <w:r>
-        <w:rPr>
-          <w:sz w:val="16"/>
-          <w:szCs w:val="16"/>
-        </w:rPr>
-        <w:t xml:space="preserve">void </w:t>
-      </w:r>
-      <w:proofErr w:type="spellStart"/>
-      <w:r>
-        <w:rPr>
-          <w:sz w:val="16"/>
-          <w:szCs w:val="16"/>
-        </w:rPr>
-        <w:t>BSP_AUDIO_SAI_Interrupt_</w:t>
-      </w:r>
-      <w:proofErr w:type="gramStart"/>
-      <w:r>
-        <w:rPr>
-          <w:sz w:val="16"/>
-          <w:szCs w:val="16"/>
-        </w:rPr>
-        <w:t>CallBack</w:t>
-      </w:r>
-      <w:proofErr w:type="spellEnd"/>
-      <w:r>
-        <w:rPr>
-          <w:sz w:val="16"/>
-          <w:szCs w:val="16"/>
-        </w:rPr>
-        <w:t>(</w:t>
-      </w:r>
-      <w:proofErr w:type="gramEnd"/>
-      <w:r>
-        <w:rPr>
-          <w:sz w:val="16"/>
-          <w:szCs w:val="16"/>
-        </w:rPr>
-        <w:t>)</w:t>
-      </w:r>
-    </w:p>
-    <w:p>
-      <w:pPr>
-        <w:pStyle w:val="Codeblock"/>
-        <w:rPr>
-          <w:sz w:val="16"/>
-          <w:szCs w:val="16"/>
-        </w:rPr>
-      </w:pPr>
-      <w:r>
-        <w:rPr>
-          <w:sz w:val="16"/>
-          <w:szCs w:val="16"/>
-        </w:rPr>
-        <w:t>{</w:t>
-      </w:r>
-    </w:p>
-    <w:p>
-      <w:pPr>
-        <w:pStyle w:val="Codeblock"/>
-        <w:rPr>
-          <w:sz w:val="16"/>
-          <w:szCs w:val="16"/>
-        </w:rPr>
-      </w:pPr>
-      <w:r>
-        <w:rPr>
-          <w:sz w:val="16"/>
-          <w:szCs w:val="16"/>
-        </w:rPr>
-        <w:t xml:space="preserve">  float32_t </w:t>
-      </w:r>
-      <w:proofErr w:type="spellStart"/>
-      <w:r>
-        <w:rPr>
-          <w:sz w:val="16"/>
-          <w:szCs w:val="16"/>
-        </w:rPr>
-        <w:t>xn</w:t>
-      </w:r>
-      <w:proofErr w:type="spellEnd"/>
-      <w:r>
-        <w:rPr>
-          <w:sz w:val="16"/>
-          <w:szCs w:val="16"/>
-        </w:rPr>
-        <w:t xml:space="preserve">, </w:t>
-      </w:r>
-      <w:proofErr w:type="gramStart"/>
-      <w:r>
-        <w:rPr>
-          <w:sz w:val="16"/>
-          <w:szCs w:val="16"/>
-        </w:rPr>
-        <w:t xml:space="preserve">yn;   </w:t>
-      </w:r>
-      <w:proofErr w:type="gramEnd"/>
-      <w:r>
-        <w:rPr>
-          <w:sz w:val="16"/>
-          <w:szCs w:val="16"/>
-        </w:rPr>
-        <w:t>// input and output values</w:t>
-      </w:r>
-    </w:p>
-    <w:p>
-      <w:pPr>
-        <w:pStyle w:val="Codeblock"/>
-        <w:rPr>
-          <w:sz w:val="16"/>
-          <w:szCs w:val="16"/>
-        </w:rPr>
-      </w:pPr>
-    </w:p>
-    <w:p>
-      <w:pPr>
-        <w:pStyle w:val="Codeblock"/>
-        <w:rPr>
-          <w:sz w:val="16"/>
-          <w:szCs w:val="16"/>
-          <w:lang w:val="fr-FR"/>
-        </w:rPr>
-      </w:pPr>
-      <w:r>
-        <w:rPr>
-          <w:sz w:val="16"/>
-          <w:szCs w:val="16"/>
-        </w:rPr>
-        <w:t xml:space="preserve">  </w:t>
-      </w:r>
-      <w:proofErr w:type="spellStart"/>
-      <w:proofErr w:type="gramStart"/>
-      <w:r>
-        <w:rPr>
-          <w:sz w:val="16"/>
-          <w:szCs w:val="16"/>
-          <w:lang w:val="fr-FR"/>
-        </w:rPr>
-        <w:t>xn</w:t>
-      </w:r>
-      <w:proofErr w:type="spellEnd"/>
-      <w:proofErr w:type="gramEnd"/>
-      <w:r>
-        <w:rPr>
-          <w:sz w:val="16"/>
-          <w:szCs w:val="16"/>
-          <w:lang w:val="fr-FR"/>
-        </w:rPr>
-        <w:t xml:space="preserve"> =(float32_t)(</w:t>
-      </w:r>
-      <w:proofErr w:type="spellStart"/>
-      <w:r>
-        <w:rPr>
-          <w:sz w:val="16"/>
-          <w:szCs w:val="16"/>
-          <w:lang w:val="fr-FR"/>
-        </w:rPr>
-        <w:t>rx_sample_L</w:t>
-      </w:r>
-      <w:proofErr w:type="spellEnd"/>
-      <w:r>
-        <w:rPr>
-          <w:sz w:val="16"/>
-          <w:szCs w:val="16"/>
-          <w:lang w:val="fr-FR"/>
-        </w:rPr>
-        <w:t>);</w:t>
-      </w:r>
-    </w:p>
-    <w:p>
-      <w:pPr>
-        <w:pStyle w:val="Codeblock"/>
-        <w:rPr>
-          <w:sz w:val="16"/>
-          <w:szCs w:val="16"/>
-          <w:lang w:val="fr-FR"/>
-        </w:rPr>
-      </w:pPr>
-    </w:p>
-    <w:p>
-      <w:pPr>
-        <w:pStyle w:val="Codeblock"/>
-        <w:rPr>
-          <w:sz w:val="16"/>
-          <w:szCs w:val="16"/>
-        </w:rPr>
-      </w:pPr>
-      <w:r>
-        <w:rPr>
-          <w:sz w:val="16"/>
-          <w:szCs w:val="16"/>
-        </w:rPr>
-        <w:t>/**********************************************************************</w:t>
-      </w:r>
-    </w:p>
-    <w:p>
-      <w:pPr>
-        <w:pStyle w:val="Codeblock"/>
-        <w:rPr>
-          <w:sz w:val="16"/>
-          <w:szCs w:val="16"/>
-        </w:rPr>
-      </w:pPr>
-      <w:r>
-        <w:rPr>
-          <w:sz w:val="16"/>
-          <w:szCs w:val="16"/>
-        </w:rPr>
-        <w:t xml:space="preserve">   insert code to compute new output sample here, i.e.</w:t>
-      </w:r>
-    </w:p>
-    <w:p>
-      <w:pPr>
-        <w:pStyle w:val="Codeblock"/>
-        <w:rPr>
-          <w:sz w:val="16"/>
-          <w:szCs w:val="16"/>
-        </w:rPr>
-      </w:pPr>
-      <w:r>
-        <w:rPr>
-          <w:sz w:val="16"/>
-          <w:szCs w:val="16"/>
-        </w:rPr>
-        <w:t xml:space="preserve">   y(n) = 0.48255x(n-1) + 0.71624315y(n-1) - 0.38791310y(n-2)</w:t>
-      </w:r>
-    </w:p>
-    <w:p>
-      <w:pPr>
-        <w:pStyle w:val="Codeblock"/>
-        <w:rPr>
-          <w:sz w:val="16"/>
-          <w:szCs w:val="16"/>
-        </w:rPr>
-      </w:pPr>
-      <w:r>
-        <w:rPr>
-          <w:sz w:val="16"/>
-          <w:szCs w:val="16"/>
-        </w:rPr>
-        <w:t xml:space="preserve">   also update stored previous sample values, i.e.</w:t>
-      </w:r>
-    </w:p>
-    <w:p>
-      <w:pPr>
-        <w:pStyle w:val="Codeblock"/>
-        <w:rPr>
-          <w:sz w:val="16"/>
-          <w:szCs w:val="16"/>
-          <w:lang w:val="fr-FR"/>
-        </w:rPr>
-      </w:pPr>
-      <w:r>
-        <w:rPr>
-          <w:sz w:val="16"/>
-          <w:szCs w:val="16"/>
-        </w:rPr>
-        <w:t xml:space="preserve">   </w:t>
-      </w:r>
-      <w:proofErr w:type="gramStart"/>
-      <w:r>
-        <w:rPr>
-          <w:sz w:val="16"/>
-          <w:szCs w:val="16"/>
-          <w:lang w:val="fr-FR"/>
-        </w:rPr>
-        <w:t>y</w:t>
-      </w:r>
-      <w:proofErr w:type="gramEnd"/>
-      <w:r>
-        <w:rPr>
-          <w:sz w:val="16"/>
-          <w:szCs w:val="16"/>
-          <w:lang w:val="fr-FR"/>
-        </w:rPr>
-        <w:t>(n-2), y(n-1), and x(n-1)</w:t>
-      </w:r>
-    </w:p>
-    <w:p>
-      <w:pPr>
-        <w:pStyle w:val="Codeblock"/>
-        <w:rPr>
-          <w:sz w:val="16"/>
-          <w:szCs w:val="16"/>
-          <w:lang w:val="fr-FR"/>
-        </w:rPr>
-      </w:pPr>
-      <w:r>
-        <w:rPr>
-          <w:sz w:val="16"/>
-          <w:szCs w:val="16"/>
-          <w:lang w:val="fr-FR"/>
-        </w:rPr>
-        <w:t>**********************************************************************/</w:t>
-      </w:r>
-    </w:p>
-    <w:p>
-      <w:pPr>
-        <w:pStyle w:val="Codeblock"/>
-        <w:rPr>
-          <w:sz w:val="16"/>
-          <w:szCs w:val="16"/>
-          <w:lang w:val="fr-FR"/>
-        </w:rPr>
-      </w:pPr>
-    </w:p>
-    <w:p>
-      <w:pPr>
-        <w:pStyle w:val="Codeblock"/>
-        <w:rPr>
-          <w:sz w:val="16"/>
-          <w:szCs w:val="16"/>
-          <w:lang w:val="fr-FR"/>
-        </w:rPr>
-      </w:pPr>
-      <w:r>
-        <w:rPr>
-          <w:sz w:val="16"/>
-          <w:szCs w:val="16"/>
-          <w:lang w:val="fr-FR"/>
-        </w:rPr>
-        <w:t xml:space="preserve">  </w:t>
-      </w:r>
-      <w:proofErr w:type="spellStart"/>
-      <w:proofErr w:type="gramStart"/>
-      <w:r>
-        <w:rPr>
-          <w:sz w:val="16"/>
-          <w:szCs w:val="16"/>
-          <w:lang w:val="fr-FR"/>
-        </w:rPr>
-        <w:t>tx</w:t>
-      </w:r>
-      <w:proofErr w:type="gramEnd"/>
-      <w:r>
-        <w:rPr>
-          <w:sz w:val="16"/>
-          <w:szCs w:val="16"/>
-          <w:lang w:val="fr-FR"/>
-        </w:rPr>
-        <w:t>_sample_L</w:t>
-      </w:r>
-      <w:proofErr w:type="spellEnd"/>
-      <w:r>
-        <w:rPr>
-          <w:sz w:val="16"/>
-          <w:szCs w:val="16"/>
-          <w:lang w:val="fr-FR"/>
-        </w:rPr>
-        <w:t xml:space="preserve">  = (int16_t)(</w:t>
-      </w:r>
-      <w:proofErr w:type="spellStart"/>
-      <w:r>
-        <w:rPr>
-          <w:sz w:val="16"/>
-          <w:szCs w:val="16"/>
-          <w:lang w:val="fr-FR"/>
-        </w:rPr>
-        <w:t>yn</w:t>
-      </w:r>
-      <w:proofErr w:type="spellEnd"/>
-      <w:r>
-        <w:rPr>
-          <w:sz w:val="16"/>
-          <w:szCs w:val="16"/>
-          <w:lang w:val="fr-FR"/>
-        </w:rPr>
-        <w:t>);</w:t>
-      </w:r>
-    </w:p>
-    <w:p>
-      <w:pPr>
-        <w:pStyle w:val="Codeblock"/>
-        <w:rPr>
-          <w:sz w:val="16"/>
-          <w:szCs w:val="16"/>
-          <w:lang w:val="fr-FR"/>
-        </w:rPr>
-      </w:pPr>
-      <w:r>
-        <w:rPr>
-          <w:sz w:val="16"/>
-          <w:szCs w:val="16"/>
-          <w:lang w:val="fr-FR"/>
-        </w:rPr>
-        <w:t xml:space="preserve">  </w:t>
-      </w:r>
-      <w:proofErr w:type="spellStart"/>
-      <w:proofErr w:type="gramStart"/>
-      <w:r>
-        <w:rPr>
-          <w:sz w:val="16"/>
-          <w:szCs w:val="16"/>
-          <w:lang w:val="fr-FR"/>
-        </w:rPr>
-        <w:t>tx</w:t>
-      </w:r>
-      <w:proofErr w:type="gramEnd"/>
-      <w:r>
-        <w:rPr>
-          <w:sz w:val="16"/>
-          <w:szCs w:val="16"/>
-          <w:lang w:val="fr-FR"/>
-        </w:rPr>
-        <w:t>_sample_R</w:t>
-      </w:r>
-      <w:proofErr w:type="spellEnd"/>
-      <w:r>
-        <w:rPr>
-          <w:sz w:val="16"/>
-          <w:szCs w:val="16"/>
-          <w:lang w:val="fr-FR"/>
-        </w:rPr>
-        <w:t xml:space="preserve"> = </w:t>
-      </w:r>
-      <w:proofErr w:type="spellStart"/>
-      <w:r>
-        <w:rPr>
-          <w:sz w:val="16"/>
-          <w:szCs w:val="16"/>
-          <w:lang w:val="fr-FR"/>
-        </w:rPr>
-        <w:t>tx_sample_L</w:t>
-      </w:r>
-      <w:proofErr w:type="spellEnd"/>
-      <w:r>
-        <w:rPr>
-          <w:sz w:val="16"/>
-          <w:szCs w:val="16"/>
-          <w:lang w:val="fr-FR"/>
-        </w:rPr>
-        <w:t>;</w:t>
-      </w:r>
-    </w:p>
-    <w:p>
-      <w:pPr>
-        <w:pStyle w:val="Codeblock"/>
-        <w:rPr>
-          <w:sz w:val="16"/>
-          <w:szCs w:val="16"/>
-        </w:rPr>
-      </w:pPr>
-      <w:r>
-        <w:rPr>
-          <w:sz w:val="16"/>
-          <w:szCs w:val="16"/>
-          <w:lang w:val="fr-FR"/>
-        </w:rPr>
-        <w:t xml:space="preserve">  </w:t>
-      </w:r>
-      <w:proofErr w:type="gramStart"/>
-      <w:r>
-        <w:rPr>
-          <w:sz w:val="16"/>
-          <w:szCs w:val="16"/>
-        </w:rPr>
-        <w:t>return;</w:t>
-      </w:r>
-      <w:proofErr w:type="gramEnd"/>
-    </w:p>
-    <w:p>
-      <w:pPr>
-        <w:pStyle w:val="Codeblock"/>
-        <w:rPr>
-          <w:sz w:val="16"/>
-          <w:szCs w:val="16"/>
-        </w:rPr>
-      </w:pPr>
-      <w:r>
-        <w:rPr>
-          <w:sz w:val="16"/>
-          <w:szCs w:val="16"/>
-        </w:rPr>
-        <w:t>}</w:t>
-      </w:r>
-    </w:p>
-    <w:p>
-      <w:pPr>
-        <w:pStyle w:val="Codeblock"/>
-        <w:rPr>
-          <w:sz w:val="16"/>
-          <w:szCs w:val="16"/>
-        </w:rPr>
-      </w:pPr>
-    </w:p>
-    <w:p>
-      <w:pPr>
-        <w:pStyle w:val="Codeblock"/>
-        <w:rPr>
-          <w:sz w:val="16"/>
-          <w:szCs w:val="16"/>
-        </w:rPr>
-      </w:pPr>
-      <w:r>
-        <w:rPr>
-          <w:sz w:val="16"/>
-          <w:szCs w:val="16"/>
-        </w:rPr>
-        <w:t>int main(void)</w:t>
-      </w:r>
-    </w:p>
-    <w:p>
-      <w:pPr>
-        <w:pStyle w:val="Codeblock"/>
-        <w:rPr>
-          <w:sz w:val="16"/>
-          <w:szCs w:val="16"/>
-        </w:rPr>
-      </w:pPr>
-      <w:r>
-        <w:rPr>
-          <w:sz w:val="16"/>
-          <w:szCs w:val="16"/>
-        </w:rPr>
-        <w:t xml:space="preserve">{  </w:t>
-      </w:r>
-    </w:p>
-    <w:p>
-      <w:pPr>
-        <w:pStyle w:val="Codeblock"/>
-        <w:rPr>
-          <w:sz w:val="16"/>
-          <w:szCs w:val="16"/>
-        </w:rPr>
-      </w:pPr>
-      <w:r>
-        <w:rPr>
-          <w:sz w:val="16"/>
-          <w:szCs w:val="16"/>
-        </w:rPr>
-        <w:t xml:space="preserve">  stm32f7_wm8994_</w:t>
-      </w:r>
-      <w:proofErr w:type="gramStart"/>
-      <w:r>
-        <w:rPr>
-          <w:sz w:val="16"/>
-          <w:szCs w:val="16"/>
-        </w:rPr>
-        <w:t>init(</w:t>
-      </w:r>
-      <w:proofErr w:type="gramEnd"/>
-      <w:r>
-        <w:rPr>
-          <w:sz w:val="16"/>
-          <w:szCs w:val="16"/>
-        </w:rPr>
-        <w:t>AUDIO_FREQUENCY_8K,</w:t>
-      </w:r>
-    </w:p>
-    <w:p>
-      <w:pPr>
-        <w:pStyle w:val="Codeblock"/>
-        <w:rPr>
-          <w:sz w:val="16"/>
-          <w:szCs w:val="16"/>
-        </w:rPr>
-      </w:pPr>
-      <w:r>
-        <w:rPr>
-          <w:sz w:val="16"/>
-          <w:szCs w:val="16"/>
-        </w:rPr>
-        <w:t xml:space="preserve">                      IO_METHOD_INTR,</w:t>
-      </w:r>
-    </w:p>
-    <w:p>
-      <w:pPr>
-        <w:pStyle w:val="Codeblock"/>
-        <w:rPr>
-          <w:sz w:val="16"/>
-          <w:szCs w:val="16"/>
-        </w:rPr>
-      </w:pPr>
-      <w:r>
-        <w:rPr>
-          <w:sz w:val="16"/>
-          <w:szCs w:val="16"/>
-        </w:rPr>
-        <w:t xml:space="preserve">                      INPUT_DEVICE_INPUT_LINE_1,</w:t>
-      </w:r>
-    </w:p>
-    <w:p>
-      <w:pPr>
-        <w:pStyle w:val="Codeblock"/>
-        <w:rPr>
-          <w:sz w:val="16"/>
-          <w:szCs w:val="16"/>
-        </w:rPr>
-      </w:pPr>
-      <w:r>
-        <w:rPr>
-          <w:sz w:val="16"/>
-          <w:szCs w:val="16"/>
-        </w:rPr>
-        <w:t xml:space="preserve">                      OUTPUT_DEVICE_HEADPHONE,</w:t>
-      </w:r>
-    </w:p>
-    <w:p>
-      <w:pPr>
-        <w:pStyle w:val="Codeblock"/>
-        <w:rPr>
-          <w:sz w:val="16"/>
-          <w:szCs w:val="16"/>
-        </w:rPr>
-      </w:pPr>
-      <w:r>
-        <w:rPr>
-          <w:sz w:val="16"/>
-          <w:szCs w:val="16"/>
-        </w:rPr>
-        <w:t xml:space="preserve">                      WM8994_HP_OUT_ANALOG_GAIN_0DB,</w:t>
-      </w:r>
-    </w:p>
-    <w:p>
-      <w:pPr>
-        <w:pStyle w:val="Codeblock"/>
-        <w:rPr>
-          <w:sz w:val="16"/>
-          <w:szCs w:val="16"/>
-        </w:rPr>
-      </w:pPr>
-      <w:r>
-        <w:rPr>
-          <w:sz w:val="16"/>
-          <w:szCs w:val="16"/>
-        </w:rPr>
-        <w:t xml:space="preserve">                      WM8994_LINE_IN_GAIN_0DB,</w:t>
-      </w:r>
-    </w:p>
-    <w:p>
-      <w:pPr>
-        <w:pStyle w:val="Codeblock"/>
-        <w:rPr>
-          <w:sz w:val="16"/>
-          <w:szCs w:val="16"/>
-        </w:rPr>
-      </w:pPr>
-      <w:r>
-        <w:rPr>
-          <w:sz w:val="16"/>
-          <w:szCs w:val="16"/>
-        </w:rPr>
-        <w:t xml:space="preserve">                      WM8994_DMIC_GAIN_0DB,</w:t>
-      </w:r>
-    </w:p>
-    <w:p>
-      <w:pPr>
-        <w:pStyle w:val="Codeblock"/>
-        <w:rPr>
-          <w:sz w:val="16"/>
-          <w:szCs w:val="16"/>
-        </w:rPr>
-      </w:pPr>
-      <w:r>
-        <w:rPr>
-          <w:sz w:val="16"/>
-          <w:szCs w:val="16"/>
-        </w:rPr>
-        <w:t xml:space="preserve">                      SOURCE_FILE_NAME,</w:t>
-      </w:r>
-    </w:p>
-    <w:p>
-      <w:pPr>
-        <w:pStyle w:val="Codeblock"/>
-        <w:rPr>
-          <w:sz w:val="16"/>
-          <w:szCs w:val="16"/>
-        </w:rPr>
-      </w:pPr>
-      <w:r>
-        <w:rPr>
-          <w:sz w:val="16"/>
-          <w:szCs w:val="16"/>
-        </w:rPr>
-        <w:t xml:space="preserve">                      NOGRAPH</w:t>
-      </w:r>
-      <w:proofErr w:type="gramStart"/>
-      <w:r>
-        <w:rPr>
-          <w:sz w:val="16"/>
-          <w:szCs w:val="16"/>
-        </w:rPr>
-        <w:t>);</w:t>
-      </w:r>
-      <w:proofErr w:type="gramEnd"/>
-    </w:p>
-    <w:p>
-      <w:pPr>
-        <w:pStyle w:val="Codeblock"/>
-        <w:rPr>
-          <w:sz w:val="16"/>
-          <w:szCs w:val="16"/>
-        </w:rPr>
-      </w:pPr>
-      <w:r>
-        <w:rPr>
-          <w:sz w:val="16"/>
-          <w:szCs w:val="16"/>
-        </w:rPr>
-        <w:t xml:space="preserve">  </w:t>
-      </w:r>
-    </w:p>
-    <w:p>
-      <w:pPr>
-        <w:pStyle w:val="Codeblock"/>
-        <w:rPr>
-          <w:sz w:val="16"/>
-          <w:szCs w:val="16"/>
-        </w:rPr>
-      </w:pPr>
-      <w:r>
-        <w:rPr>
-          <w:sz w:val="16"/>
-          <w:szCs w:val="16"/>
-        </w:rPr>
-        <w:t xml:space="preserve">  </w:t>
-      </w:r>
-      <w:proofErr w:type="gramStart"/>
-      <w:r>
-        <w:rPr>
-          <w:sz w:val="16"/>
-          <w:szCs w:val="16"/>
-        </w:rPr>
-        <w:t>while(</w:t>
-      </w:r>
-      <w:proofErr w:type="gramEnd"/>
-      <w:r>
-        <w:rPr>
-          <w:sz w:val="16"/>
-          <w:szCs w:val="16"/>
-        </w:rPr>
-        <w:t>1){}</w:t>
-      </w:r>
     </w:p>
     <w:p>
       <w:pPr>
@@ -4923,7 +6960,19 @@
           <w:sz w:val="16"/>
           <w:szCs w:val="16"/>
         </w:rPr>
-        <w:t xml:space="preserve">} </w:t>
+        <w:t>}</w:t>
+      </w:r>
+      <w:r>
+        <w:rPr>
+          <w:sz w:val="16"/>
+          <w:szCs w:val="16"/>
+        </w:rPr>
+        <w:t xml:space="preserve"> </w:t>
+      </w:r>
+    </w:p>
+    <w:p>
+      <w:r>
+        <w:br w:type="page"/>
       </w:r>
     </w:p>
     <w:p>
@@ -4934,6 +6983,7 @@
         <w:spacing w:line="480" w:lineRule="auto"/>
       </w:pPr>
       <w:r>
+        <w:lastRenderedPageBreak/>
         <w:t>You will need to:</w:t>
       </w:r>
     </w:p>
@@ -4950,7 +7000,6 @@
         <w:spacing w:before="200" w:after="200" w:line="360" w:lineRule="auto"/>
       </w:pPr>
       <w:r>
-        <w:lastRenderedPageBreak/>
         <w:t xml:space="preserve">Declare variables in which to store previous input and output sample values </w:t>
       </w:r>
       <w:r>
@@ -5021,21 +7070,49 @@
         <w:spacing w:before="200" w:after="200" w:line="360" w:lineRule="auto"/>
       </w:pPr>
       <w:r>
-        <w:t xml:space="preserve">In the interrupt service routine </w:t>
+        <w:t xml:space="preserve">In the </w:t>
+      </w:r>
+      <w:r>
+        <w:t xml:space="preserve">DMA </w:t>
       </w:r>
       <w:proofErr w:type="spellStart"/>
       <w:r>
+        <w:t>CallBack</w:t>
+      </w:r>
+      <w:proofErr w:type="spellEnd"/>
+      <w:r>
+        <w:t xml:space="preserve"> function</w:t>
+      </w:r>
+      <w:r>
+        <w:t xml:space="preserve"> </w:t>
+      </w:r>
+      <w:proofErr w:type="spellStart"/>
+      <w:r>
         <w:rPr>
           <w:rFonts w:ascii="Courier New" w:hAnsi="Courier New" w:cs="Courier New"/>
         </w:rPr>
-        <w:t>BSP_AUDIO_SAI_Interrupt_CallBack</w:t>
+        <w:t>Process_</w:t>
+      </w:r>
+      <w:proofErr w:type="gramStart"/>
+      <w:r>
+        <w:rPr>
+          <w:rFonts w:ascii="Courier New" w:hAnsi="Courier New" w:cs="Courier New"/>
+        </w:rPr>
+        <w:t>IIR</w:t>
       </w:r>
       <w:proofErr w:type="spellEnd"/>
       <w:r>
         <w:rPr>
           <w:rFonts w:ascii="Courier New" w:hAnsi="Courier New" w:cs="Courier New"/>
         </w:rPr>
-        <w:t>()</w:t>
+        <w:t>(</w:t>
+      </w:r>
+      <w:proofErr w:type="gramEnd"/>
+      <w:r>
+        <w:rPr>
+          <w:rFonts w:ascii="Courier New" w:hAnsi="Courier New" w:cs="Courier New"/>
+        </w:rPr>
+        <w:t>)</w:t>
       </w:r>
       <w:r>
         <w:t>, read the value of a new input sample from the</w:t>
@@ -5243,7 +7320,7 @@
                     </pic:cNvPicPr>
                   </pic:nvPicPr>
                   <pic:blipFill>
-                    <a:blip r:embed="rId53" cstate="print"/>
+                    <a:blip r:embed="rId37" cstate="print"/>
                     <a:srcRect/>
                     <a:stretch>
                       <a:fillRect/>
@@ -5298,21 +7375,13 @@
       </w:r>
       <w:bookmarkEnd w:id="17"/>
       <w:r>
-        <w:t xml:space="preserve">: Direct form I implementation of a </w:t>
-      </w:r>
-      <w:proofErr w:type="gramStart"/>
-      <w:r>
-        <w:t>second</w:t>
+        <w:t>: Direct form I implementation of a second</w:t>
       </w:r>
       <w:r>
         <w:t>-</w:t>
       </w:r>
       <w:r>
-        <w:t>order</w:t>
-      </w:r>
-      <w:proofErr w:type="gramEnd"/>
-      <w:r>
-        <w:t xml:space="preserve"> IIR filter</w:t>
+        <w:t>order IIR filter</w:t>
       </w:r>
     </w:p>
     <w:p>
@@ -5353,13 +7422,8 @@
         <w:t xml:space="preserve"> </w:t>
       </w:r>
       <w:r>
-        <w:t xml:space="preserve">it can be seen </w:t>
-      </w:r>
-      <w:proofErr w:type="gramStart"/>
-      <w:r>
-        <w:t>that</w:t>
-      </w:r>
-      <w:proofErr w:type="gramEnd"/>
+        <w:t>it can be seen that</w:t>
+      </w:r>
     </w:p>
     <w:p>
       <w:pPr>
@@ -5374,10 +7438,10 @@
           <w:position w:val="-12"/>
         </w:rPr>
         <w:object w:dxaOrig="6060" w:dyaOrig="360" w14:anchorId="43ACE8AC">
-          <v:shape id="_x0000_i1044" type="#_x0000_t75" style="width:296.5pt;height:17.5pt" o:ole="">
-            <v:imagedata r:id="rId54" o:title=""/>
+          <v:shape id="_x0000_i1036" type="#_x0000_t75" style="width:296.65pt;height:17.25pt" o:ole="">
+            <v:imagedata r:id="rId38" o:title=""/>
           </v:shape>
-          <o:OLEObject Type="Embed" ProgID="Equation.3" ShapeID="_x0000_i1044" DrawAspect="Content" ObjectID="_1745232474" r:id="rId55"/>
+          <o:OLEObject Type="Embed" ProgID="Equation.3" ShapeID="_x0000_i1036" DrawAspect="Content" ObjectID="_1819627753" r:id="rId39"/>
         </w:object>
       </w:r>
       <w:r>
@@ -5402,7 +7466,13 @@
         <w:adjustRightInd w:val="0"/>
       </w:pPr>
       <w:r>
-        <w:t xml:space="preserve">An alternative IIR filter structure, </w:t>
+        <w:t xml:space="preserve">An </w:t>
+      </w:r>
+      <w:r>
+        <w:t>alternative</w:t>
+      </w:r>
+      <w:r>
+        <w:t xml:space="preserve"> IIR filter structure, </w:t>
       </w:r>
       <w:r>
         <w:rPr>
@@ -5437,13 +7507,6 @@
       <w:r>
         <w:t>.</w:t>
       </w:r>
-    </w:p>
-    <w:p>
-      <w:pPr>
-        <w:autoSpaceDE w:val="0"/>
-        <w:autoSpaceDN w:val="0"/>
-        <w:adjustRightInd w:val="0"/>
-      </w:pPr>
     </w:p>
     <w:p>
       <w:pPr>
@@ -5478,7 +7541,7 @@
                     </pic:cNvPicPr>
                   </pic:nvPicPr>
                   <pic:blipFill>
-                    <a:blip r:embed="rId56" cstate="print"/>
+                    <a:blip r:embed="rId40" cstate="print"/>
                     <a:srcRect/>
                     <a:stretch>
                       <a:fillRect/>
@@ -5533,21 +7596,13 @@
       </w:r>
       <w:bookmarkEnd w:id="18"/>
       <w:r>
-        <w:t xml:space="preserve">: Direct form II implementation of a </w:t>
-      </w:r>
-      <w:proofErr w:type="gramStart"/>
-      <w:r>
-        <w:t>second</w:t>
+        <w:t>: Direct form II implementation of a second</w:t>
       </w:r>
       <w:r>
         <w:t>-</w:t>
       </w:r>
       <w:r>
-        <w:t>order</w:t>
-      </w:r>
-      <w:proofErr w:type="gramEnd"/>
-      <w:r>
-        <w:t xml:space="preserve"> IIR filter</w:t>
+        <w:t>order IIR filter</w:t>
       </w:r>
     </w:p>
     <w:p>
@@ -5579,10 +7634,10 @@
           <w:position w:val="-10"/>
         </w:rPr>
         <w:object w:dxaOrig="3620" w:dyaOrig="340" w14:anchorId="5B66EF4A">
-          <v:shape id="_x0000_i1045" type="#_x0000_t75" style="width:181.5pt;height:16.5pt" o:ole="">
-            <v:imagedata r:id="rId57" o:title=""/>
+          <v:shape id="_x0000_i1037" type="#_x0000_t75" style="width:181.5pt;height:16.5pt" o:ole="">
+            <v:imagedata r:id="rId41" o:title=""/>
           </v:shape>
-          <o:OLEObject Type="Embed" ProgID="Equation.3" ShapeID="_x0000_i1045" DrawAspect="Content" ObjectID="_1745232475" r:id="rId58"/>
+          <o:OLEObject Type="Embed" ProgID="Equation.3" ShapeID="_x0000_i1037" DrawAspect="Content" ObjectID="_1819627754" r:id="rId42"/>
         </w:object>
       </w:r>
       <w:r>
@@ -5616,10 +7671,10 @@
           <w:position w:val="-12"/>
         </w:rPr>
         <w:object w:dxaOrig="3800" w:dyaOrig="360" w14:anchorId="16F6DDCD">
-          <v:shape id="_x0000_i1046" type="#_x0000_t75" style="width:191pt;height:17.5pt" o:ole="">
-            <v:imagedata r:id="rId59" o:title=""/>
+          <v:shape id="_x0000_i1038" type="#_x0000_t75" style="width:191.25pt;height:17.25pt" o:ole="">
+            <v:imagedata r:id="rId43" o:title=""/>
           </v:shape>
-          <o:OLEObject Type="Embed" ProgID="Equation.3" ShapeID="_x0000_i1046" DrawAspect="Content" ObjectID="_1745232476" r:id="rId60"/>
+          <o:OLEObject Type="Embed" ProgID="Equation.3" ShapeID="_x0000_i1038" DrawAspect="Content" ObjectID="_1819627755" r:id="rId44"/>
         </w:object>
       </w:r>
       <w:r>
@@ -5687,10 +7742,10 @@
           <w:position w:val="-30"/>
         </w:rPr>
         <w:object w:dxaOrig="3320" w:dyaOrig="720" w14:anchorId="17A7B4E0">
-          <v:shape id="_x0000_i1047" type="#_x0000_t75" style="width:165.5pt;height:36.5pt" o:ole="">
-            <v:imagedata r:id="rId61" o:title=""/>
+          <v:shape id="_x0000_i1039" type="#_x0000_t75" style="width:165.75pt;height:36.75pt" o:ole="">
+            <v:imagedata r:id="rId45" o:title=""/>
           </v:shape>
-          <o:OLEObject Type="Embed" ProgID="Equation.3" ShapeID="_x0000_i1047" DrawAspect="Content" ObjectID="_1745232477" r:id="rId62"/>
+          <o:OLEObject Type="Embed" ProgID="Equation.3" ShapeID="_x0000_i1039" DrawAspect="Content" ObjectID="_1819627756" r:id="rId46"/>
         </w:object>
       </w:r>
       <w:r>
@@ -5846,7 +7901,13 @@
     <w:p/>
     <w:p>
       <w:pPr>
-        <w:pStyle w:val="Heading2"/>
+        <w:rPr>
+          <w:rFonts w:eastAsiaTheme="majorEastAsia" w:cstheme="majorBidi"/>
+          <w:b/>
+          <w:color w:val="0091BD"/>
+          <w:sz w:val="32"/>
+          <w:szCs w:val="26"/>
+        </w:rPr>
       </w:pPr>
       <w:bookmarkStart w:id="19" w:name="_Toc19101419"/>
       <w:bookmarkStart w:id="20" w:name="_Toc19103128"/>
@@ -5854,6 +7915,15 @@
       <w:bookmarkEnd w:id="19"/>
       <w:bookmarkEnd w:id="20"/>
       <w:r>
+        <w:br w:type="page"/>
+      </w:r>
+    </w:p>
+    <w:p>
+      <w:pPr>
+        <w:pStyle w:val="Heading2"/>
+      </w:pPr>
+      <w:r>
+        <w:lastRenderedPageBreak/>
         <w:t>Exercise</w:t>
       </w:r>
       <w:r>
@@ -6015,11 +8085,7 @@
         <w:t>,</w:t>
       </w:r>
       <w:r>
-        <w:t xml:space="preserve"> and you will get the most accurate results if the output voltage is as large as possible relative to that noise. However, if you </w:t>
-      </w:r>
-      <w:r>
-        <w:lastRenderedPageBreak/>
-        <w:t>use an input signal too large</w:t>
+        <w:t xml:space="preserve"> and you will get the most accurate results if the output voltage is as large as possible relative to that noise. However, if you use an input signal too large</w:t>
       </w:r>
       <w:r>
         <w:t>,</w:t>
@@ -6243,6 +8309,12 @@
                 <w:color w:val="FF0000"/>
               </w:rPr>
             </w:pPr>
+            <w:r>
+              <w:rPr>
+                <w:color w:val="FF0000"/>
+              </w:rPr>
+              <w:t>1.41</w:t>
+            </w:r>
           </w:p>
         </w:tc>
         <w:tc>
@@ -6289,6 +8361,12 @@
                 <w:color w:val="FF0000"/>
               </w:rPr>
             </w:pPr>
+            <w:r>
+              <w:rPr>
+                <w:color w:val="FF0000"/>
+              </w:rPr>
+              <w:t>1.17</w:t>
+            </w:r>
           </w:p>
         </w:tc>
         <w:tc>
@@ -6309,6 +8387,12 @@
                 <w:color w:val="FF0000"/>
               </w:rPr>
             </w:pPr>
+            <w:r>
+              <w:rPr>
+                <w:color w:val="FF0000"/>
+              </w:rPr>
+              <w:t>0.8298</w:t>
+            </w:r>
           </w:p>
         </w:tc>
         <w:tc>
@@ -6329,6 +8413,12 @@
                 <w:color w:val="FF0000"/>
               </w:rPr>
             </w:pPr>
+            <w:r>
+              <w:rPr>
+                <w:color w:val="FF0000"/>
+              </w:rPr>
+              <w:t>-1.62</w:t>
+            </w:r>
           </w:p>
         </w:tc>
       </w:tr>
@@ -6362,7 +8452,6 @@
               <w:left w:val="single" w:sz="4" w:space="0" w:color="5B9BD5" w:themeColor="accent5"/>
               <w:right w:val="single" w:sz="4" w:space="0" w:color="5B9BD5" w:themeColor="accent5"/>
             </w:tcBorders>
-            <w:vAlign w:val="bottom"/>
           </w:tcPr>
           <w:p>
             <w:pPr>
@@ -6376,6 +8465,12 @@
                 <w:color w:val="FF0000"/>
               </w:rPr>
             </w:pPr>
+            <w:r>
+              <w:rPr>
+                <w:color w:val="FF0000"/>
+              </w:rPr>
+              <w:t>1.41</w:t>
+            </w:r>
           </w:p>
         </w:tc>
         <w:tc>
@@ -6420,6 +8515,12 @@
                 <w:color w:val="FF0000"/>
               </w:rPr>
             </w:pPr>
+            <w:r>
+              <w:rPr>
+                <w:color w:val="FF0000"/>
+              </w:rPr>
+              <w:t>1.19</w:t>
+            </w:r>
           </w:p>
         </w:tc>
         <w:tc>
@@ -6439,6 +8540,12 @@
                 <w:color w:val="FF0000"/>
               </w:rPr>
             </w:pPr>
+            <w:r>
+              <w:rPr>
+                <w:color w:val="FF0000"/>
+              </w:rPr>
+              <w:t>0.8440</w:t>
+            </w:r>
           </w:p>
         </w:tc>
         <w:tc>
@@ -6458,6 +8565,12 @@
                 <w:color w:val="FF0000"/>
               </w:rPr>
             </w:pPr>
+            <w:r>
+              <w:rPr>
+                <w:color w:val="FF0000"/>
+              </w:rPr>
+              <w:t>-1.47</w:t>
+            </w:r>
           </w:p>
         </w:tc>
       </w:tr>
@@ -6494,7 +8607,6 @@
               <w:left w:val="single" w:sz="4" w:space="0" w:color="5B9BD5" w:themeColor="accent5"/>
               <w:right w:val="single" w:sz="4" w:space="0" w:color="5B9BD5" w:themeColor="accent5"/>
             </w:tcBorders>
-            <w:vAlign w:val="bottom"/>
           </w:tcPr>
           <w:p>
             <w:pPr>
@@ -6508,6 +8620,12 @@
                 <w:color w:val="FF0000"/>
               </w:rPr>
             </w:pPr>
+            <w:r>
+              <w:rPr>
+                <w:color w:val="FF0000"/>
+              </w:rPr>
+              <w:t>1.41</w:t>
+            </w:r>
           </w:p>
         </w:tc>
         <w:tc>
@@ -6552,6 +8670,12 @@
                 <w:color w:val="FF0000"/>
               </w:rPr>
             </w:pPr>
+            <w:r>
+              <w:rPr>
+                <w:color w:val="FF0000"/>
+              </w:rPr>
+              <w:t>1.20</w:t>
+            </w:r>
           </w:p>
         </w:tc>
         <w:tc>
@@ -6571,6 +8695,12 @@
                 <w:color w:val="FF0000"/>
               </w:rPr>
             </w:pPr>
+            <w:r>
+              <w:rPr>
+                <w:color w:val="FF0000"/>
+              </w:rPr>
+              <w:t>0.8511</w:t>
+            </w:r>
           </w:p>
         </w:tc>
         <w:tc>
@@ -6590,6 +8720,12 @@
                 <w:color w:val="FF0000"/>
               </w:rPr>
             </w:pPr>
+            <w:r>
+              <w:rPr>
+                <w:color w:val="FF0000"/>
+              </w:rPr>
+              <w:t>-1.40</w:t>
+            </w:r>
           </w:p>
         </w:tc>
       </w:tr>
@@ -6623,7 +8759,6 @@
               <w:left w:val="single" w:sz="4" w:space="0" w:color="5B9BD5" w:themeColor="accent5"/>
               <w:right w:val="single" w:sz="4" w:space="0" w:color="5B9BD5" w:themeColor="accent5"/>
             </w:tcBorders>
-            <w:vAlign w:val="bottom"/>
           </w:tcPr>
           <w:p>
             <w:pPr>
@@ -6637,6 +8772,12 @@
                 <w:color w:val="FF0000"/>
               </w:rPr>
             </w:pPr>
+            <w:r>
+              <w:rPr>
+                <w:color w:val="FF0000"/>
+              </w:rPr>
+              <w:t>1.41</w:t>
+            </w:r>
           </w:p>
         </w:tc>
         <w:tc>
@@ -6681,6 +8822,12 @@
                 <w:color w:val="FF0000"/>
               </w:rPr>
             </w:pPr>
+            <w:r>
+              <w:rPr>
+                <w:color w:val="FF0000"/>
+              </w:rPr>
+              <w:t>1.27</w:t>
+            </w:r>
           </w:p>
         </w:tc>
         <w:tc>
@@ -6700,6 +8847,12 @@
                 <w:color w:val="FF0000"/>
               </w:rPr>
             </w:pPr>
+            <w:r>
+              <w:rPr>
+                <w:color w:val="FF0000"/>
+              </w:rPr>
+              <w:t>0.9097</w:t>
+            </w:r>
           </w:p>
         </w:tc>
         <w:tc>
@@ -6719,6 +8872,12 @@
                 <w:color w:val="FF0000"/>
               </w:rPr>
             </w:pPr>
+            <w:r>
+              <w:rPr>
+                <w:color w:val="FF0000"/>
+              </w:rPr>
+              <w:t>-0.91</w:t>
+            </w:r>
           </w:p>
         </w:tc>
       </w:tr>
@@ -6755,7 +8914,6 @@
               <w:left w:val="single" w:sz="4" w:space="0" w:color="5B9BD5" w:themeColor="accent5"/>
               <w:right w:val="single" w:sz="4" w:space="0" w:color="5B9BD5" w:themeColor="accent5"/>
             </w:tcBorders>
-            <w:vAlign w:val="bottom"/>
           </w:tcPr>
           <w:p>
             <w:pPr>
@@ -6769,6 +8927,12 @@
                 <w:color w:val="FF0000"/>
               </w:rPr>
             </w:pPr>
+            <w:r>
+              <w:rPr>
+                <w:color w:val="FF0000"/>
+              </w:rPr>
+              <w:t>1.41</w:t>
+            </w:r>
           </w:p>
         </w:tc>
         <w:tc>
@@ -6813,6 +8977,12 @@
                 <w:color w:val="FF0000"/>
               </w:rPr>
             </w:pPr>
+            <w:r>
+              <w:rPr>
+                <w:color w:val="FF0000"/>
+              </w:rPr>
+              <w:t>1.47</w:t>
+            </w:r>
           </w:p>
         </w:tc>
         <w:tc>
@@ -6832,6 +9002,12 @@
                 <w:color w:val="FF0000"/>
               </w:rPr>
             </w:pPr>
+            <w:r>
+              <w:rPr>
+                <w:color w:val="FF0000"/>
+              </w:rPr>
+              <w:t>1.0426</w:t>
+            </w:r>
           </w:p>
         </w:tc>
         <w:tc>
@@ -6851,6 +9027,12 @@
                 <w:color w:val="FF0000"/>
               </w:rPr>
             </w:pPr>
+            <w:r>
+              <w:rPr>
+                <w:color w:val="FF0000"/>
+              </w:rPr>
+              <w:t>0.36</w:t>
+            </w:r>
           </w:p>
         </w:tc>
       </w:tr>
@@ -6884,7 +9066,6 @@
               <w:left w:val="single" w:sz="4" w:space="0" w:color="5B9BD5" w:themeColor="accent5"/>
               <w:right w:val="single" w:sz="4" w:space="0" w:color="5B9BD5" w:themeColor="accent5"/>
             </w:tcBorders>
-            <w:vAlign w:val="bottom"/>
           </w:tcPr>
           <w:p>
             <w:pPr>
@@ -6898,6 +9079,12 @@
                 <w:color w:val="FF0000"/>
               </w:rPr>
             </w:pPr>
+            <w:r>
+              <w:rPr>
+                <w:color w:val="FF0000"/>
+              </w:rPr>
+              <w:t>1.41</w:t>
+            </w:r>
           </w:p>
         </w:tc>
         <w:tc>
@@ -6942,6 +9129,12 @@
                 <w:color w:val="FF0000"/>
               </w:rPr>
             </w:pPr>
+            <w:r>
+              <w:rPr>
+                <w:color w:val="FF0000"/>
+              </w:rPr>
+              <w:t>1.19</w:t>
+            </w:r>
           </w:p>
         </w:tc>
         <w:tc>
@@ -6961,6 +9154,12 @@
                 <w:color w:val="FF0000"/>
               </w:rPr>
             </w:pPr>
+            <w:r>
+              <w:rPr>
+                <w:color w:val="FF0000"/>
+              </w:rPr>
+              <w:t>0.8440</w:t>
+            </w:r>
           </w:p>
         </w:tc>
         <w:tc>
@@ -6980,6 +9179,12 @@
                 <w:color w:val="FF0000"/>
               </w:rPr>
             </w:pPr>
+            <w:r>
+              <w:rPr>
+                <w:color w:val="FF0000"/>
+              </w:rPr>
+              <w:t>-1.47</w:t>
+            </w:r>
           </w:p>
         </w:tc>
       </w:tr>
@@ -7016,7 +9221,6 @@
               <w:left w:val="single" w:sz="4" w:space="0" w:color="5B9BD5" w:themeColor="accent5"/>
               <w:right w:val="single" w:sz="4" w:space="0" w:color="5B9BD5" w:themeColor="accent5"/>
             </w:tcBorders>
-            <w:vAlign w:val="bottom"/>
           </w:tcPr>
           <w:p>
             <w:pPr>
@@ -7030,6 +9234,12 @@
                 <w:color w:val="FF0000"/>
               </w:rPr>
             </w:pPr>
+            <w:r>
+              <w:rPr>
+                <w:color w:val="FF0000"/>
+              </w:rPr>
+              <w:t>1.41</w:t>
+            </w:r>
           </w:p>
         </w:tc>
         <w:tc>
@@ -7074,6 +9284,12 @@
                 <w:color w:val="FF0000"/>
               </w:rPr>
             </w:pPr>
+            <w:r>
+              <w:rPr>
+                <w:color w:val="FF0000"/>
+              </w:rPr>
+              <w:t>1.07</w:t>
+            </w:r>
           </w:p>
         </w:tc>
         <w:tc>
@@ -7093,6 +9309,12 @@
                 <w:color w:val="FF0000"/>
               </w:rPr>
             </w:pPr>
+            <w:r>
+              <w:rPr>
+                <w:color w:val="FF0000"/>
+              </w:rPr>
+              <w:t>0.7589</w:t>
+            </w:r>
           </w:p>
         </w:tc>
         <w:tc>
@@ -7112,6 +9334,12 @@
                 <w:color w:val="FF0000"/>
               </w:rPr>
             </w:pPr>
+            <w:r>
+              <w:rPr>
+                <w:color w:val="FF0000"/>
+              </w:rPr>
+              <w:t>-2.40</w:t>
+            </w:r>
           </w:p>
         </w:tc>
       </w:tr>
@@ -7145,7 +9373,6 @@
               <w:left w:val="single" w:sz="4" w:space="0" w:color="5B9BD5" w:themeColor="accent5"/>
               <w:right w:val="single" w:sz="4" w:space="0" w:color="5B9BD5" w:themeColor="accent5"/>
             </w:tcBorders>
-            <w:vAlign w:val="bottom"/>
           </w:tcPr>
           <w:p>
             <w:pPr>
@@ -7159,6 +9386,12 @@
                 <w:color w:val="FF0000"/>
               </w:rPr>
             </w:pPr>
+            <w:r>
+              <w:rPr>
+                <w:color w:val="FF0000"/>
+              </w:rPr>
+              <w:t>1.41</w:t>
+            </w:r>
           </w:p>
         </w:tc>
         <w:tc>
@@ -7203,6 +9436,12 @@
                 <w:color w:val="FF0000"/>
               </w:rPr>
             </w:pPr>
+            <w:r>
+              <w:rPr>
+                <w:color w:val="FF0000"/>
+              </w:rPr>
+              <w:t>0.89</w:t>
+            </w:r>
           </w:p>
         </w:tc>
         <w:tc>
@@ -7222,6 +9461,12 @@
                 <w:color w:val="FF0000"/>
               </w:rPr>
             </w:pPr>
+            <w:r>
+              <w:rPr>
+                <w:color w:val="FF0000"/>
+              </w:rPr>
+              <w:t>0.6312</w:t>
+            </w:r>
           </w:p>
         </w:tc>
         <w:tc>
@@ -7241,6 +9486,12 @@
                 <w:color w:val="FF0000"/>
               </w:rPr>
             </w:pPr>
+            <w:r>
+              <w:rPr>
+                <w:color w:val="FF0000"/>
+              </w:rPr>
+              <w:t>-4.00</w:t>
+            </w:r>
           </w:p>
         </w:tc>
       </w:tr>
@@ -7277,7 +9528,6 @@
               <w:left w:val="single" w:sz="4" w:space="0" w:color="5B9BD5" w:themeColor="accent5"/>
               <w:right w:val="single" w:sz="4" w:space="0" w:color="5B9BD5" w:themeColor="accent5"/>
             </w:tcBorders>
-            <w:vAlign w:val="bottom"/>
           </w:tcPr>
           <w:p>
             <w:pPr>
@@ -7291,6 +9541,12 @@
                 <w:color w:val="FF0000"/>
               </w:rPr>
             </w:pPr>
+            <w:r>
+              <w:rPr>
+                <w:color w:val="FF0000"/>
+              </w:rPr>
+              <w:t>1.41</w:t>
+            </w:r>
           </w:p>
         </w:tc>
         <w:tc>
@@ -7335,6 +9591,12 @@
                 <w:color w:val="FF0000"/>
               </w:rPr>
             </w:pPr>
+            <w:r>
+              <w:rPr>
+                <w:color w:val="FF0000"/>
+              </w:rPr>
+              <w:t>0.72</w:t>
+            </w:r>
           </w:p>
         </w:tc>
         <w:tc>
@@ -7354,6 +9616,12 @@
                 <w:color w:val="FF0000"/>
               </w:rPr>
             </w:pPr>
+            <w:r>
+              <w:rPr>
+                <w:color w:val="FF0000"/>
+              </w:rPr>
+              <w:t>0.5106</w:t>
+            </w:r>
           </w:p>
         </w:tc>
         <w:tc>
@@ -7373,6 +9641,12 @@
                 <w:color w:val="FF0000"/>
               </w:rPr>
             </w:pPr>
+            <w:r>
+              <w:rPr>
+                <w:color w:val="FF0000"/>
+              </w:rPr>
+              <w:t>-5.84</w:t>
+            </w:r>
           </w:p>
         </w:tc>
       </w:tr>
@@ -7406,7 +9680,6 @@
               <w:left w:val="single" w:sz="4" w:space="0" w:color="5B9BD5" w:themeColor="accent5"/>
               <w:right w:val="single" w:sz="4" w:space="0" w:color="5B9BD5" w:themeColor="accent5"/>
             </w:tcBorders>
-            <w:vAlign w:val="bottom"/>
           </w:tcPr>
           <w:p>
             <w:pPr>
@@ -7420,6 +9693,12 @@
                 <w:color w:val="FF0000"/>
               </w:rPr>
             </w:pPr>
+            <w:r>
+              <w:rPr>
+                <w:color w:val="FF0000"/>
+              </w:rPr>
+              <w:t>1.41</w:t>
+            </w:r>
           </w:p>
         </w:tc>
         <w:tc>
@@ -7464,6 +9743,12 @@
                 <w:color w:val="FF0000"/>
               </w:rPr>
             </w:pPr>
+            <w:r>
+              <w:rPr>
+                <w:color w:val="FF0000"/>
+              </w:rPr>
+              <w:t>0.49</w:t>
+            </w:r>
           </w:p>
         </w:tc>
         <w:tc>
@@ -7483,6 +9768,18 @@
                 <w:color w:val="FF0000"/>
               </w:rPr>
             </w:pPr>
+            <w:r>
+              <w:rPr>
+                <w:color w:val="FF0000"/>
+              </w:rPr>
+              <w:t>0.3</w:t>
+            </w:r>
+            <w:r>
+              <w:rPr>
+                <w:color w:val="FF0000"/>
+              </w:rPr>
+              <w:t>475</w:t>
+            </w:r>
           </w:p>
         </w:tc>
         <w:tc>
@@ -7502,6 +9799,12 @@
                 <w:color w:val="FF0000"/>
               </w:rPr>
             </w:pPr>
+            <w:r>
+              <w:rPr>
+                <w:color w:val="FF0000"/>
+              </w:rPr>
+              <w:t>-9.18</w:t>
+            </w:r>
           </w:p>
         </w:tc>
       </w:tr>
@@ -7538,7 +9841,6 @@
               <w:left w:val="single" w:sz="4" w:space="0" w:color="5B9BD5" w:themeColor="accent5"/>
               <w:right w:val="single" w:sz="4" w:space="0" w:color="5B9BD5" w:themeColor="accent5"/>
             </w:tcBorders>
-            <w:vAlign w:val="bottom"/>
           </w:tcPr>
           <w:p>
             <w:pPr>
@@ -7552,6 +9854,12 @@
                 <w:color w:val="FF0000"/>
               </w:rPr>
             </w:pPr>
+            <w:r>
+              <w:rPr>
+                <w:color w:val="FF0000"/>
+              </w:rPr>
+              <w:t>1.41</w:t>
+            </w:r>
           </w:p>
         </w:tc>
         <w:tc>
@@ -7596,6 +9904,18 @@
                 <w:color w:val="FF0000"/>
               </w:rPr>
             </w:pPr>
+            <w:r>
+              <w:rPr>
+                <w:color w:val="FF0000"/>
+              </w:rPr>
+              <w:t>0.3</w:t>
+            </w:r>
+            <w:r>
+              <w:rPr>
+                <w:color w:val="FF0000"/>
+              </w:rPr>
+              <w:t>6</w:t>
+            </w:r>
           </w:p>
         </w:tc>
         <w:tc>
@@ -7615,6 +9935,12 @@
                 <w:color w:val="FF0000"/>
               </w:rPr>
             </w:pPr>
+            <w:r>
+              <w:rPr>
+                <w:color w:val="FF0000"/>
+              </w:rPr>
+              <w:t>0.2553</w:t>
+            </w:r>
           </w:p>
         </w:tc>
         <w:tc>
@@ -7634,6 +9960,12 @@
                 <w:color w:val="FF0000"/>
               </w:rPr>
             </w:pPr>
+            <w:r>
+              <w:rPr>
+                <w:color w:val="FF0000"/>
+              </w:rPr>
+              <w:t>-11.86</w:t>
+            </w:r>
           </w:p>
         </w:tc>
       </w:tr>
@@ -7669,7 +10001,6 @@
               <w:bottom w:val="single" w:sz="8" w:space="0" w:color="5B9BD5" w:themeColor="accent5"/>
               <w:right w:val="single" w:sz="4" w:space="0" w:color="5B9BD5" w:themeColor="accent5"/>
             </w:tcBorders>
-            <w:vAlign w:val="bottom"/>
           </w:tcPr>
           <w:p>
             <w:pPr>
@@ -7683,6 +10014,12 @@
                 <w:color w:val="FF0000"/>
               </w:rPr>
             </w:pPr>
+            <w:r>
+              <w:rPr>
+                <w:color w:val="FF0000"/>
+              </w:rPr>
+              <w:t>1.41</w:t>
+            </w:r>
           </w:p>
         </w:tc>
         <w:tc>
@@ -7729,6 +10066,12 @@
                 <w:color w:val="FF0000"/>
               </w:rPr>
             </w:pPr>
+            <w:r>
+              <w:rPr>
+                <w:color w:val="FF0000"/>
+              </w:rPr>
+              <w:t>0.28</w:t>
+            </w:r>
           </w:p>
         </w:tc>
         <w:tc>
@@ -7749,6 +10092,12 @@
                 <w:color w:val="FF0000"/>
               </w:rPr>
             </w:pPr>
+            <w:r>
+              <w:rPr>
+                <w:color w:val="FF0000"/>
+              </w:rPr>
+              <w:t>0.1986</w:t>
+            </w:r>
           </w:p>
         </w:tc>
         <w:tc>
@@ -7770,6 +10119,12 @@
                 <w:color w:val="FF0000"/>
               </w:rPr>
             </w:pPr>
+            <w:r>
+              <w:rPr>
+                <w:color w:val="FF0000"/>
+              </w:rPr>
+              <w:t>-14.04</w:t>
+            </w:r>
           </w:p>
         </w:tc>
       </w:tr>
@@ -7837,7 +10192,7 @@
                     <pic:cNvPicPr/>
                   </pic:nvPicPr>
                   <pic:blipFill>
-                    <a:blip r:embed="rId63">
+                    <a:blip r:embed="rId47">
                       <a:extLst>
                         <a:ext uri="{28A0092B-C50C-407E-A947-70E740481C1C}">
                           <a14:useLocalDpi xmlns:a14="http://schemas.microsoft.com/office/drawing/2010/main" val="0"/>
@@ -8061,10 +10416,10 @@
           <w:position w:val="-28"/>
         </w:rPr>
         <w:object w:dxaOrig="1180" w:dyaOrig="660" w14:anchorId="2A389E7C">
-          <v:shape id="_x0000_i1048" type="#_x0000_t75" style="width:60.5pt;height:32pt" o:ole="">
-            <v:imagedata r:id="rId64" o:title=""/>
+          <v:shape id="_x0000_i1040" type="#_x0000_t75" style="width:60.75pt;height:32.25pt" o:ole="">
+            <v:imagedata r:id="rId48" o:title=""/>
           </v:shape>
-          <o:OLEObject Type="Embed" ProgID="Equation.3" ShapeID="_x0000_i1048" DrawAspect="Content" ObjectID="_1745232478" r:id="rId65"/>
+          <o:OLEObject Type="Embed" ProgID="Equation.3" ShapeID="_x0000_i1040" DrawAspect="Content" ObjectID="_1819627757" r:id="rId49"/>
         </w:object>
       </w:r>
       <w:r>
@@ -8143,10 +10498,10 @@
           <w:position w:val="-28"/>
         </w:rPr>
         <w:object w:dxaOrig="1939" w:dyaOrig="540" w14:anchorId="5924BF61">
-          <v:shape id="_x0000_i1049" type="#_x0000_t75" style="width:98.5pt;height:27pt" o:ole="">
-            <v:imagedata r:id="rId66" o:title=""/>
+          <v:shape id="_x0000_i1041" type="#_x0000_t75" style="width:98.25pt;height:27pt" o:ole="">
+            <v:imagedata r:id="rId50" o:title=""/>
           </v:shape>
-          <o:OLEObject Type="Embed" ProgID="Equation.3" ShapeID="_x0000_i1049" DrawAspect="Content" ObjectID="_1745232479" r:id="rId67"/>
+          <o:OLEObject Type="Embed" ProgID="Equation.3" ShapeID="_x0000_i1041" DrawAspect="Content" ObjectID="_1819627758" r:id="rId51"/>
         </w:object>
       </w:r>
       <w:r>
@@ -10297,7 +12652,7 @@
                     <pic:cNvPicPr/>
                   </pic:nvPicPr>
                   <pic:blipFill>
-                    <a:blip r:embed="rId68">
+                    <a:blip r:embed="rId52">
                       <a:extLst>
                         <a:ext uri="{28A0092B-C50C-407E-A947-70E740481C1C}">
                           <a14:useLocalDpi xmlns:a14="http://schemas.microsoft.com/office/drawing/2010/main" val="0"/>
@@ -10716,14 +13071,14 @@
         <w:rPr>
           <w:rFonts w:ascii="Courier New" w:hAnsi="Courier New" w:cs="Courier New"/>
         </w:rPr>
-        <w:t>coeffs(</w:t>
+        <w:t>coeffs(SOS,G</w:t>
       </w:r>
       <w:proofErr w:type="gramEnd"/>
       <w:r>
         <w:rPr>
           <w:rFonts w:ascii="Courier New" w:hAnsi="Courier New" w:cs="Courier New"/>
         </w:rPr>
-        <w:t>SOS,G)</w:t>
+        <w:t>)</w:t>
       </w:r>
       <w:r>
         <w:t xml:space="preserve"> and enter a filename, e.g.</w:t>
@@ -10981,20 +13336,15 @@
           <w:position w:val="-10"/>
         </w:rPr>
         <w:object w:dxaOrig="1640" w:dyaOrig="320" w14:anchorId="676E2CCB">
-          <v:shape id="_x0000_i1050" type="#_x0000_t75" style="width:81.5pt;height:17pt" o:ole="">
-            <v:imagedata r:id="rId69" o:title=""/>
+          <v:shape id="_x0000_i1042" type="#_x0000_t75" style="width:81.75pt;height:17.25pt" o:ole="">
+            <v:imagedata r:id="rId53" o:title=""/>
           </v:shape>
-          <o:OLEObject Type="Embed" ProgID="Equation.3" ShapeID="_x0000_i1050" DrawAspect="Content" ObjectID="_1745232480" r:id="rId70"/>
+          <o:OLEObject Type="Embed" ProgID="Equation.3" ShapeID="_x0000_i1042" DrawAspect="Content" ObjectID="_1819627759" r:id="rId54"/>
         </w:object>
       </w:r>
       <w:r>
-        <w:t xml:space="preserve"> is given </w:t>
-      </w:r>
-      <w:proofErr w:type="gramStart"/>
-      <w:r>
-        <w:t>by</w:t>
-      </w:r>
-      <w:proofErr w:type="gramEnd"/>
+        <w:t xml:space="preserve"> is given by</w:t>
+      </w:r>
     </w:p>
     <w:p>
       <w:pPr>
@@ -11009,10 +13359,10 @@
           <w:position w:val="-30"/>
         </w:rPr>
         <w:object w:dxaOrig="2700" w:dyaOrig="680" w14:anchorId="08B95106">
-          <v:shape id="_x0000_i1051" type="#_x0000_t75" style="width:134.5pt;height:34pt" o:ole="">
-            <v:imagedata r:id="rId71" o:title=""/>
+          <v:shape id="_x0000_i1043" type="#_x0000_t75" style="width:134.65pt;height:33.75pt" o:ole="">
+            <v:imagedata r:id="rId55" o:title=""/>
           </v:shape>
-          <o:OLEObject Type="Embed" ProgID="Equation.3" ShapeID="_x0000_i1051" DrawAspect="Content" ObjectID="_1745232481" r:id="rId72"/>
+          <o:OLEObject Type="Embed" ProgID="Equation.3" ShapeID="_x0000_i1043" DrawAspect="Content" ObjectID="_1819627760" r:id="rId56"/>
         </w:object>
       </w:r>
       <w:r>
@@ -11160,10 +13510,10 @@
           <w:position w:val="-10"/>
         </w:rPr>
         <w:object w:dxaOrig="5060" w:dyaOrig="320" w14:anchorId="48660E86">
-          <v:shape id="_x0000_i1052" type="#_x0000_t75" style="width:252.5pt;height:17pt" o:ole="">
-            <v:imagedata r:id="rId73" o:title=""/>
+          <v:shape id="_x0000_i1044" type="#_x0000_t75" style="width:252.4pt;height:17.25pt" o:ole="">
+            <v:imagedata r:id="rId57" o:title=""/>
           </v:shape>
-          <o:OLEObject Type="Embed" ProgID="Equation.3" ShapeID="_x0000_i1052" DrawAspect="Content" ObjectID="_1745232482" r:id="rId74"/>
+          <o:OLEObject Type="Embed" ProgID="Equation.3" ShapeID="_x0000_i1044" DrawAspect="Content" ObjectID="_1819627761" r:id="rId58"/>
         </w:object>
       </w:r>
       <w:r>
@@ -11243,10 +13593,10 @@
           <w:position w:val="-10"/>
         </w:rPr>
         <w:object w:dxaOrig="3440" w:dyaOrig="320" w14:anchorId="0E47FF21">
-          <v:shape id="_x0000_i1053" type="#_x0000_t75" style="width:172pt;height:17pt" o:ole="">
-            <v:imagedata r:id="rId75" o:title=""/>
+          <v:shape id="_x0000_i1045" type="#_x0000_t75" style="width:171.75pt;height:17.25pt" o:ole="">
+            <v:imagedata r:id="rId59" o:title=""/>
           </v:shape>
-          <o:OLEObject Type="Embed" ProgID="Equation.3" ShapeID="_x0000_i1053" DrawAspect="Content" ObjectID="_1745232483" r:id="rId76"/>
+          <o:OLEObject Type="Embed" ProgID="Equation.3" ShapeID="_x0000_i1045" DrawAspect="Content" ObjectID="_1819627762" r:id="rId60"/>
         </w:object>
       </w:r>
       <w:r>
@@ -11423,7 +13773,7 @@
                     </pic:cNvPicPr>
                   </pic:nvPicPr>
                   <pic:blipFill>
-                    <a:blip r:embed="rId77" cstate="print"/>
+                    <a:blip r:embed="rId61" cstate="print"/>
                     <a:srcRect/>
                     <a:stretch>
                       <a:fillRect/>
@@ -11516,10 +13866,10 @@
           <w:position w:val="-28"/>
         </w:rPr>
         <w:object w:dxaOrig="2060" w:dyaOrig="680" w14:anchorId="7B133D4C">
-          <v:shape id="_x0000_i1054" type="#_x0000_t75" style="width:103pt;height:34pt" o:ole="">
-            <v:imagedata r:id="rId78" o:title=""/>
+          <v:shape id="_x0000_i1046" type="#_x0000_t75" style="width:102.75pt;height:33.75pt" o:ole="">
+            <v:imagedata r:id="rId62" o:title=""/>
           </v:shape>
-          <o:OLEObject Type="Embed" ProgID="Equation.3" ShapeID="_x0000_i1054" DrawAspect="Content" ObjectID="_1745232484" r:id="rId79"/>
+          <o:OLEObject Type="Embed" ProgID="Equation.3" ShapeID="_x0000_i1046" DrawAspect="Content" ObjectID="_1819627763" r:id="rId63"/>
         </w:object>
       </w:r>
     </w:p>
@@ -11734,8 +14084,8 @@
     <w:p/>
     <w:p/>
     <w:sectPr>
-      <w:footerReference w:type="default" r:id="rId80"/>
-      <w:headerReference w:type="first" r:id="rId81"/>
+      <w:footerReference w:type="default" r:id="rId64"/>
+      <w:headerReference w:type="first" r:id="rId65"/>
       <w:pgSz w:w="11906" w:h="16838"/>
       <w:pgMar w:top="1560" w:right="1440" w:bottom="1560" w:left="1440" w:header="142" w:footer="454" w:gutter="0"/>
       <w:pgNumType w:start="1"/>
@@ -11747,7 +14097,7 @@
 </file>
 
 <file path=word/endnotes.xml><?xml version="1.0" encoding="utf-8"?>
-<w:endnotes xmlns:wpc="http://schemas.microsoft.com/office/word/2010/wordprocessingCanvas" xmlns:cx="http://schemas.microsoft.com/office/drawing/2014/chartex" xmlns:cx1="http://schemas.microsoft.com/office/drawing/2015/9/8/chartex" xmlns:cx2="http://schemas.microsoft.com/office/drawing/2015/10/21/chartex" xmlns:cx3="http://schemas.microsoft.com/office/drawing/2016/5/9/chartex" xmlns:cx4="http://schemas.microsoft.com/office/drawing/2016/5/10/chartex" xmlns:cx5="http://schemas.microsoft.com/office/drawing/2016/5/11/chartex" xmlns:cx6="http://schemas.microsoft.com/office/drawing/2016/5/12/chartex" xmlns:cx7="http://schemas.microsoft.com/office/drawing/2016/5/13/chartex" xmlns:cx8="http://schemas.microsoft.com/office/drawing/2016/5/14/chartex" xmlns:mc="http://schemas.openxmlformats.org/markup-compatibility/2006" xmlns:aink="http://schemas.microsoft.com/office/drawing/2016/ink" xmlns:am3d="http://schemas.microsoft.com/office/drawing/2017/model3d" xmlns:o="urn:schemas-microsoft-com:office:office" xmlns:oel="http://schemas.microsoft.com/office/2019/extlst" xmlns:r="http://schemas.openxmlformats.org/officeDocument/2006/relationships" xmlns:m="http://schemas.openxmlformats.org/officeDocument/2006/math" xmlns:v="urn:schemas-microsoft-com:vml" xmlns:wp14="http://schemas.microsoft.com/office/word/2010/wordprocessingDrawing" xmlns:wp="http://schemas.openxmlformats.org/drawingml/2006/wordprocessingDrawing" xmlns:w10="urn:schemas-microsoft-com:office:word" xmlns:w="http://schemas.openxmlformats.org/wordprocessingml/2006/main" xmlns:w14="http://schemas.microsoft.com/office/word/2010/wordml" xmlns:w15="http://schemas.microsoft.com/office/word/2012/wordml" xmlns:w16cex="http://schemas.microsoft.com/office/word/2018/wordml/cex" xmlns:w16cid="http://schemas.microsoft.com/office/word/2016/wordml/cid" xmlns:w16="http://schemas.microsoft.com/office/word/2018/wordml" xmlns:w16du="http://schemas.microsoft.com/office/word/2023/wordml/word16du" xmlns:w16sdtdh="http://schemas.microsoft.com/office/word/2020/wordml/sdtdatahash" xmlns:w16se="http://schemas.microsoft.com/office/word/2015/wordml/symex" xmlns:wpg="http://schemas.microsoft.com/office/word/2010/wordprocessingGroup" xmlns:wpi="http://schemas.microsoft.com/office/word/2010/wordprocessingInk" xmlns:wne="http://schemas.microsoft.com/office/word/2006/wordml" xmlns:wps="http://schemas.microsoft.com/office/word/2010/wordprocessingShape" mc:Ignorable="w14 w15 w16se w16cid w16 w16cex w16sdtdh wp14">
+<w:endnotes xmlns:wpc="http://schemas.microsoft.com/office/word/2010/wordprocessingCanvas" xmlns:cx="http://schemas.microsoft.com/office/drawing/2014/chartex" xmlns:cx1="http://schemas.microsoft.com/office/drawing/2015/9/8/chartex" xmlns:cx2="http://schemas.microsoft.com/office/drawing/2015/10/21/chartex" xmlns:cx3="http://schemas.microsoft.com/office/drawing/2016/5/9/chartex" xmlns:cx4="http://schemas.microsoft.com/office/drawing/2016/5/10/chartex" xmlns:cx5="http://schemas.microsoft.com/office/drawing/2016/5/11/chartex" xmlns:cx6="http://schemas.microsoft.com/office/drawing/2016/5/12/chartex" xmlns:cx7="http://schemas.microsoft.com/office/drawing/2016/5/13/chartex" xmlns:cx8="http://schemas.microsoft.com/office/drawing/2016/5/14/chartex" xmlns:mc="http://schemas.openxmlformats.org/markup-compatibility/2006" xmlns:aink="http://schemas.microsoft.com/office/drawing/2016/ink" xmlns:am3d="http://schemas.microsoft.com/office/drawing/2017/model3d" xmlns:o="urn:schemas-microsoft-com:office:office" xmlns:oel="http://schemas.microsoft.com/office/2019/extlst" xmlns:r="http://schemas.openxmlformats.org/officeDocument/2006/relationships" xmlns:m="http://schemas.openxmlformats.org/officeDocument/2006/math" xmlns:v="urn:schemas-microsoft-com:vml" xmlns:wp14="http://schemas.microsoft.com/office/word/2010/wordprocessingDrawing" xmlns:wp="http://schemas.openxmlformats.org/drawingml/2006/wordprocessingDrawing" xmlns:w10="urn:schemas-microsoft-com:office:word" xmlns:w="http://schemas.openxmlformats.org/wordprocessingml/2006/main" xmlns:w14="http://schemas.microsoft.com/office/word/2010/wordml" xmlns:w15="http://schemas.microsoft.com/office/word/2012/wordml" xmlns:w16cex="http://schemas.microsoft.com/office/word/2018/wordml/cex" xmlns:w16cid="http://schemas.microsoft.com/office/word/2016/wordml/cid" xmlns:w16="http://schemas.microsoft.com/office/word/2018/wordml" xmlns:w16du="http://schemas.microsoft.com/office/word/2023/wordml/word16du" xmlns:w16sdtdh="http://schemas.microsoft.com/office/word/2020/wordml/sdtdatahash" xmlns:w16sdtfl="http://schemas.microsoft.com/office/word/2024/wordml/sdtformatlock" xmlns:w16se="http://schemas.microsoft.com/office/word/2015/wordml/symex" xmlns:wpg="http://schemas.microsoft.com/office/word/2010/wordprocessingGroup" xmlns:wpi="http://schemas.microsoft.com/office/word/2010/wordprocessingInk" xmlns:wne="http://schemas.microsoft.com/office/word/2006/wordml" xmlns:wps="http://schemas.microsoft.com/office/word/2010/wordprocessingShape" mc:Ignorable="w14 w15 w16se w16cid w16 w16cex w16sdtdh w16sdtfl w16du wp14">
   <w:endnote w:type="separator" w:id="-1">
     <w:p>
       <w:pPr>
@@ -11772,7 +14122,7 @@
 </file>
 
 <file path=word/footer1.xml><?xml version="1.0" encoding="utf-8"?>
-<w:ftr xmlns:wpc="http://schemas.microsoft.com/office/word/2010/wordprocessingCanvas" xmlns:cx="http://schemas.microsoft.com/office/drawing/2014/chartex" xmlns:cx1="http://schemas.microsoft.com/office/drawing/2015/9/8/chartex" xmlns:cx2="http://schemas.microsoft.com/office/drawing/2015/10/21/chartex" xmlns:cx3="http://schemas.microsoft.com/office/drawing/2016/5/9/chartex" xmlns:cx4="http://schemas.microsoft.com/office/drawing/2016/5/10/chartex" xmlns:cx5="http://schemas.microsoft.com/office/drawing/2016/5/11/chartex" xmlns:cx6="http://schemas.microsoft.com/office/drawing/2016/5/12/chartex" xmlns:cx7="http://schemas.microsoft.com/office/drawing/2016/5/13/chartex" xmlns:cx8="http://schemas.microsoft.com/office/drawing/2016/5/14/chartex" xmlns:mc="http://schemas.openxmlformats.org/markup-compatibility/2006" xmlns:aink="http://schemas.microsoft.com/office/drawing/2016/ink" xmlns:am3d="http://schemas.microsoft.com/office/drawing/2017/model3d" xmlns:o="urn:schemas-microsoft-com:office:office" xmlns:oel="http://schemas.microsoft.com/office/2019/extlst" xmlns:r="http://schemas.openxmlformats.org/officeDocument/2006/relationships" xmlns:m="http://schemas.openxmlformats.org/officeDocument/2006/math" xmlns:v="urn:schemas-microsoft-com:vml" xmlns:wp14="http://schemas.microsoft.com/office/word/2010/wordprocessingDrawing" xmlns:wp="http://schemas.openxmlformats.org/drawingml/2006/wordprocessingDrawing" xmlns:w10="urn:schemas-microsoft-com:office:word" xmlns:w="http://schemas.openxmlformats.org/wordprocessingml/2006/main" xmlns:w14="http://schemas.microsoft.com/office/word/2010/wordml" xmlns:w15="http://schemas.microsoft.com/office/word/2012/wordml" xmlns:w16cex="http://schemas.microsoft.com/office/word/2018/wordml/cex" xmlns:w16cid="http://schemas.microsoft.com/office/word/2016/wordml/cid" xmlns:w16="http://schemas.microsoft.com/office/word/2018/wordml" xmlns:w16du="http://schemas.microsoft.com/office/word/2023/wordml/word16du" xmlns:w16sdtdh="http://schemas.microsoft.com/office/word/2020/wordml/sdtdatahash" xmlns:w16se="http://schemas.microsoft.com/office/word/2015/wordml/symex" xmlns:wpg="http://schemas.microsoft.com/office/word/2010/wordprocessingGroup" xmlns:wpi="http://schemas.microsoft.com/office/word/2010/wordprocessingInk" xmlns:wne="http://schemas.microsoft.com/office/word/2006/wordml" xmlns:wps="http://schemas.microsoft.com/office/word/2010/wordprocessingShape" mc:Ignorable="w14 w15 w16se w16cid w16 w16cex w16sdtdh wp14">
+<w:ftr xmlns:wpc="http://schemas.microsoft.com/office/word/2010/wordprocessingCanvas" xmlns:cx="http://schemas.microsoft.com/office/drawing/2014/chartex" xmlns:cx1="http://schemas.microsoft.com/office/drawing/2015/9/8/chartex" xmlns:cx2="http://schemas.microsoft.com/office/drawing/2015/10/21/chartex" xmlns:cx3="http://schemas.microsoft.com/office/drawing/2016/5/9/chartex" xmlns:cx4="http://schemas.microsoft.com/office/drawing/2016/5/10/chartex" xmlns:cx5="http://schemas.microsoft.com/office/drawing/2016/5/11/chartex" xmlns:cx6="http://schemas.microsoft.com/office/drawing/2016/5/12/chartex" xmlns:cx7="http://schemas.microsoft.com/office/drawing/2016/5/13/chartex" xmlns:cx8="http://schemas.microsoft.com/office/drawing/2016/5/14/chartex" xmlns:mc="http://schemas.openxmlformats.org/markup-compatibility/2006" xmlns:aink="http://schemas.microsoft.com/office/drawing/2016/ink" xmlns:am3d="http://schemas.microsoft.com/office/drawing/2017/model3d" xmlns:o="urn:schemas-microsoft-com:office:office" xmlns:oel="http://schemas.microsoft.com/office/2019/extlst" xmlns:r="http://schemas.openxmlformats.org/officeDocument/2006/relationships" xmlns:m="http://schemas.openxmlformats.org/officeDocument/2006/math" xmlns:v="urn:schemas-microsoft-com:vml" xmlns:wp14="http://schemas.microsoft.com/office/word/2010/wordprocessingDrawing" xmlns:wp="http://schemas.openxmlformats.org/drawingml/2006/wordprocessingDrawing" xmlns:w10="urn:schemas-microsoft-com:office:word" xmlns:w="http://schemas.openxmlformats.org/wordprocessingml/2006/main" xmlns:w14="http://schemas.microsoft.com/office/word/2010/wordml" xmlns:w15="http://schemas.microsoft.com/office/word/2012/wordml" xmlns:w16cex="http://schemas.microsoft.com/office/word/2018/wordml/cex" xmlns:w16cid="http://schemas.microsoft.com/office/word/2016/wordml/cid" xmlns:w16="http://schemas.microsoft.com/office/word/2018/wordml" xmlns:w16du="http://schemas.microsoft.com/office/word/2023/wordml/word16du" xmlns:w16sdtdh="http://schemas.microsoft.com/office/word/2020/wordml/sdtdatahash" xmlns:w16sdtfl="http://schemas.microsoft.com/office/word/2024/wordml/sdtformatlock" xmlns:w16se="http://schemas.microsoft.com/office/word/2015/wordml/symex" xmlns:wpg="http://schemas.microsoft.com/office/word/2010/wordprocessingGroup" xmlns:wpi="http://schemas.microsoft.com/office/word/2010/wordprocessingInk" xmlns:wne="http://schemas.microsoft.com/office/word/2006/wordml" xmlns:wps="http://schemas.microsoft.com/office/word/2010/wordprocessingShape" mc:Ignorable="w14 w15 w16se w16cid w16 w16cex w16sdtdh w16sdtfl w16du wp14">
   <w:p>
     <w:pPr>
       <w:pStyle w:val="Footer"/>
@@ -11794,7 +14144,7 @@
 </file>
 
 <file path=word/footer2.xml><?xml version="1.0" encoding="utf-8"?>
-<w:ftr xmlns:wpc="http://schemas.microsoft.com/office/word/2010/wordprocessingCanvas" xmlns:cx="http://schemas.microsoft.com/office/drawing/2014/chartex" xmlns:cx1="http://schemas.microsoft.com/office/drawing/2015/9/8/chartex" xmlns:cx2="http://schemas.microsoft.com/office/drawing/2015/10/21/chartex" xmlns:cx3="http://schemas.microsoft.com/office/drawing/2016/5/9/chartex" xmlns:cx4="http://schemas.microsoft.com/office/drawing/2016/5/10/chartex" xmlns:cx5="http://schemas.microsoft.com/office/drawing/2016/5/11/chartex" xmlns:cx6="http://schemas.microsoft.com/office/drawing/2016/5/12/chartex" xmlns:cx7="http://schemas.microsoft.com/office/drawing/2016/5/13/chartex" xmlns:cx8="http://schemas.microsoft.com/office/drawing/2016/5/14/chartex" xmlns:mc="http://schemas.openxmlformats.org/markup-compatibility/2006" xmlns:aink="http://schemas.microsoft.com/office/drawing/2016/ink" xmlns:am3d="http://schemas.microsoft.com/office/drawing/2017/model3d" xmlns:o="urn:schemas-microsoft-com:office:office" xmlns:oel="http://schemas.microsoft.com/office/2019/extlst" xmlns:r="http://schemas.openxmlformats.org/officeDocument/2006/relationships" xmlns:m="http://schemas.openxmlformats.org/officeDocument/2006/math" xmlns:v="urn:schemas-microsoft-com:vml" xmlns:wp14="http://schemas.microsoft.com/office/word/2010/wordprocessingDrawing" xmlns:wp="http://schemas.openxmlformats.org/drawingml/2006/wordprocessingDrawing" xmlns:w10="urn:schemas-microsoft-com:office:word" xmlns:w="http://schemas.openxmlformats.org/wordprocessingml/2006/main" xmlns:w14="http://schemas.microsoft.com/office/word/2010/wordml" xmlns:w15="http://schemas.microsoft.com/office/word/2012/wordml" xmlns:w16cex="http://schemas.microsoft.com/office/word/2018/wordml/cex" xmlns:w16cid="http://schemas.microsoft.com/office/word/2016/wordml/cid" xmlns:w16="http://schemas.microsoft.com/office/word/2018/wordml" xmlns:w16du="http://schemas.microsoft.com/office/word/2023/wordml/word16du" xmlns:w16sdtdh="http://schemas.microsoft.com/office/word/2020/wordml/sdtdatahash" xmlns:w16se="http://schemas.microsoft.com/office/word/2015/wordml/symex" xmlns:wpg="http://schemas.microsoft.com/office/word/2010/wordprocessingGroup" xmlns:wpi="http://schemas.microsoft.com/office/word/2010/wordprocessingInk" xmlns:wne="http://schemas.microsoft.com/office/word/2006/wordml" xmlns:wps="http://schemas.microsoft.com/office/word/2010/wordprocessingShape" mc:Ignorable="w14 w15 w16se w16cid w16 w16cex w16sdtdh wp14">
+<w:ftr xmlns:wpc="http://schemas.microsoft.com/office/word/2010/wordprocessingCanvas" xmlns:cx="http://schemas.microsoft.com/office/drawing/2014/chartex" xmlns:cx1="http://schemas.microsoft.com/office/drawing/2015/9/8/chartex" xmlns:cx2="http://schemas.microsoft.com/office/drawing/2015/10/21/chartex" xmlns:cx3="http://schemas.microsoft.com/office/drawing/2016/5/9/chartex" xmlns:cx4="http://schemas.microsoft.com/office/drawing/2016/5/10/chartex" xmlns:cx5="http://schemas.microsoft.com/office/drawing/2016/5/11/chartex" xmlns:cx6="http://schemas.microsoft.com/office/drawing/2016/5/12/chartex" xmlns:cx7="http://schemas.microsoft.com/office/drawing/2016/5/13/chartex" xmlns:cx8="http://schemas.microsoft.com/office/drawing/2016/5/14/chartex" xmlns:mc="http://schemas.openxmlformats.org/markup-compatibility/2006" xmlns:aink="http://schemas.microsoft.com/office/drawing/2016/ink" xmlns:am3d="http://schemas.microsoft.com/office/drawing/2017/model3d" xmlns:o="urn:schemas-microsoft-com:office:office" xmlns:oel="http://schemas.microsoft.com/office/2019/extlst" xmlns:r="http://schemas.openxmlformats.org/officeDocument/2006/relationships" xmlns:m="http://schemas.openxmlformats.org/officeDocument/2006/math" xmlns:v="urn:schemas-microsoft-com:vml" xmlns:wp14="http://schemas.microsoft.com/office/word/2010/wordprocessingDrawing" xmlns:wp="http://schemas.openxmlformats.org/drawingml/2006/wordprocessingDrawing" xmlns:w10="urn:schemas-microsoft-com:office:word" xmlns:w="http://schemas.openxmlformats.org/wordprocessingml/2006/main" xmlns:w14="http://schemas.microsoft.com/office/word/2010/wordml" xmlns:w15="http://schemas.microsoft.com/office/word/2012/wordml" xmlns:w16cex="http://schemas.microsoft.com/office/word/2018/wordml/cex" xmlns:w16cid="http://schemas.microsoft.com/office/word/2016/wordml/cid" xmlns:w16="http://schemas.microsoft.com/office/word/2018/wordml" xmlns:w16du="http://schemas.microsoft.com/office/word/2023/wordml/word16du" xmlns:w16sdtdh="http://schemas.microsoft.com/office/word/2020/wordml/sdtdatahash" xmlns:w16sdtfl="http://schemas.microsoft.com/office/word/2024/wordml/sdtformatlock" xmlns:w16se="http://schemas.microsoft.com/office/word/2015/wordml/symex" xmlns:wpg="http://schemas.microsoft.com/office/word/2010/wordprocessingGroup" xmlns:wpi="http://schemas.microsoft.com/office/word/2010/wordprocessingInk" xmlns:wne="http://schemas.microsoft.com/office/word/2006/wordml" xmlns:wps="http://schemas.microsoft.com/office/word/2010/wordprocessingShape" mc:Ignorable="w14 w15 w16se w16cid w16 w16cex w16sdtdh w16sdtfl w16du wp14">
   <w:sdt>
     <w:sdtPr>
       <w:id w:val="-552073365"/>
@@ -11826,7 +14176,7 @@
 </file>
 
 <file path=word/footer3.xml><?xml version="1.0" encoding="utf-8"?>
-<w:ftr xmlns:wpc="http://schemas.microsoft.com/office/word/2010/wordprocessingCanvas" xmlns:cx="http://schemas.microsoft.com/office/drawing/2014/chartex" xmlns:cx1="http://schemas.microsoft.com/office/drawing/2015/9/8/chartex" xmlns:cx2="http://schemas.microsoft.com/office/drawing/2015/10/21/chartex" xmlns:cx3="http://schemas.microsoft.com/office/drawing/2016/5/9/chartex" xmlns:cx4="http://schemas.microsoft.com/office/drawing/2016/5/10/chartex" xmlns:cx5="http://schemas.microsoft.com/office/drawing/2016/5/11/chartex" xmlns:cx6="http://schemas.microsoft.com/office/drawing/2016/5/12/chartex" xmlns:cx7="http://schemas.microsoft.com/office/drawing/2016/5/13/chartex" xmlns:cx8="http://schemas.microsoft.com/office/drawing/2016/5/14/chartex" xmlns:mc="http://schemas.openxmlformats.org/markup-compatibility/2006" xmlns:aink="http://schemas.microsoft.com/office/drawing/2016/ink" xmlns:am3d="http://schemas.microsoft.com/office/drawing/2017/model3d" xmlns:o="urn:schemas-microsoft-com:office:office" xmlns:oel="http://schemas.microsoft.com/office/2019/extlst" xmlns:r="http://schemas.openxmlformats.org/officeDocument/2006/relationships" xmlns:m="http://schemas.openxmlformats.org/officeDocument/2006/math" xmlns:v="urn:schemas-microsoft-com:vml" xmlns:wp14="http://schemas.microsoft.com/office/word/2010/wordprocessingDrawing" xmlns:wp="http://schemas.openxmlformats.org/drawingml/2006/wordprocessingDrawing" xmlns:w10="urn:schemas-microsoft-com:office:word" xmlns:w="http://schemas.openxmlformats.org/wordprocessingml/2006/main" xmlns:w14="http://schemas.microsoft.com/office/word/2010/wordml" xmlns:w15="http://schemas.microsoft.com/office/word/2012/wordml" xmlns:w16cex="http://schemas.microsoft.com/office/word/2018/wordml/cex" xmlns:w16cid="http://schemas.microsoft.com/office/word/2016/wordml/cid" xmlns:w16="http://schemas.microsoft.com/office/word/2018/wordml" xmlns:w16du="http://schemas.microsoft.com/office/word/2023/wordml/word16du" xmlns:w16sdtdh="http://schemas.microsoft.com/office/word/2020/wordml/sdtdatahash" xmlns:w16se="http://schemas.microsoft.com/office/word/2015/wordml/symex" xmlns:wpg="http://schemas.microsoft.com/office/word/2010/wordprocessingGroup" xmlns:wpi="http://schemas.microsoft.com/office/word/2010/wordprocessingInk" xmlns:wne="http://schemas.microsoft.com/office/word/2006/wordml" xmlns:wps="http://schemas.microsoft.com/office/word/2010/wordprocessingShape" mc:Ignorable="w14 w15 w16se w16cid w16 w16cex w16sdtdh wp14">
+<w:ftr xmlns:wpc="http://schemas.microsoft.com/office/word/2010/wordprocessingCanvas" xmlns:cx="http://schemas.microsoft.com/office/drawing/2014/chartex" xmlns:cx1="http://schemas.microsoft.com/office/drawing/2015/9/8/chartex" xmlns:cx2="http://schemas.microsoft.com/office/drawing/2015/10/21/chartex" xmlns:cx3="http://schemas.microsoft.com/office/drawing/2016/5/9/chartex" xmlns:cx4="http://schemas.microsoft.com/office/drawing/2016/5/10/chartex" xmlns:cx5="http://schemas.microsoft.com/office/drawing/2016/5/11/chartex" xmlns:cx6="http://schemas.microsoft.com/office/drawing/2016/5/12/chartex" xmlns:cx7="http://schemas.microsoft.com/office/drawing/2016/5/13/chartex" xmlns:cx8="http://schemas.microsoft.com/office/drawing/2016/5/14/chartex" xmlns:mc="http://schemas.openxmlformats.org/markup-compatibility/2006" xmlns:aink="http://schemas.microsoft.com/office/drawing/2016/ink" xmlns:am3d="http://schemas.microsoft.com/office/drawing/2017/model3d" xmlns:o="urn:schemas-microsoft-com:office:office" xmlns:oel="http://schemas.microsoft.com/office/2019/extlst" xmlns:r="http://schemas.openxmlformats.org/officeDocument/2006/relationships" xmlns:m="http://schemas.openxmlformats.org/officeDocument/2006/math" xmlns:v="urn:schemas-microsoft-com:vml" xmlns:wp14="http://schemas.microsoft.com/office/word/2010/wordprocessingDrawing" xmlns:wp="http://schemas.openxmlformats.org/drawingml/2006/wordprocessingDrawing" xmlns:w10="urn:schemas-microsoft-com:office:word" xmlns:w="http://schemas.openxmlformats.org/wordprocessingml/2006/main" xmlns:w14="http://schemas.microsoft.com/office/word/2010/wordml" xmlns:w15="http://schemas.microsoft.com/office/word/2012/wordml" xmlns:w16cex="http://schemas.microsoft.com/office/word/2018/wordml/cex" xmlns:w16cid="http://schemas.microsoft.com/office/word/2016/wordml/cid" xmlns:w16="http://schemas.microsoft.com/office/word/2018/wordml" xmlns:w16du="http://schemas.microsoft.com/office/word/2023/wordml/word16du" xmlns:w16sdtdh="http://schemas.microsoft.com/office/word/2020/wordml/sdtdatahash" xmlns:w16sdtfl="http://schemas.microsoft.com/office/word/2024/wordml/sdtformatlock" xmlns:w16se="http://schemas.microsoft.com/office/word/2015/wordml/symex" xmlns:wpg="http://schemas.microsoft.com/office/word/2010/wordprocessingGroup" xmlns:wpi="http://schemas.microsoft.com/office/word/2010/wordprocessingInk" xmlns:wne="http://schemas.microsoft.com/office/word/2006/wordml" xmlns:wps="http://schemas.microsoft.com/office/word/2010/wordprocessingShape" mc:Ignorable="w14 w15 w16se w16cid w16 w16cex w16sdtdh w16sdtfl w16du wp14">
   <w:sdt>
     <w:sdtPr>
       <w:id w:val="4715308"/>
@@ -11835,6 +14185,7 @@
         <w:docPartUnique/>
       </w:docPartObj>
     </w:sdtPr>
+    <w:sdtEndPr/>
     <w:sdtContent>
       <w:sdt>
         <w:sdtPr>
@@ -11844,6 +14195,7 @@
             <w:docPartUnique/>
           </w:docPartObj>
         </w:sdtPr>
+        <w:sdtEndPr/>
         <w:sdtContent>
           <w:p>
             <w:pPr>
@@ -11866,7 +14218,7 @@
               <w:rPr>
                 <w:noProof/>
               </w:rPr>
-              <w:t>2023</w:t>
+              <w:t>2025</w:t>
             </w:r>
             <w:r>
               <w:fldChar w:fldCharType="end"/>
@@ -11946,7 +14298,7 @@
 </file>
 
 <file path=word/footnotes.xml><?xml version="1.0" encoding="utf-8"?>
-<w:footnotes xmlns:wpc="http://schemas.microsoft.com/office/word/2010/wordprocessingCanvas" xmlns:cx="http://schemas.microsoft.com/office/drawing/2014/chartex" xmlns:cx1="http://schemas.microsoft.com/office/drawing/2015/9/8/chartex" xmlns:cx2="http://schemas.microsoft.com/office/drawing/2015/10/21/chartex" xmlns:cx3="http://schemas.microsoft.com/office/drawing/2016/5/9/chartex" xmlns:cx4="http://schemas.microsoft.com/office/drawing/2016/5/10/chartex" xmlns:cx5="http://schemas.microsoft.com/office/drawing/2016/5/11/chartex" xmlns:cx6="http://schemas.microsoft.com/office/drawing/2016/5/12/chartex" xmlns:cx7="http://schemas.microsoft.com/office/drawing/2016/5/13/chartex" xmlns:cx8="http://schemas.microsoft.com/office/drawing/2016/5/14/chartex" xmlns:mc="http://schemas.openxmlformats.org/markup-compatibility/2006" xmlns:aink="http://schemas.microsoft.com/office/drawing/2016/ink" xmlns:am3d="http://schemas.microsoft.com/office/drawing/2017/model3d" xmlns:o="urn:schemas-microsoft-com:office:office" xmlns:oel="http://schemas.microsoft.com/office/2019/extlst" xmlns:r="http://schemas.openxmlformats.org/officeDocument/2006/relationships" xmlns:m="http://schemas.openxmlformats.org/officeDocument/2006/math" xmlns:v="urn:schemas-microsoft-com:vml" xmlns:wp14="http://schemas.microsoft.com/office/word/2010/wordprocessingDrawing" xmlns:wp="http://schemas.openxmlformats.org/drawingml/2006/wordprocessingDrawing" xmlns:w10="urn:schemas-microsoft-com:office:word" xmlns:w="http://schemas.openxmlformats.org/wordprocessingml/2006/main" xmlns:w14="http://schemas.microsoft.com/office/word/2010/wordml" xmlns:w15="http://schemas.microsoft.com/office/word/2012/wordml" xmlns:w16cex="http://schemas.microsoft.com/office/word/2018/wordml/cex" xmlns:w16cid="http://schemas.microsoft.com/office/word/2016/wordml/cid" xmlns:w16="http://schemas.microsoft.com/office/word/2018/wordml" xmlns:w16du="http://schemas.microsoft.com/office/word/2023/wordml/word16du" xmlns:w16sdtdh="http://schemas.microsoft.com/office/word/2020/wordml/sdtdatahash" xmlns:w16se="http://schemas.microsoft.com/office/word/2015/wordml/symex" xmlns:wpg="http://schemas.microsoft.com/office/word/2010/wordprocessingGroup" xmlns:wpi="http://schemas.microsoft.com/office/word/2010/wordprocessingInk" xmlns:wne="http://schemas.microsoft.com/office/word/2006/wordml" xmlns:wps="http://schemas.microsoft.com/office/word/2010/wordprocessingShape" mc:Ignorable="w14 w15 w16se w16cid w16 w16cex w16sdtdh wp14">
+<w:footnotes xmlns:wpc="http://schemas.microsoft.com/office/word/2010/wordprocessingCanvas" xmlns:cx="http://schemas.microsoft.com/office/drawing/2014/chartex" xmlns:cx1="http://schemas.microsoft.com/office/drawing/2015/9/8/chartex" xmlns:cx2="http://schemas.microsoft.com/office/drawing/2015/10/21/chartex" xmlns:cx3="http://schemas.microsoft.com/office/drawing/2016/5/9/chartex" xmlns:cx4="http://schemas.microsoft.com/office/drawing/2016/5/10/chartex" xmlns:cx5="http://schemas.microsoft.com/office/drawing/2016/5/11/chartex" xmlns:cx6="http://schemas.microsoft.com/office/drawing/2016/5/12/chartex" xmlns:cx7="http://schemas.microsoft.com/office/drawing/2016/5/13/chartex" xmlns:cx8="http://schemas.microsoft.com/office/drawing/2016/5/14/chartex" xmlns:mc="http://schemas.openxmlformats.org/markup-compatibility/2006" xmlns:aink="http://schemas.microsoft.com/office/drawing/2016/ink" xmlns:am3d="http://schemas.microsoft.com/office/drawing/2017/model3d" xmlns:o="urn:schemas-microsoft-com:office:office" xmlns:oel="http://schemas.microsoft.com/office/2019/extlst" xmlns:r="http://schemas.openxmlformats.org/officeDocument/2006/relationships" xmlns:m="http://schemas.openxmlformats.org/officeDocument/2006/math" xmlns:v="urn:schemas-microsoft-com:vml" xmlns:wp14="http://schemas.microsoft.com/office/word/2010/wordprocessingDrawing" xmlns:wp="http://schemas.openxmlformats.org/drawingml/2006/wordprocessingDrawing" xmlns:w10="urn:schemas-microsoft-com:office:word" xmlns:w="http://schemas.openxmlformats.org/wordprocessingml/2006/main" xmlns:w14="http://schemas.microsoft.com/office/word/2010/wordml" xmlns:w15="http://schemas.microsoft.com/office/word/2012/wordml" xmlns:w16cex="http://schemas.microsoft.com/office/word/2018/wordml/cex" xmlns:w16cid="http://schemas.microsoft.com/office/word/2016/wordml/cid" xmlns:w16="http://schemas.microsoft.com/office/word/2018/wordml" xmlns:w16du="http://schemas.microsoft.com/office/word/2023/wordml/word16du" xmlns:w16sdtdh="http://schemas.microsoft.com/office/word/2020/wordml/sdtdatahash" xmlns:w16sdtfl="http://schemas.microsoft.com/office/word/2024/wordml/sdtformatlock" xmlns:w16se="http://schemas.microsoft.com/office/word/2015/wordml/symex" xmlns:wpg="http://schemas.microsoft.com/office/word/2010/wordprocessingGroup" xmlns:wpi="http://schemas.microsoft.com/office/word/2010/wordprocessingInk" xmlns:wne="http://schemas.microsoft.com/office/word/2006/wordml" xmlns:wps="http://schemas.microsoft.com/office/word/2010/wordprocessingShape" mc:Ignorable="w14 w15 w16se w16cid w16 w16cex w16sdtdh w16sdtfl w16du wp14">
   <w:footnote w:type="separator" w:id="-1">
     <w:p>
       <w:pPr>
@@ -11973,7 +14325,7 @@
 </file>
 
 <file path=word/header1.xml><?xml version="1.0" encoding="utf-8"?>
-<w:hdr xmlns:wpc="http://schemas.microsoft.com/office/word/2010/wordprocessingCanvas" xmlns:cx="http://schemas.microsoft.com/office/drawing/2014/chartex" xmlns:cx1="http://schemas.microsoft.com/office/drawing/2015/9/8/chartex" xmlns:cx2="http://schemas.microsoft.com/office/drawing/2015/10/21/chartex" xmlns:cx3="http://schemas.microsoft.com/office/drawing/2016/5/9/chartex" xmlns:cx4="http://schemas.microsoft.com/office/drawing/2016/5/10/chartex" xmlns:cx5="http://schemas.microsoft.com/office/drawing/2016/5/11/chartex" xmlns:cx6="http://schemas.microsoft.com/office/drawing/2016/5/12/chartex" xmlns:cx7="http://schemas.microsoft.com/office/drawing/2016/5/13/chartex" xmlns:cx8="http://schemas.microsoft.com/office/drawing/2016/5/14/chartex" xmlns:mc="http://schemas.openxmlformats.org/markup-compatibility/2006" xmlns:aink="http://schemas.microsoft.com/office/drawing/2016/ink" xmlns:am3d="http://schemas.microsoft.com/office/drawing/2017/model3d" xmlns:o="urn:schemas-microsoft-com:office:office" xmlns:oel="http://schemas.microsoft.com/office/2019/extlst" xmlns:r="http://schemas.openxmlformats.org/officeDocument/2006/relationships" xmlns:m="http://schemas.openxmlformats.org/officeDocument/2006/math" xmlns:v="urn:schemas-microsoft-com:vml" xmlns:wp14="http://schemas.microsoft.com/office/word/2010/wordprocessingDrawing" xmlns:wp="http://schemas.openxmlformats.org/drawingml/2006/wordprocessingDrawing" xmlns:w10="urn:schemas-microsoft-com:office:word" xmlns:w="http://schemas.openxmlformats.org/wordprocessingml/2006/main" xmlns:w14="http://schemas.microsoft.com/office/word/2010/wordml" xmlns:w15="http://schemas.microsoft.com/office/word/2012/wordml" xmlns:w16cex="http://schemas.microsoft.com/office/word/2018/wordml/cex" xmlns:w16cid="http://schemas.microsoft.com/office/word/2016/wordml/cid" xmlns:w16="http://schemas.microsoft.com/office/word/2018/wordml" xmlns:w16du="http://schemas.microsoft.com/office/word/2023/wordml/word16du" xmlns:w16sdtdh="http://schemas.microsoft.com/office/word/2020/wordml/sdtdatahash" xmlns:w16se="http://schemas.microsoft.com/office/word/2015/wordml/symex" xmlns:wpg="http://schemas.microsoft.com/office/word/2010/wordprocessingGroup" xmlns:wpi="http://schemas.microsoft.com/office/word/2010/wordprocessingInk" xmlns:wne="http://schemas.microsoft.com/office/word/2006/wordml" xmlns:wps="http://schemas.microsoft.com/office/word/2010/wordprocessingShape" mc:Ignorable="w14 w15 w16se w16cid w16 w16cex w16sdtdh wp14">
+<w:hdr xmlns:wpc="http://schemas.microsoft.com/office/word/2010/wordprocessingCanvas" xmlns:cx="http://schemas.microsoft.com/office/drawing/2014/chartex" xmlns:cx1="http://schemas.microsoft.com/office/drawing/2015/9/8/chartex" xmlns:cx2="http://schemas.microsoft.com/office/drawing/2015/10/21/chartex" xmlns:cx3="http://schemas.microsoft.com/office/drawing/2016/5/9/chartex" xmlns:cx4="http://schemas.microsoft.com/office/drawing/2016/5/10/chartex" xmlns:cx5="http://schemas.microsoft.com/office/drawing/2016/5/11/chartex" xmlns:cx6="http://schemas.microsoft.com/office/drawing/2016/5/12/chartex" xmlns:cx7="http://schemas.microsoft.com/office/drawing/2016/5/13/chartex" xmlns:cx8="http://schemas.microsoft.com/office/drawing/2016/5/14/chartex" xmlns:mc="http://schemas.openxmlformats.org/markup-compatibility/2006" xmlns:aink="http://schemas.microsoft.com/office/drawing/2016/ink" xmlns:am3d="http://schemas.microsoft.com/office/drawing/2017/model3d" xmlns:o="urn:schemas-microsoft-com:office:office" xmlns:oel="http://schemas.microsoft.com/office/2019/extlst" xmlns:r="http://schemas.openxmlformats.org/officeDocument/2006/relationships" xmlns:m="http://schemas.openxmlformats.org/officeDocument/2006/math" xmlns:v="urn:schemas-microsoft-com:vml" xmlns:wp14="http://schemas.microsoft.com/office/word/2010/wordprocessingDrawing" xmlns:wp="http://schemas.openxmlformats.org/drawingml/2006/wordprocessingDrawing" xmlns:w10="urn:schemas-microsoft-com:office:word" xmlns:w="http://schemas.openxmlformats.org/wordprocessingml/2006/main" xmlns:w14="http://schemas.microsoft.com/office/word/2010/wordml" xmlns:w15="http://schemas.microsoft.com/office/word/2012/wordml" xmlns:w16cex="http://schemas.microsoft.com/office/word/2018/wordml/cex" xmlns:w16cid="http://schemas.microsoft.com/office/word/2016/wordml/cid" xmlns:w16="http://schemas.microsoft.com/office/word/2018/wordml" xmlns:w16du="http://schemas.microsoft.com/office/word/2023/wordml/word16du" xmlns:w16sdtdh="http://schemas.microsoft.com/office/word/2020/wordml/sdtdatahash" xmlns:w16sdtfl="http://schemas.microsoft.com/office/word/2024/wordml/sdtformatlock" xmlns:w16se="http://schemas.microsoft.com/office/word/2015/wordml/symex" xmlns:wpg="http://schemas.microsoft.com/office/word/2010/wordprocessingGroup" xmlns:wpi="http://schemas.microsoft.com/office/word/2010/wordprocessingInk" xmlns:wne="http://schemas.microsoft.com/office/word/2006/wordml" xmlns:wps="http://schemas.microsoft.com/office/word/2010/wordprocessingShape" mc:Ignorable="w14 w15 w16se w16cid w16 w16cex w16sdtdh w16sdtfl w16du wp14">
   <w:p>
     <w:pPr>
       <w:pStyle w:val="Header"/>
@@ -12078,7 +14430,7 @@
 </file>
 
 <file path=word/header2.xml><?xml version="1.0" encoding="utf-8"?>
-<w:hdr xmlns:wpc="http://schemas.microsoft.com/office/word/2010/wordprocessingCanvas" xmlns:cx="http://schemas.microsoft.com/office/drawing/2014/chartex" xmlns:cx1="http://schemas.microsoft.com/office/drawing/2015/9/8/chartex" xmlns:cx2="http://schemas.microsoft.com/office/drawing/2015/10/21/chartex" xmlns:cx3="http://schemas.microsoft.com/office/drawing/2016/5/9/chartex" xmlns:cx4="http://schemas.microsoft.com/office/drawing/2016/5/10/chartex" xmlns:cx5="http://schemas.microsoft.com/office/drawing/2016/5/11/chartex" xmlns:cx6="http://schemas.microsoft.com/office/drawing/2016/5/12/chartex" xmlns:cx7="http://schemas.microsoft.com/office/drawing/2016/5/13/chartex" xmlns:cx8="http://schemas.microsoft.com/office/drawing/2016/5/14/chartex" xmlns:mc="http://schemas.openxmlformats.org/markup-compatibility/2006" xmlns:aink="http://schemas.microsoft.com/office/drawing/2016/ink" xmlns:am3d="http://schemas.microsoft.com/office/drawing/2017/model3d" xmlns:o="urn:schemas-microsoft-com:office:office" xmlns:oel="http://schemas.microsoft.com/office/2019/extlst" xmlns:r="http://schemas.openxmlformats.org/officeDocument/2006/relationships" xmlns:m="http://schemas.openxmlformats.org/officeDocument/2006/math" xmlns:v="urn:schemas-microsoft-com:vml" xmlns:wp14="http://schemas.microsoft.com/office/word/2010/wordprocessingDrawing" xmlns:wp="http://schemas.openxmlformats.org/drawingml/2006/wordprocessingDrawing" xmlns:w10="urn:schemas-microsoft-com:office:word" xmlns:w="http://schemas.openxmlformats.org/wordprocessingml/2006/main" xmlns:w14="http://schemas.microsoft.com/office/word/2010/wordml" xmlns:w15="http://schemas.microsoft.com/office/word/2012/wordml" xmlns:w16cex="http://schemas.microsoft.com/office/word/2018/wordml/cex" xmlns:w16cid="http://schemas.microsoft.com/office/word/2016/wordml/cid" xmlns:w16="http://schemas.microsoft.com/office/word/2018/wordml" xmlns:w16du="http://schemas.microsoft.com/office/word/2023/wordml/word16du" xmlns:w16sdtdh="http://schemas.microsoft.com/office/word/2020/wordml/sdtdatahash" xmlns:w16se="http://schemas.microsoft.com/office/word/2015/wordml/symex" xmlns:wpg="http://schemas.microsoft.com/office/word/2010/wordprocessingGroup" xmlns:wpi="http://schemas.microsoft.com/office/word/2010/wordprocessingInk" xmlns:wne="http://schemas.microsoft.com/office/word/2006/wordml" xmlns:wps="http://schemas.microsoft.com/office/word/2010/wordprocessingShape" mc:Ignorable="w14 w15 w16se w16cid w16 w16cex w16sdtdh wp14">
+<w:hdr xmlns:wpc="http://schemas.microsoft.com/office/word/2010/wordprocessingCanvas" xmlns:cx="http://schemas.microsoft.com/office/drawing/2014/chartex" xmlns:cx1="http://schemas.microsoft.com/office/drawing/2015/9/8/chartex" xmlns:cx2="http://schemas.microsoft.com/office/drawing/2015/10/21/chartex" xmlns:cx3="http://schemas.microsoft.com/office/drawing/2016/5/9/chartex" xmlns:cx4="http://schemas.microsoft.com/office/drawing/2016/5/10/chartex" xmlns:cx5="http://schemas.microsoft.com/office/drawing/2016/5/11/chartex" xmlns:cx6="http://schemas.microsoft.com/office/drawing/2016/5/12/chartex" xmlns:cx7="http://schemas.microsoft.com/office/drawing/2016/5/13/chartex" xmlns:cx8="http://schemas.microsoft.com/office/drawing/2016/5/14/chartex" xmlns:mc="http://schemas.openxmlformats.org/markup-compatibility/2006" xmlns:aink="http://schemas.microsoft.com/office/drawing/2016/ink" xmlns:am3d="http://schemas.microsoft.com/office/drawing/2017/model3d" xmlns:o="urn:schemas-microsoft-com:office:office" xmlns:oel="http://schemas.microsoft.com/office/2019/extlst" xmlns:r="http://schemas.openxmlformats.org/officeDocument/2006/relationships" xmlns:m="http://schemas.openxmlformats.org/officeDocument/2006/math" xmlns:v="urn:schemas-microsoft-com:vml" xmlns:wp14="http://schemas.microsoft.com/office/word/2010/wordprocessingDrawing" xmlns:wp="http://schemas.openxmlformats.org/drawingml/2006/wordprocessingDrawing" xmlns:w10="urn:schemas-microsoft-com:office:word" xmlns:w="http://schemas.openxmlformats.org/wordprocessingml/2006/main" xmlns:w14="http://schemas.microsoft.com/office/word/2010/wordml" xmlns:w15="http://schemas.microsoft.com/office/word/2012/wordml" xmlns:w16cex="http://schemas.microsoft.com/office/word/2018/wordml/cex" xmlns:w16cid="http://schemas.microsoft.com/office/word/2016/wordml/cid" xmlns:w16="http://schemas.microsoft.com/office/word/2018/wordml" xmlns:w16du="http://schemas.microsoft.com/office/word/2023/wordml/word16du" xmlns:w16sdtdh="http://schemas.microsoft.com/office/word/2020/wordml/sdtdatahash" xmlns:w16sdtfl="http://schemas.microsoft.com/office/word/2024/wordml/sdtformatlock" xmlns:w16se="http://schemas.microsoft.com/office/word/2015/wordml/symex" xmlns:wpg="http://schemas.microsoft.com/office/word/2010/wordprocessingGroup" xmlns:wpi="http://schemas.microsoft.com/office/word/2010/wordprocessingInk" xmlns:wne="http://schemas.microsoft.com/office/word/2006/wordml" xmlns:wps="http://schemas.microsoft.com/office/word/2010/wordprocessingShape" mc:Ignorable="w14 w15 w16se w16cid w16 w16cex w16sdtdh w16sdtfl w16du wp14">
   <w:p>
     <w:pPr>
       <w:pStyle w:val="Header"/>
@@ -12159,7 +14511,7 @@
 </file>
 
 <file path=word/header3.xml><?xml version="1.0" encoding="utf-8"?>
-<w:hdr xmlns:wpc="http://schemas.microsoft.com/office/word/2010/wordprocessingCanvas" xmlns:cx="http://schemas.microsoft.com/office/drawing/2014/chartex" xmlns:cx1="http://schemas.microsoft.com/office/drawing/2015/9/8/chartex" xmlns:cx2="http://schemas.microsoft.com/office/drawing/2015/10/21/chartex" xmlns:cx3="http://schemas.microsoft.com/office/drawing/2016/5/9/chartex" xmlns:cx4="http://schemas.microsoft.com/office/drawing/2016/5/10/chartex" xmlns:cx5="http://schemas.microsoft.com/office/drawing/2016/5/11/chartex" xmlns:cx6="http://schemas.microsoft.com/office/drawing/2016/5/12/chartex" xmlns:cx7="http://schemas.microsoft.com/office/drawing/2016/5/13/chartex" xmlns:cx8="http://schemas.microsoft.com/office/drawing/2016/5/14/chartex" xmlns:mc="http://schemas.openxmlformats.org/markup-compatibility/2006" xmlns:aink="http://schemas.microsoft.com/office/drawing/2016/ink" xmlns:am3d="http://schemas.microsoft.com/office/drawing/2017/model3d" xmlns:o="urn:schemas-microsoft-com:office:office" xmlns:oel="http://schemas.microsoft.com/office/2019/extlst" xmlns:r="http://schemas.openxmlformats.org/officeDocument/2006/relationships" xmlns:m="http://schemas.openxmlformats.org/officeDocument/2006/math" xmlns:v="urn:schemas-microsoft-com:vml" xmlns:wp14="http://schemas.microsoft.com/office/word/2010/wordprocessingDrawing" xmlns:wp="http://schemas.openxmlformats.org/drawingml/2006/wordprocessingDrawing" xmlns:w10="urn:schemas-microsoft-com:office:word" xmlns:w="http://schemas.openxmlformats.org/wordprocessingml/2006/main" xmlns:w14="http://schemas.microsoft.com/office/word/2010/wordml" xmlns:w15="http://schemas.microsoft.com/office/word/2012/wordml" xmlns:w16cex="http://schemas.microsoft.com/office/word/2018/wordml/cex" xmlns:w16cid="http://schemas.microsoft.com/office/word/2016/wordml/cid" xmlns:w16="http://schemas.microsoft.com/office/word/2018/wordml" xmlns:w16du="http://schemas.microsoft.com/office/word/2023/wordml/word16du" xmlns:w16sdtdh="http://schemas.microsoft.com/office/word/2020/wordml/sdtdatahash" xmlns:w16se="http://schemas.microsoft.com/office/word/2015/wordml/symex" xmlns:wpg="http://schemas.microsoft.com/office/word/2010/wordprocessingGroup" xmlns:wpi="http://schemas.microsoft.com/office/word/2010/wordprocessingInk" xmlns:wne="http://schemas.microsoft.com/office/word/2006/wordml" xmlns:wps="http://schemas.microsoft.com/office/word/2010/wordprocessingShape" mc:Ignorable="w14 w15 w16se w16cid w16 w16cex w16sdtdh wp14">
+<w:hdr xmlns:wpc="http://schemas.microsoft.com/office/word/2010/wordprocessingCanvas" xmlns:cx="http://schemas.microsoft.com/office/drawing/2014/chartex" xmlns:cx1="http://schemas.microsoft.com/office/drawing/2015/9/8/chartex" xmlns:cx2="http://schemas.microsoft.com/office/drawing/2015/10/21/chartex" xmlns:cx3="http://schemas.microsoft.com/office/drawing/2016/5/9/chartex" xmlns:cx4="http://schemas.microsoft.com/office/drawing/2016/5/10/chartex" xmlns:cx5="http://schemas.microsoft.com/office/drawing/2016/5/11/chartex" xmlns:cx6="http://schemas.microsoft.com/office/drawing/2016/5/12/chartex" xmlns:cx7="http://schemas.microsoft.com/office/drawing/2016/5/13/chartex" xmlns:cx8="http://schemas.microsoft.com/office/drawing/2016/5/14/chartex" xmlns:mc="http://schemas.openxmlformats.org/markup-compatibility/2006" xmlns:aink="http://schemas.microsoft.com/office/drawing/2016/ink" xmlns:am3d="http://schemas.microsoft.com/office/drawing/2017/model3d" xmlns:o="urn:schemas-microsoft-com:office:office" xmlns:oel="http://schemas.microsoft.com/office/2019/extlst" xmlns:r="http://schemas.openxmlformats.org/officeDocument/2006/relationships" xmlns:m="http://schemas.openxmlformats.org/officeDocument/2006/math" xmlns:v="urn:schemas-microsoft-com:vml" xmlns:wp14="http://schemas.microsoft.com/office/word/2010/wordprocessingDrawing" xmlns:wp="http://schemas.openxmlformats.org/drawingml/2006/wordprocessingDrawing" xmlns:w10="urn:schemas-microsoft-com:office:word" xmlns:w="http://schemas.openxmlformats.org/wordprocessingml/2006/main" xmlns:w14="http://schemas.microsoft.com/office/word/2010/wordml" xmlns:w15="http://schemas.microsoft.com/office/word/2012/wordml" xmlns:w16cex="http://schemas.microsoft.com/office/word/2018/wordml/cex" xmlns:w16cid="http://schemas.microsoft.com/office/word/2016/wordml/cid" xmlns:w16="http://schemas.microsoft.com/office/word/2018/wordml" xmlns:w16du="http://schemas.microsoft.com/office/word/2023/wordml/word16du" xmlns:w16sdtdh="http://schemas.microsoft.com/office/word/2020/wordml/sdtdatahash" xmlns:w16sdtfl="http://schemas.microsoft.com/office/word/2024/wordml/sdtformatlock" xmlns:w16se="http://schemas.microsoft.com/office/word/2015/wordml/symex" xmlns:wpg="http://schemas.microsoft.com/office/word/2010/wordprocessingGroup" xmlns:wpi="http://schemas.microsoft.com/office/word/2010/wordprocessingInk" xmlns:wne="http://schemas.microsoft.com/office/word/2006/wordml" xmlns:wps="http://schemas.microsoft.com/office/word/2010/wordprocessingShape" mc:Ignorable="w14 w15 w16se w16cid w16 w16cex w16sdtdh w16sdtfl w16du wp14">
   <w:p>
     <w:pPr>
       <w:pStyle w:val="Header"/>
@@ -12169,7 +14521,7 @@
 </file>
 
 <file path=word/numbering.xml><?xml version="1.0" encoding="utf-8"?>
-<w:numbering xmlns:wpc="http://schemas.microsoft.com/office/word/2010/wordprocessingCanvas" xmlns:cx="http://schemas.microsoft.com/office/drawing/2014/chartex" xmlns:cx1="http://schemas.microsoft.com/office/drawing/2015/9/8/chartex" xmlns:cx2="http://schemas.microsoft.com/office/drawing/2015/10/21/chartex" xmlns:cx3="http://schemas.microsoft.com/office/drawing/2016/5/9/chartex" xmlns:cx4="http://schemas.microsoft.com/office/drawing/2016/5/10/chartex" xmlns:cx5="http://schemas.microsoft.com/office/drawing/2016/5/11/chartex" xmlns:cx6="http://schemas.microsoft.com/office/drawing/2016/5/12/chartex" xmlns:cx7="http://schemas.microsoft.com/office/drawing/2016/5/13/chartex" xmlns:cx8="http://schemas.microsoft.com/office/drawing/2016/5/14/chartex" xmlns:mc="http://schemas.openxmlformats.org/markup-compatibility/2006" xmlns:aink="http://schemas.microsoft.com/office/drawing/2016/ink" xmlns:am3d="http://schemas.microsoft.com/office/drawing/2017/model3d" xmlns:o="urn:schemas-microsoft-com:office:office" xmlns:oel="http://schemas.microsoft.com/office/2019/extlst" xmlns:r="http://schemas.openxmlformats.org/officeDocument/2006/relationships" xmlns:m="http://schemas.openxmlformats.org/officeDocument/2006/math" xmlns:v="urn:schemas-microsoft-com:vml" xmlns:wp14="http://schemas.microsoft.com/office/word/2010/wordprocessingDrawing" xmlns:wp="http://schemas.openxmlformats.org/drawingml/2006/wordprocessingDrawing" xmlns:w10="urn:schemas-microsoft-com:office:word" xmlns:w="http://schemas.openxmlformats.org/wordprocessingml/2006/main" xmlns:w14="http://schemas.microsoft.com/office/word/2010/wordml" xmlns:w15="http://schemas.microsoft.com/office/word/2012/wordml" xmlns:w16cex="http://schemas.microsoft.com/office/word/2018/wordml/cex" xmlns:w16cid="http://schemas.microsoft.com/office/word/2016/wordml/cid" xmlns:w16="http://schemas.microsoft.com/office/word/2018/wordml" xmlns:w16du="http://schemas.microsoft.com/office/word/2023/wordml/word16du" xmlns:w16sdtdh="http://schemas.microsoft.com/office/word/2020/wordml/sdtdatahash" xmlns:w16se="http://schemas.microsoft.com/office/word/2015/wordml/symex" xmlns:wpg="http://schemas.microsoft.com/office/word/2010/wordprocessingGroup" xmlns:wpi="http://schemas.microsoft.com/office/word/2010/wordprocessingInk" xmlns:wne="http://schemas.microsoft.com/office/word/2006/wordml" xmlns:wps="http://schemas.microsoft.com/office/word/2010/wordprocessingShape" mc:Ignorable="w14 w15 w16se w16cid w16 w16cex w16sdtdh wp14">
+<w:numbering xmlns:wpc="http://schemas.microsoft.com/office/word/2010/wordprocessingCanvas" xmlns:cx="http://schemas.microsoft.com/office/drawing/2014/chartex" xmlns:cx1="http://schemas.microsoft.com/office/drawing/2015/9/8/chartex" xmlns:cx2="http://schemas.microsoft.com/office/drawing/2015/10/21/chartex" xmlns:cx3="http://schemas.microsoft.com/office/drawing/2016/5/9/chartex" xmlns:cx4="http://schemas.microsoft.com/office/drawing/2016/5/10/chartex" xmlns:cx5="http://schemas.microsoft.com/office/drawing/2016/5/11/chartex" xmlns:cx6="http://schemas.microsoft.com/office/drawing/2016/5/12/chartex" xmlns:cx7="http://schemas.microsoft.com/office/drawing/2016/5/13/chartex" xmlns:cx8="http://schemas.microsoft.com/office/drawing/2016/5/14/chartex" xmlns:mc="http://schemas.openxmlformats.org/markup-compatibility/2006" xmlns:aink="http://schemas.microsoft.com/office/drawing/2016/ink" xmlns:am3d="http://schemas.microsoft.com/office/drawing/2017/model3d" xmlns:o="urn:schemas-microsoft-com:office:office" xmlns:oel="http://schemas.microsoft.com/office/2019/extlst" xmlns:r="http://schemas.openxmlformats.org/officeDocument/2006/relationships" xmlns:m="http://schemas.openxmlformats.org/officeDocument/2006/math" xmlns:v="urn:schemas-microsoft-com:vml" xmlns:wp14="http://schemas.microsoft.com/office/word/2010/wordprocessingDrawing" xmlns:wp="http://schemas.openxmlformats.org/drawingml/2006/wordprocessingDrawing" xmlns:w10="urn:schemas-microsoft-com:office:word" xmlns:w="http://schemas.openxmlformats.org/wordprocessingml/2006/main" xmlns:w14="http://schemas.microsoft.com/office/word/2010/wordml" xmlns:w15="http://schemas.microsoft.com/office/word/2012/wordml" xmlns:w16cex="http://schemas.microsoft.com/office/word/2018/wordml/cex" xmlns:w16cid="http://schemas.microsoft.com/office/word/2016/wordml/cid" xmlns:w16="http://schemas.microsoft.com/office/word/2018/wordml" xmlns:w16du="http://schemas.microsoft.com/office/word/2023/wordml/word16du" xmlns:w16sdtdh="http://schemas.microsoft.com/office/word/2020/wordml/sdtdatahash" xmlns:w16sdtfl="http://schemas.microsoft.com/office/word/2024/wordml/sdtformatlock" xmlns:w16se="http://schemas.microsoft.com/office/word/2015/wordml/symex" xmlns:wpg="http://schemas.microsoft.com/office/word/2010/wordprocessingGroup" xmlns:wpi="http://schemas.microsoft.com/office/word/2010/wordprocessingInk" xmlns:wne="http://schemas.microsoft.com/office/word/2006/wordml" xmlns:wps="http://schemas.microsoft.com/office/word/2010/wordprocessingShape" mc:Ignorable="w14 w15 w16se w16cid w16 w16cex w16sdtdh w16sdtfl w16du wp14">
   <w:abstractNum w:abstractNumId="0" w15:restartNumberingAfterBreak="0">
     <w:nsid w:val="01A42758"/>
     <w:multiLevelType w:val="hybridMultilevel"/>
@@ -15191,7 +17543,7 @@
 </file>
 
 <file path=word/styles.xml><?xml version="1.0" encoding="utf-8"?>
-<w:styles xmlns:mc="http://schemas.openxmlformats.org/markup-compatibility/2006" xmlns:r="http://schemas.openxmlformats.org/officeDocument/2006/relationships" xmlns:w="http://schemas.openxmlformats.org/wordprocessingml/2006/main" xmlns:w14="http://schemas.microsoft.com/office/word/2010/wordml" xmlns:w15="http://schemas.microsoft.com/office/word/2012/wordml" xmlns:w16cex="http://schemas.microsoft.com/office/word/2018/wordml/cex" xmlns:w16cid="http://schemas.microsoft.com/office/word/2016/wordml/cid" xmlns:w16="http://schemas.microsoft.com/office/word/2018/wordml" xmlns:w16sdtdh="http://schemas.microsoft.com/office/word/2020/wordml/sdtdatahash" xmlns:w16se="http://schemas.microsoft.com/office/word/2015/wordml/symex" mc:Ignorable="w14 w15 w16se w16cid w16 w16cex w16sdtdh">
+<w:styles xmlns:mc="http://schemas.openxmlformats.org/markup-compatibility/2006" xmlns:r="http://schemas.openxmlformats.org/officeDocument/2006/relationships" xmlns:w="http://schemas.openxmlformats.org/wordprocessingml/2006/main" xmlns:w14="http://schemas.microsoft.com/office/word/2010/wordml" xmlns:w15="http://schemas.microsoft.com/office/word/2012/wordml" xmlns:w16cex="http://schemas.microsoft.com/office/word/2018/wordml/cex" xmlns:w16cid="http://schemas.microsoft.com/office/word/2016/wordml/cid" xmlns:w16="http://schemas.microsoft.com/office/word/2018/wordml" xmlns:w16du="http://schemas.microsoft.com/office/word/2023/wordml/word16du" xmlns:w16sdtdh="http://schemas.microsoft.com/office/word/2020/wordml/sdtdatahash" xmlns:w16sdtfl="http://schemas.microsoft.com/office/word/2024/wordml/sdtformatlock" xmlns:w16se="http://schemas.microsoft.com/office/word/2015/wordml/symex" mc:Ignorable="w14 w15 w16se w16cid w16 w16cex w16sdtdh w16sdtfl w16du">
   <w:docDefaults>
     <w:rPrDefault>
       <w:rPr>
@@ -15836,7 +18188,6 @@
   <w:style w:type="character" w:default="1" w:styleId="DefaultParagraphFont">
     <w:name w:val="Default Paragraph Font"/>
     <w:uiPriority w:val="1"/>
-    <w:semiHidden/>
     <w:unhideWhenUsed/>
   </w:style>
   <w:style w:type="table" w:default="1" w:styleId="TableNormal">
@@ -16840,65 +19191,6 @@
 </file>
 
 <file path=customXml/item1.xml><?xml version="1.0" encoding="utf-8"?>
-<?mso-contentType ?>
-<FormTemplates xmlns="http://schemas.microsoft.com/sharepoint/v3/contenttype/forms">
-  <Display>DocumentLibraryForm</Display>
-  <Edit>DocumentLibraryForm</Edit>
-  <New>DocumentLibraryForm</New>
-</FormTemplates>
-</file>
-
-<file path=customXml/item2.xml><?xml version="1.0" encoding="utf-8"?>
-<?mso-contentType ?>
-<spe:Receivers xmlns:spe="http://schemas.microsoft.com/sharepoint/events">
-  <Receiver>
-    <Name>Document ID Generator</Name>
-    <Synchronization>Synchronous</Synchronization>
-    <Type>10001</Type>
-    <SequenceNumber>1000</SequenceNumber>
-    <Url/>
-    <Assembly>Microsoft.Office.DocumentManagement, Version=16.0.0.0, Culture=neutral, PublicKeyToken=71e9bce111e9429c</Assembly>
-    <Class>Microsoft.Office.DocumentManagement.Internal.DocIdHandler</Class>
-    <Data/>
-    <Filter/>
-  </Receiver>
-  <Receiver>
-    <Name>Document ID Generator</Name>
-    <Synchronization>Synchronous</Synchronization>
-    <Type>10002</Type>
-    <SequenceNumber>1001</SequenceNumber>
-    <Url/>
-    <Assembly>Microsoft.Office.DocumentManagement, Version=16.0.0.0, Culture=neutral, PublicKeyToken=71e9bce111e9429c</Assembly>
-    <Class>Microsoft.Office.DocumentManagement.Internal.DocIdHandler</Class>
-    <Data/>
-    <Filter/>
-  </Receiver>
-  <Receiver>
-    <Name>Document ID Generator</Name>
-    <Synchronization>Synchronous</Synchronization>
-    <Type>10004</Type>
-    <SequenceNumber>1002</SequenceNumber>
-    <Url/>
-    <Assembly>Microsoft.Office.DocumentManagement, Version=16.0.0.0, Culture=neutral, PublicKeyToken=71e9bce111e9429c</Assembly>
-    <Class>Microsoft.Office.DocumentManagement.Internal.DocIdHandler</Class>
-    <Data/>
-    <Filter/>
-  </Receiver>
-  <Receiver>
-    <Name>Document ID Generator</Name>
-    <Synchronization>Synchronous</Synchronization>
-    <Type>10006</Type>
-    <SequenceNumber>1003</SequenceNumber>
-    <Url/>
-    <Assembly>Microsoft.Office.DocumentManagement, Version=16.0.0.0, Culture=neutral, PublicKeyToken=71e9bce111e9429c</Assembly>
-    <Class>Microsoft.Office.DocumentManagement.Internal.DocIdHandler</Class>
-    <Data/>
-    <Filter/>
-  </Receiver>
-</spe:Receivers>
-</file>
-
-<file path=customXml/item3.xml><?xml version="1.0" encoding="utf-8"?>
 <ct:contentTypeSchema xmlns:ct="http://schemas.microsoft.com/office/2006/metadata/contentType" xmlns:ma="http://schemas.microsoft.com/office/2006/metadata/properties/metaAttributes" ct:_="" ma:_="" ma:contentTypeName="Document" ma:contentTypeID="0x01010050DA06D914BDE34CBFBF32CE2E7912F8" ma:contentTypeVersion="19" ma:contentTypeDescription="Create a new document." ma:contentTypeScope="" ma:versionID="76675610a4b07ba32dc99688af23a91c">
   <xsd:schema xmlns:xsd="http://www.w3.org/2001/XMLSchema" xmlns:xs="http://www.w3.org/2001/XMLSchema" xmlns:p="http://schemas.microsoft.com/office/2006/metadata/properties" xmlns:ns2="066b1fa1-e673-41bd-87ba-8687893fe173" xmlns:ns3="62716bce-2e5b-4137-9339-0c56d67fb532" xmlns:ns4="73088aa1-bb70-4e27-95fc-187c5437fa54" targetNamespace="http://schemas.microsoft.com/office/2006/metadata/properties" ma:root="true" ma:fieldsID="e4945c22c07b70bfc9f0e7af6a4e344b" ns2:_="" ns3:_="" ns4:_="">
     <xsd:import namespace="066b1fa1-e673-41bd-87ba-8687893fe173"/>
@@ -17177,7 +19469,70 @@
 </ct:contentTypeSchema>
 </file>
 
+<file path=customXml/item2.xml><?xml version="1.0" encoding="utf-8"?>
+<?mso-contentType ?>
+<spe:Receivers xmlns:spe="http://schemas.microsoft.com/sharepoint/events">
+  <Receiver>
+    <Name>Document ID Generator</Name>
+    <Synchronization>Synchronous</Synchronization>
+    <Type>10001</Type>
+    <SequenceNumber>1000</SequenceNumber>
+    <Url/>
+    <Assembly>Microsoft.Office.DocumentManagement, Version=16.0.0.0, Culture=neutral, PublicKeyToken=71e9bce111e9429c</Assembly>
+    <Class>Microsoft.Office.DocumentManagement.Internal.DocIdHandler</Class>
+    <Data/>
+    <Filter/>
+  </Receiver>
+  <Receiver>
+    <Name>Document ID Generator</Name>
+    <Synchronization>Synchronous</Synchronization>
+    <Type>10002</Type>
+    <SequenceNumber>1001</SequenceNumber>
+    <Url/>
+    <Assembly>Microsoft.Office.DocumentManagement, Version=16.0.0.0, Culture=neutral, PublicKeyToken=71e9bce111e9429c</Assembly>
+    <Class>Microsoft.Office.DocumentManagement.Internal.DocIdHandler</Class>
+    <Data/>
+    <Filter/>
+  </Receiver>
+  <Receiver>
+    <Name>Document ID Generator</Name>
+    <Synchronization>Synchronous</Synchronization>
+    <Type>10004</Type>
+    <SequenceNumber>1002</SequenceNumber>
+    <Url/>
+    <Assembly>Microsoft.Office.DocumentManagement, Version=16.0.0.0, Culture=neutral, PublicKeyToken=71e9bce111e9429c</Assembly>
+    <Class>Microsoft.Office.DocumentManagement.Internal.DocIdHandler</Class>
+    <Data/>
+    <Filter/>
+  </Receiver>
+  <Receiver>
+    <Name>Document ID Generator</Name>
+    <Synchronization>Synchronous</Synchronization>
+    <Type>10006</Type>
+    <SequenceNumber>1003</SequenceNumber>
+    <Url/>
+    <Assembly>Microsoft.Office.DocumentManagement, Version=16.0.0.0, Culture=neutral, PublicKeyToken=71e9bce111e9429c</Assembly>
+    <Class>Microsoft.Office.DocumentManagement.Internal.DocIdHandler</Class>
+    <Data/>
+    <Filter/>
+  </Receiver>
+</spe:Receivers>
+</file>
+
+<file path=customXml/item3.xml><?xml version="1.0" encoding="utf-8"?>
+<?mso-contentType ?>
+<FormTemplates xmlns="http://schemas.microsoft.com/sharepoint/v3/contenttype/forms">
+  <Display>DocumentLibraryForm</Display>
+  <Edit>DocumentLibraryForm</Edit>
+  <New>DocumentLibraryForm</New>
+</FormTemplates>
+</file>
+
 <file path=customXml/item4.xml><?xml version="1.0" encoding="utf-8"?>
+<b:Sources xmlns:b="http://schemas.openxmlformats.org/officeDocument/2006/bibliography" xmlns="http://schemas.openxmlformats.org/officeDocument/2006/bibliography" SelectedStyle="\APASixthEditionOfficeOnline.xsl" StyleName="APA" Version="6"/>
+</file>
+
+<file path=customXml/item5.xml><?xml version="1.0" encoding="utf-8"?>
 <p:properties xmlns:p="http://schemas.microsoft.com/office/2006/metadata/properties" xmlns:xsi="http://www.w3.org/2001/XMLSchema-instance" xmlns:pc="http://schemas.microsoft.com/office/infopath/2007/PartnerControls">
   <documentManagement>
     <Complete_x003f_ xmlns="62716bce-2e5b-4137-9339-0c56d67fb532">false</Complete_x003f_>
@@ -17194,27 +19549,7 @@
 </p:properties>
 </file>
 
-<file path=customXml/item5.xml><?xml version="1.0" encoding="utf-8"?>
-<b:Sources xmlns:b="http://schemas.openxmlformats.org/officeDocument/2006/bibliography" xmlns="http://schemas.openxmlformats.org/officeDocument/2006/bibliography" SelectedStyle="\APASixthEditionOfficeOnline.xsl" StyleName="APA" Version="6"/>
-</file>
-
 <file path=customXml/itemProps1.xml><?xml version="1.0" encoding="utf-8"?>
-<ds:datastoreItem xmlns:ds="http://schemas.openxmlformats.org/officeDocument/2006/customXml" ds:itemID="{A49C9544-3587-469E-ACFB-AB3193DB1786}">
-  <ds:schemaRefs>
-    <ds:schemaRef ds:uri="http://schemas.microsoft.com/sharepoint/v3/contenttype/forms"/>
-  </ds:schemaRefs>
-</ds:datastoreItem>
-</file>
-
-<file path=customXml/itemProps2.xml><?xml version="1.0" encoding="utf-8"?>
-<ds:datastoreItem xmlns:ds="http://schemas.openxmlformats.org/officeDocument/2006/customXml" ds:itemID="{D8693C99-2978-4ACA-BC9F-6B54B8C38C37}">
-  <ds:schemaRefs>
-    <ds:schemaRef ds:uri="http://schemas.microsoft.com/sharepoint/events"/>
-  </ds:schemaRefs>
-</ds:datastoreItem>
-</file>
-
-<file path=customXml/itemProps3.xml><?xml version="1.0" encoding="utf-8"?>
 <ds:datastoreItem xmlns:ds="http://schemas.openxmlformats.org/officeDocument/2006/customXml" ds:itemID="{A26D1E53-5681-4D49-8801-2A072D3C8E52}">
   <ds:schemaRefs>
     <ds:schemaRef ds:uri="http://schemas.microsoft.com/office/2006/metadata/contentType"/>
@@ -17234,7 +19569,31 @@
 </ds:datastoreItem>
 </file>
 
+<file path=customXml/itemProps2.xml><?xml version="1.0" encoding="utf-8"?>
+<ds:datastoreItem xmlns:ds="http://schemas.openxmlformats.org/officeDocument/2006/customXml" ds:itemID="{D8693C99-2978-4ACA-BC9F-6B54B8C38C37}">
+  <ds:schemaRefs>
+    <ds:schemaRef ds:uri="http://schemas.microsoft.com/sharepoint/events"/>
+  </ds:schemaRefs>
+</ds:datastoreItem>
+</file>
+
+<file path=customXml/itemProps3.xml><?xml version="1.0" encoding="utf-8"?>
+<ds:datastoreItem xmlns:ds="http://schemas.openxmlformats.org/officeDocument/2006/customXml" ds:itemID="{A49C9544-3587-469E-ACFB-AB3193DB1786}">
+  <ds:schemaRefs>
+    <ds:schemaRef ds:uri="http://schemas.microsoft.com/sharepoint/v3/contenttype/forms"/>
+  </ds:schemaRefs>
+</ds:datastoreItem>
+</file>
+
 <file path=customXml/itemProps4.xml><?xml version="1.0" encoding="utf-8"?>
+<ds:datastoreItem xmlns:ds="http://schemas.openxmlformats.org/officeDocument/2006/customXml" ds:itemID="{93CE97B0-D018-4F8F-B473-E51BDE1271C2}">
+  <ds:schemaRefs>
+    <ds:schemaRef ds:uri="http://schemas.openxmlformats.org/officeDocument/2006/bibliography"/>
+  </ds:schemaRefs>
+</ds:datastoreItem>
+</file>
+
+<file path=customXml/itemProps5.xml><?xml version="1.0" encoding="utf-8"?>
 <ds:datastoreItem xmlns:ds="http://schemas.openxmlformats.org/officeDocument/2006/customXml" ds:itemID="{1845047F-9C24-4D9E-BB25-1A5934F4A2F6}">
   <ds:schemaRefs>
     <ds:schemaRef ds:uri="http://schemas.microsoft.com/office/2006/metadata/properties"/>
@@ -17244,12 +19603,4 @@
     <ds:schemaRef ds:uri="73088aa1-bb70-4e27-95fc-187c5437fa54"/>
   </ds:schemaRefs>
 </ds:datastoreItem>
-</file>
-
-<file path=customXml/itemProps5.xml><?xml version="1.0" encoding="utf-8"?>
-<ds:datastoreItem xmlns:ds="http://schemas.openxmlformats.org/officeDocument/2006/customXml" ds:itemID="{93CE97B0-D018-4F8F-B473-E51BDE1271C2}">
-  <ds:schemaRefs>
-    <ds:schemaRef ds:uri="http://schemas.openxmlformats.org/officeDocument/2006/bibliography"/>
-  </ds:schemaRefs>
-</ds:datastoreItem>
 </file>